--- a/secciones/industria/anexo/Mallplaza_Industria_EN_Anexo.docx
+++ b/secciones/industria/anexo/Mallplaza_Industria_EN_Anexo.docx
@@ -18,7 +18,43 @@
           <w:sz w:val="30"/>
           <w:szCs w:val="30"/>
         </w:rPr>
-        <w:t xml:space="preserve">APPENDICES: INDUSTRY OVERVIEW AND COMPETITIVE POSITIONING</w:t>
+        <w:t xml:space="preserve">APPENDICES: INDUSTRY AND COMPETITIVE POSITIONING</w:t>
+      </w:r>
+    </w:p>
+    <w:p>
+      <w:pPr>
+        <w:keepNext/>
+        <w:pBdr>
+          <w:bottom w:val="single" w:color="14284B" w:sz="12" w:space="2"/>
+        </w:pBdr>
+        <w:spacing w:after="70" w:before="60"/>
+      </w:pPr>
+      <w:r>
+        <w:rPr>
+          <w:rFonts w:ascii="Arial" w:cs="Arial" w:eastAsia="Arial" w:hAnsi="Arial"/>
+          <w:b/>
+          <w:bCs/>
+          <w:color w:val="14284B"/>
+          <w:sz w:val="24"/>
+          <w:szCs w:val="24"/>
+        </w:rPr>
+        <w:t xml:space="preserve">APPENDIX 3: NEW GLA SUPPLY, 2026-2028</w:t>
+      </w:r>
+    </w:p>
+    <w:p>
+      <w:pPr>
+        <w:shd w:fill="EEF1F6" w:color="auto" w:val="clear"/>
+        <w:spacing w:after="80" w:line="228" w:lineRule="auto"/>
+        <w:jc w:val="both"/>
+      </w:pPr>
+      <w:r>
+        <w:rPr>
+          <w:rFonts w:ascii="Arial" w:cs="Arial" w:eastAsia="Arial" w:hAnsi="Arial"/>
+          <w:color w:val="1A1A1A"/>
+          <w:sz w:val="16"/>
+          <w:szCs w:val="16"/>
+        </w:rPr>
+        <w:t xml:space="preserve">The trio will add 432,030 m² between 2026 and 2028, of which 334,030 m² are organic (6.4% of their current total GLA; in Chile, 219,900 m², equivalent to 6.7% of their GLA in that country). Acquisitions (98,000 m², all by Parque Arauco) change owner but add no supply to the industry; the supply-versus-demand analysis for Chile (Figure 3) therefore uses organic GLA only.</w:t>
       </w:r>
     </w:p>
     <w:tbl>
@@ -34,17 +70,14 @@
         </w:tblBorders>
       </w:tblPr>
       <w:tblGrid>
-        <w:gridCol w:w="5225"/>
+        <w:gridCol w:w="4800"/>
         <w:gridCol w:w="216"/>
-        <w:gridCol w:w="5225"/>
+        <w:gridCol w:w="5650"/>
       </w:tblGrid>
       <w:tr>
-        <w:trPr>
-          <w:cantSplit/>
-        </w:trPr>
-        <w:tc>
-          <w:tcPr>
-            <w:tcW w:type="dxa" w:w="5225"/>
+        <w:tc>
+          <w:tcPr>
+            <w:tcW w:type="dxa" w:w="4800"/>
             <w:tcBorders>
               <w:top w:val="none" w:color="FFFFFF" w:sz="0"/>
               <w:left w:val="none" w:color="FFFFFF" w:sz="0"/>
@@ -61,7 +94,10 @@
           </w:tcPr>
           <w:p>
             <w:pPr>
-              <w:spacing w:after="30" w:before="20" w:line="228" w:lineRule="auto"/>
+              <w:pBdr>
+                <w:bottom w:val="single" w:color="E9004B" w:sz="8" w:space="1"/>
+              </w:pBdr>
+              <w:spacing w:after="50" w:before="40"/>
             </w:pPr>
             <w:r>
               <w:rPr>
@@ -69,19 +105,10 @@
                 <w:b/>
                 <w:bCs/>
                 <w:color w:val="14284B"/>
-                <w:sz w:val="14"/>
-                <w:szCs w:val="14"/>
-              </w:rPr>
-              <w:t xml:space="preserve">Appendix A: </w:t>
-            </w:r>
-            <w:r>
-              <w:rPr>
-                <w:rFonts w:ascii="Arial" w:cs="Arial" w:eastAsia="Arial" w:hAnsi="Arial"/>
-                <w:color w:val="14284B"/>
-                <w:sz w:val="14"/>
-                <w:szCs w:val="14"/>
-              </w:rPr>
-              <w:t xml:space="preserve">GLA pipeline 2026-2028: organic vs acquisitions (m²)</w:t>
+                <w:sz w:val="16"/>
+                <w:szCs w:val="16"/>
+              </w:rPr>
+              <w:t xml:space="preserve">A. PIPELINE BY COMPANY (m²)</w:t>
             </w:r>
           </w:p>
           <w:p>
@@ -91,7 +118,7 @@
             <w:r>
               <w:drawing>
                 <wp:inline distT="0" distB="0" distL="0" distR="0">
-                  <wp:extent cx="2257425" cy="1514475"/>
+                  <wp:extent cx="3048000" cy="2057400"/>
                   <wp:effectExtent t="0" r="0" b="0" l="0"/>
                   <wp:docPr id="1" name="" descr="" title=""/>
                   <wp:cNvGraphicFramePr>
@@ -116,7 +143,7 @@
                         <pic:spPr bwMode="auto">
                           <a:xfrm>
                             <a:off x="0" y="0"/>
-                            <a:ext cx="2257425" cy="1514475"/>
+                            <a:ext cx="3048000" cy="2057400"/>
                           </a:xfrm>
                           <a:prstGeom prst="rect">
                             <a:avLst/>
@@ -129,21 +156,1539 @@
               </w:drawing>
             </w:r>
           </w:p>
+          <w:p/>
+        </w:tc>
+        <w:tc>
+          <w:tcPr>
+            <w:tcW w:type="dxa" w:w="216"/>
+            <w:tcBorders>
+              <w:top w:val="none" w:color="FFFFFF" w:sz="0"/>
+              <w:left w:val="none" w:color="FFFFFF" w:sz="0"/>
+              <w:bottom w:val="none" w:color="FFFFFF" w:sz="0"/>
+              <w:right w:val="none" w:color="FFFFFF" w:sz="0"/>
+            </w:tcBorders>
+            <w:tcMar>
+              <w:top w:type="dxa" w:w="0"/>
+              <w:left w:type="dxa" w:w="0"/>
+              <w:bottom w:type="dxa" w:w="0"/>
+              <w:right w:type="dxa" w:w="0"/>
+            </w:tcMar>
+            <w:vAlign w:val="top"/>
+          </w:tcPr>
+          <w:p/>
+        </w:tc>
+        <w:tc>
+          <w:tcPr>
+            <w:tcW w:type="dxa" w:w="5650"/>
+            <w:tcBorders>
+              <w:top w:val="none" w:color="FFFFFF" w:sz="0"/>
+              <w:left w:val="none" w:color="FFFFFF" w:sz="0"/>
+              <w:bottom w:val="none" w:color="FFFFFF" w:sz="0"/>
+              <w:right w:val="none" w:color="FFFFFF" w:sz="0"/>
+            </w:tcBorders>
+            <w:tcMar>
+              <w:top w:type="dxa" w:w="0"/>
+              <w:left w:type="dxa" w:w="0"/>
+              <w:bottom w:type="dxa" w:w="0"/>
+              <w:right w:type="dxa" w:w="0"/>
+            </w:tcMar>
+            <w:vAlign w:val="top"/>
+          </w:tcPr>
+          <w:p>
+            <w:pPr>
+              <w:pBdr>
+                <w:bottom w:val="single" w:color="E9004B" w:sz="8" w:space="1"/>
+              </w:pBdr>
+              <w:spacing w:after="50" w:before="40"/>
+            </w:pPr>
+            <w:r>
+              <w:rPr>
+                <w:rFonts w:ascii="Arial" w:cs="Arial" w:eastAsia="Arial" w:hAnsi="Arial"/>
+                <w:b/>
+                <w:bCs/>
+                <w:color w:val="14284B"/>
+                <w:sz w:val="16"/>
+                <w:szCs w:val="16"/>
+              </w:rPr>
+              <w:t xml:space="preserve">B. GLA BY OPENING YEAR (m²)</w:t>
+            </w:r>
+          </w:p>
+          <w:tbl>
+            <w:tblPr>
+              <w:tblW w:type="dxa" w:w="5600"/>
+              <w:tblBorders>
+                <w:top w:val="none" w:color="FFFFFF" w:sz="0"/>
+                <w:left w:val="none" w:color="FFFFFF" w:sz="0"/>
+                <w:bottom w:val="none" w:color="FFFFFF" w:sz="0"/>
+                <w:right w:val="none" w:color="FFFFFF" w:sz="0"/>
+                <w:insideH w:val="none" w:color="FFFFFF" w:sz="0"/>
+                <w:insideV w:val="none" w:color="FFFFFF" w:sz="0"/>
+              </w:tblBorders>
+            </w:tblPr>
+            <w:tblGrid>
+              <w:gridCol w:w="900"/>
+              <w:gridCol w:w="640"/>
+              <w:gridCol w:w="640"/>
+              <w:gridCol w:w="640"/>
+              <w:gridCol w:w="740"/>
+              <w:gridCol w:w="700"/>
+              <w:gridCol w:w="740"/>
+              <w:gridCol w:w="600"/>
+            </w:tblGrid>
+            <w:tr>
+              <w:trPr>
+                <w:tblHeader/>
+              </w:trPr>
+              <w:tc>
+                <w:tcPr>
+                  <w:tcW w:type="dxa" w:w="900"/>
+                  <w:tcBorders>
+                    <w:top w:val="none" w:color="FFFFFF" w:sz="0"/>
+                    <w:left w:val="none" w:color="FFFFFF" w:sz="0"/>
+                    <w:bottom w:val="none" w:color="FFFFFF" w:sz="0"/>
+                    <w:right w:val="none" w:color="FFFFFF" w:sz="0"/>
+                  </w:tcBorders>
+                  <w:shd w:fill="14284B" w:color="auto" w:val="clear"/>
+                  <w:tcMar>
+                    <w:top w:type="dxa" w:w="35"/>
+                    <w:left w:type="dxa" w:w="80"/>
+                    <w:bottom w:type="dxa" w:w="35"/>
+                    <w:right w:type="dxa" w:w="80"/>
+                  </w:tcMar>
+                </w:tcPr>
+                <w:p>
+                  <w:pPr>
+                    <w:jc w:val="left"/>
+                  </w:pPr>
+                  <w:r>
+                    <w:rPr>
+                      <w:rFonts w:ascii="Arial" w:cs="Arial" w:eastAsia="Arial" w:hAnsi="Arial"/>
+                      <w:b/>
+                      <w:bCs/>
+                      <w:color w:val="FFFFFF"/>
+                      <w:sz w:val="13"/>
+                      <w:szCs w:val="13"/>
+                    </w:rPr>
+                    <w:t xml:space="preserve">Company</w:t>
+                  </w:r>
+                </w:p>
+              </w:tc>
+              <w:tc>
+                <w:tcPr>
+                  <w:tcW w:type="dxa" w:w="640"/>
+                  <w:tcBorders>
+                    <w:top w:val="none" w:color="FFFFFF" w:sz="0"/>
+                    <w:left w:val="none" w:color="FFFFFF" w:sz="0"/>
+                    <w:bottom w:val="none" w:color="FFFFFF" w:sz="0"/>
+                    <w:right w:val="none" w:color="FFFFFF" w:sz="0"/>
+                  </w:tcBorders>
+                  <w:shd w:fill="14284B" w:color="auto" w:val="clear"/>
+                  <w:tcMar>
+                    <w:top w:type="dxa" w:w="35"/>
+                    <w:left w:type="dxa" w:w="80"/>
+                    <w:bottom w:type="dxa" w:w="35"/>
+                    <w:right w:type="dxa" w:w="80"/>
+                  </w:tcMar>
+                </w:tcPr>
+                <w:p>
+                  <w:pPr>
+                    <w:jc w:val="right"/>
+                  </w:pPr>
+                  <w:r>
+                    <w:rPr>
+                      <w:rFonts w:ascii="Arial" w:cs="Arial" w:eastAsia="Arial" w:hAnsi="Arial"/>
+                      <w:b/>
+                      <w:bCs/>
+                      <w:color w:val="FFFFFF"/>
+                      <w:sz w:val="13"/>
+                      <w:szCs w:val="13"/>
+                    </w:rPr>
+                    <w:t xml:space="preserve">2026</w:t>
+                  </w:r>
+                </w:p>
+              </w:tc>
+              <w:tc>
+                <w:tcPr>
+                  <w:tcW w:type="dxa" w:w="640"/>
+                  <w:tcBorders>
+                    <w:top w:val="none" w:color="FFFFFF" w:sz="0"/>
+                    <w:left w:val="none" w:color="FFFFFF" w:sz="0"/>
+                    <w:bottom w:val="none" w:color="FFFFFF" w:sz="0"/>
+                    <w:right w:val="none" w:color="FFFFFF" w:sz="0"/>
+                  </w:tcBorders>
+                  <w:shd w:fill="14284B" w:color="auto" w:val="clear"/>
+                  <w:tcMar>
+                    <w:top w:type="dxa" w:w="35"/>
+                    <w:left w:type="dxa" w:w="80"/>
+                    <w:bottom w:type="dxa" w:w="35"/>
+                    <w:right w:type="dxa" w:w="80"/>
+                  </w:tcMar>
+                </w:tcPr>
+                <w:p>
+                  <w:pPr>
+                    <w:jc w:val="right"/>
+                  </w:pPr>
+                  <w:r>
+                    <w:rPr>
+                      <w:rFonts w:ascii="Arial" w:cs="Arial" w:eastAsia="Arial" w:hAnsi="Arial"/>
+                      <w:b/>
+                      <w:bCs/>
+                      <w:color w:val="FFFFFF"/>
+                      <w:sz w:val="13"/>
+                      <w:szCs w:val="13"/>
+                    </w:rPr>
+                    <w:t xml:space="preserve">2027</w:t>
+                  </w:r>
+                </w:p>
+              </w:tc>
+              <w:tc>
+                <w:tcPr>
+                  <w:tcW w:type="dxa" w:w="640"/>
+                  <w:tcBorders>
+                    <w:top w:val="none" w:color="FFFFFF" w:sz="0"/>
+                    <w:left w:val="none" w:color="FFFFFF" w:sz="0"/>
+                    <w:bottom w:val="none" w:color="FFFFFF" w:sz="0"/>
+                    <w:right w:val="none" w:color="FFFFFF" w:sz="0"/>
+                  </w:tcBorders>
+                  <w:shd w:fill="14284B" w:color="auto" w:val="clear"/>
+                  <w:tcMar>
+                    <w:top w:type="dxa" w:w="35"/>
+                    <w:left w:type="dxa" w:w="80"/>
+                    <w:bottom w:type="dxa" w:w="35"/>
+                    <w:right w:type="dxa" w:w="80"/>
+                  </w:tcMar>
+                </w:tcPr>
+                <w:p>
+                  <w:pPr>
+                    <w:jc w:val="right"/>
+                  </w:pPr>
+                  <w:r>
+                    <w:rPr>
+                      <w:rFonts w:ascii="Arial" w:cs="Arial" w:eastAsia="Arial" w:hAnsi="Arial"/>
+                      <w:b/>
+                      <w:bCs/>
+                      <w:color w:val="FFFFFF"/>
+                      <w:sz w:val="13"/>
+                      <w:szCs w:val="13"/>
+                    </w:rPr>
+                    <w:t xml:space="preserve">2028</w:t>
+                  </w:r>
+                </w:p>
+              </w:tc>
+              <w:tc>
+                <w:tcPr>
+                  <w:tcW w:type="dxa" w:w="740"/>
+                  <w:tcBorders>
+                    <w:top w:val="none" w:color="FFFFFF" w:sz="0"/>
+                    <w:left w:val="none" w:color="FFFFFF" w:sz="0"/>
+                    <w:bottom w:val="none" w:color="FFFFFF" w:sz="0"/>
+                    <w:right w:val="none" w:color="FFFFFF" w:sz="0"/>
+                  </w:tcBorders>
+                  <w:shd w:fill="14284B" w:color="auto" w:val="clear"/>
+                  <w:tcMar>
+                    <w:top w:type="dxa" w:w="35"/>
+                    <w:left w:type="dxa" w:w="80"/>
+                    <w:bottom w:type="dxa" w:w="35"/>
+                    <w:right w:type="dxa" w:w="80"/>
+                  </w:tcMar>
+                </w:tcPr>
+                <w:p>
+                  <w:pPr>
+                    <w:jc w:val="right"/>
+                  </w:pPr>
+                  <w:r>
+                    <w:rPr>
+                      <w:rFonts w:ascii="Arial" w:cs="Arial" w:eastAsia="Arial" w:hAnsi="Arial"/>
+                      <w:b/>
+                      <w:bCs/>
+                      <w:color w:val="FFFFFF"/>
+                      <w:sz w:val="13"/>
+                      <w:szCs w:val="13"/>
+                    </w:rPr>
+                    <w:t xml:space="preserve">Organic</w:t>
+                  </w:r>
+                </w:p>
+              </w:tc>
+              <w:tc>
+                <w:tcPr>
+                  <w:tcW w:type="dxa" w:w="700"/>
+                  <w:tcBorders>
+                    <w:top w:val="none" w:color="FFFFFF" w:sz="0"/>
+                    <w:left w:val="none" w:color="FFFFFF" w:sz="0"/>
+                    <w:bottom w:val="none" w:color="FFFFFF" w:sz="0"/>
+                    <w:right w:val="none" w:color="FFFFFF" w:sz="0"/>
+                  </w:tcBorders>
+                  <w:shd w:fill="14284B" w:color="auto" w:val="clear"/>
+                  <w:tcMar>
+                    <w:top w:type="dxa" w:w="35"/>
+                    <w:left w:type="dxa" w:w="80"/>
+                    <w:bottom w:type="dxa" w:w="35"/>
+                    <w:right w:type="dxa" w:w="80"/>
+                  </w:tcMar>
+                </w:tcPr>
+                <w:p>
+                  <w:pPr>
+                    <w:jc w:val="right"/>
+                  </w:pPr>
+                  <w:r>
+                    <w:rPr>
+                      <w:rFonts w:ascii="Arial" w:cs="Arial" w:eastAsia="Arial" w:hAnsi="Arial"/>
+                      <w:b/>
+                      <w:bCs/>
+                      <w:color w:val="FFFFFF"/>
+                      <w:sz w:val="13"/>
+                      <w:szCs w:val="13"/>
+                    </w:rPr>
+                    <w:t xml:space="preserve">Acquis.</w:t>
+                  </w:r>
+                </w:p>
+              </w:tc>
+              <w:tc>
+                <w:tcPr>
+                  <w:tcW w:type="dxa" w:w="740"/>
+                  <w:tcBorders>
+                    <w:top w:val="none" w:color="FFFFFF" w:sz="0"/>
+                    <w:left w:val="none" w:color="FFFFFF" w:sz="0"/>
+                    <w:bottom w:val="none" w:color="FFFFFF" w:sz="0"/>
+                    <w:right w:val="none" w:color="FFFFFF" w:sz="0"/>
+                  </w:tcBorders>
+                  <w:shd w:fill="14284B" w:color="auto" w:val="clear"/>
+                  <w:tcMar>
+                    <w:top w:type="dxa" w:w="35"/>
+                    <w:left w:type="dxa" w:w="80"/>
+                    <w:bottom w:type="dxa" w:w="35"/>
+                    <w:right w:type="dxa" w:w="80"/>
+                  </w:tcMar>
+                </w:tcPr>
+                <w:p>
+                  <w:pPr>
+                    <w:jc w:val="right"/>
+                  </w:pPr>
+                  <w:r>
+                    <w:rPr>
+                      <w:rFonts w:ascii="Arial" w:cs="Arial" w:eastAsia="Arial" w:hAnsi="Arial"/>
+                      <w:b/>
+                      <w:bCs/>
+                      <w:color w:val="FFFFFF"/>
+                      <w:sz w:val="13"/>
+                      <w:szCs w:val="13"/>
+                    </w:rPr>
+                    <w:t xml:space="preserve">Total</w:t>
+                  </w:r>
+                </w:p>
+              </w:tc>
+              <w:tc>
+                <w:tcPr>
+                  <w:tcW w:type="dxa" w:w="600"/>
+                  <w:tcBorders>
+                    <w:top w:val="none" w:color="FFFFFF" w:sz="0"/>
+                    <w:left w:val="none" w:color="FFFFFF" w:sz="0"/>
+                    <w:bottom w:val="none" w:color="FFFFFF" w:sz="0"/>
+                    <w:right w:val="none" w:color="FFFFFF" w:sz="0"/>
+                  </w:tcBorders>
+                  <w:shd w:fill="14284B" w:color="auto" w:val="clear"/>
+                  <w:tcMar>
+                    <w:top w:type="dxa" w:w="35"/>
+                    <w:left w:type="dxa" w:w="80"/>
+                    <w:bottom w:type="dxa" w:w="35"/>
+                    <w:right w:type="dxa" w:w="80"/>
+                  </w:tcMar>
+                </w:tcPr>
+                <w:p>
+                  <w:pPr>
+                    <w:jc w:val="right"/>
+                  </w:pPr>
+                  <w:r>
+                    <w:rPr>
+                      <w:rFonts w:ascii="Arial" w:cs="Arial" w:eastAsia="Arial" w:hAnsi="Arial"/>
+                      <w:b/>
+                      <w:bCs/>
+                      <w:color w:val="FFFFFF"/>
+                      <w:sz w:val="13"/>
+                      <w:szCs w:val="13"/>
+                    </w:rPr>
+                    <w:t xml:space="preserve">Org./GLA</w:t>
+                  </w:r>
+                </w:p>
+              </w:tc>
+            </w:tr>
+            <w:tr>
+              <w:trPr>
+                <w:cantSplit/>
+              </w:trPr>
+              <w:tc>
+                <w:tcPr>
+                  <w:tcW w:type="dxa" w:w="900"/>
+                  <w:tcBorders>
+                    <w:top w:val="none" w:color="FFFFFF" w:sz="0"/>
+                    <w:left w:val="none" w:color="FFFFFF" w:sz="0"/>
+                    <w:bottom w:val="single" w:color="D5D9E0" w:sz="4"/>
+                    <w:right w:val="none" w:color="FFFFFF" w:sz="0"/>
+                  </w:tcBorders>
+                  <w:shd w:fill="FDF1CC" w:color="auto" w:val="clear"/>
+                  <w:tcMar>
+                    <w:top w:type="dxa" w:w="25"/>
+                    <w:left w:type="dxa" w:w="80"/>
+                    <w:bottom w:type="dxa" w:w="25"/>
+                    <w:right w:type="dxa" w:w="80"/>
+                  </w:tcMar>
+                  <w:vAlign w:val="center"/>
+                </w:tcPr>
+                <w:p>
+                  <w:pPr>
+                    <w:spacing w:line="216" w:lineRule="auto"/>
+                    <w:jc w:val="left"/>
+                  </w:pPr>
+                  <w:r>
+                    <w:rPr>
+                      <w:rFonts w:ascii="Arial" w:cs="Arial" w:eastAsia="Arial" w:hAnsi="Arial"/>
+                      <w:b/>
+                      <w:bCs/>
+                      <w:color w:val="1A1A1A"/>
+                      <w:sz w:val="13"/>
+                      <w:szCs w:val="13"/>
+                    </w:rPr>
+                    <w:t xml:space="preserve">Mallplaza</w:t>
+                  </w:r>
+                </w:p>
+              </w:tc>
+              <w:tc>
+                <w:tcPr>
+                  <w:tcW w:type="dxa" w:w="640"/>
+                  <w:tcBorders>
+                    <w:top w:val="none" w:color="FFFFFF" w:sz="0"/>
+                    <w:left w:val="none" w:color="FFFFFF" w:sz="0"/>
+                    <w:bottom w:val="single" w:color="D5D9E0" w:sz="4"/>
+                    <w:right w:val="none" w:color="FFFFFF" w:sz="0"/>
+                  </w:tcBorders>
+                  <w:shd w:fill="FDF1CC" w:color="auto" w:val="clear"/>
+                  <w:tcMar>
+                    <w:top w:type="dxa" w:w="25"/>
+                    <w:left w:type="dxa" w:w="80"/>
+                    <w:bottom w:type="dxa" w:w="25"/>
+                    <w:right w:type="dxa" w:w="80"/>
+                  </w:tcMar>
+                  <w:vAlign w:val="center"/>
+                </w:tcPr>
+                <w:p>
+                  <w:pPr>
+                    <w:spacing w:line="216" w:lineRule="auto"/>
+                    <w:jc w:val="right"/>
+                  </w:pPr>
+                  <w:r>
+                    <w:rPr>
+                      <w:rFonts w:ascii="Arial" w:cs="Arial" w:eastAsia="Arial" w:hAnsi="Arial"/>
+                      <w:b/>
+                      <w:bCs/>
+                      <w:color w:val="1A1A1A"/>
+                      <w:sz w:val="13"/>
+                      <w:szCs w:val="13"/>
+                    </w:rPr>
+                    <w:t xml:space="preserve">8,900</w:t>
+                  </w:r>
+                </w:p>
+              </w:tc>
+              <w:tc>
+                <w:tcPr>
+                  <w:tcW w:type="dxa" w:w="640"/>
+                  <w:tcBorders>
+                    <w:top w:val="none" w:color="FFFFFF" w:sz="0"/>
+                    <w:left w:val="none" w:color="FFFFFF" w:sz="0"/>
+                    <w:bottom w:val="single" w:color="D5D9E0" w:sz="4"/>
+                    <w:right w:val="none" w:color="FFFFFF" w:sz="0"/>
+                  </w:tcBorders>
+                  <w:shd w:fill="FDF1CC" w:color="auto" w:val="clear"/>
+                  <w:tcMar>
+                    <w:top w:type="dxa" w:w="25"/>
+                    <w:left w:type="dxa" w:w="80"/>
+                    <w:bottom w:type="dxa" w:w="25"/>
+                    <w:right w:type="dxa" w:w="80"/>
+                  </w:tcMar>
+                  <w:vAlign w:val="center"/>
+                </w:tcPr>
+                <w:p>
+                  <w:pPr>
+                    <w:spacing w:line="216" w:lineRule="auto"/>
+                    <w:jc w:val="right"/>
+                  </w:pPr>
+                  <w:r>
+                    <w:rPr>
+                      <w:rFonts w:ascii="Arial" w:cs="Arial" w:eastAsia="Arial" w:hAnsi="Arial"/>
+                      <w:b/>
+                      <w:bCs/>
+                      <w:color w:val="1A1A1A"/>
+                      <w:sz w:val="13"/>
+                      <w:szCs w:val="13"/>
+                    </w:rPr>
+                    <w:t xml:space="preserve">72,950</w:t>
+                  </w:r>
+                </w:p>
+              </w:tc>
+              <w:tc>
+                <w:tcPr>
+                  <w:tcW w:type="dxa" w:w="640"/>
+                  <w:tcBorders>
+                    <w:top w:val="none" w:color="FFFFFF" w:sz="0"/>
+                    <w:left w:val="none" w:color="FFFFFF" w:sz="0"/>
+                    <w:bottom w:val="single" w:color="D5D9E0" w:sz="4"/>
+                    <w:right w:val="none" w:color="FFFFFF" w:sz="0"/>
+                  </w:tcBorders>
+                  <w:shd w:fill="FDF1CC" w:color="auto" w:val="clear"/>
+                  <w:tcMar>
+                    <w:top w:type="dxa" w:w="25"/>
+                    <w:left w:type="dxa" w:w="80"/>
+                    <w:bottom w:type="dxa" w:w="25"/>
+                    <w:right w:type="dxa" w:w="80"/>
+                  </w:tcMar>
+                  <w:vAlign w:val="center"/>
+                </w:tcPr>
+                <w:p>
+                  <w:pPr>
+                    <w:spacing w:line="216" w:lineRule="auto"/>
+                    <w:jc w:val="right"/>
+                  </w:pPr>
+                  <w:r>
+                    <w:rPr>
+                      <w:rFonts w:ascii="Arial" w:cs="Arial" w:eastAsia="Arial" w:hAnsi="Arial"/>
+                      <w:b/>
+                      <w:bCs/>
+                      <w:color w:val="1A1A1A"/>
+                      <w:sz w:val="13"/>
+                      <w:szCs w:val="13"/>
+                    </w:rPr>
+                    <w:t xml:space="preserve">88,350</w:t>
+                  </w:r>
+                </w:p>
+              </w:tc>
+              <w:tc>
+                <w:tcPr>
+                  <w:tcW w:type="dxa" w:w="740"/>
+                  <w:tcBorders>
+                    <w:top w:val="none" w:color="FFFFFF" w:sz="0"/>
+                    <w:left w:val="none" w:color="FFFFFF" w:sz="0"/>
+                    <w:bottom w:val="single" w:color="D5D9E0" w:sz="4"/>
+                    <w:right w:val="none" w:color="FFFFFF" w:sz="0"/>
+                  </w:tcBorders>
+                  <w:shd w:fill="FDF1CC" w:color="auto" w:val="clear"/>
+                  <w:tcMar>
+                    <w:top w:type="dxa" w:w="25"/>
+                    <w:left w:type="dxa" w:w="80"/>
+                    <w:bottom w:type="dxa" w:w="25"/>
+                    <w:right w:type="dxa" w:w="80"/>
+                  </w:tcMar>
+                  <w:vAlign w:val="center"/>
+                </w:tcPr>
+                <w:p>
+                  <w:pPr>
+                    <w:spacing w:line="216" w:lineRule="auto"/>
+                    <w:jc w:val="right"/>
+                  </w:pPr>
+                  <w:r>
+                    <w:rPr>
+                      <w:rFonts w:ascii="Arial" w:cs="Arial" w:eastAsia="Arial" w:hAnsi="Arial"/>
+                      <w:b/>
+                      <w:bCs/>
+                      <w:color w:val="1A1A1A"/>
+                      <w:sz w:val="13"/>
+                      <w:szCs w:val="13"/>
+                    </w:rPr>
+                    <w:t xml:space="preserve">170,200</w:t>
+                  </w:r>
+                </w:p>
+              </w:tc>
+              <w:tc>
+                <w:tcPr>
+                  <w:tcW w:type="dxa" w:w="700"/>
+                  <w:tcBorders>
+                    <w:top w:val="none" w:color="FFFFFF" w:sz="0"/>
+                    <w:left w:val="none" w:color="FFFFFF" w:sz="0"/>
+                    <w:bottom w:val="single" w:color="D5D9E0" w:sz="4"/>
+                    <w:right w:val="none" w:color="FFFFFF" w:sz="0"/>
+                  </w:tcBorders>
+                  <w:shd w:fill="FDF1CC" w:color="auto" w:val="clear"/>
+                  <w:tcMar>
+                    <w:top w:type="dxa" w:w="25"/>
+                    <w:left w:type="dxa" w:w="80"/>
+                    <w:bottom w:type="dxa" w:w="25"/>
+                    <w:right w:type="dxa" w:w="80"/>
+                  </w:tcMar>
+                  <w:vAlign w:val="center"/>
+                </w:tcPr>
+                <w:p>
+                  <w:pPr>
+                    <w:spacing w:line="216" w:lineRule="auto"/>
+                    <w:jc w:val="right"/>
+                  </w:pPr>
+                  <w:r>
+                    <w:rPr>
+                      <w:rFonts w:ascii="Arial" w:cs="Arial" w:eastAsia="Arial" w:hAnsi="Arial"/>
+                      <w:b/>
+                      <w:bCs/>
+                      <w:color w:val="1A1A1A"/>
+                      <w:sz w:val="13"/>
+                      <w:szCs w:val="13"/>
+                    </w:rPr>
+                    <w:t xml:space="preserve">–</w:t>
+                  </w:r>
+                </w:p>
+              </w:tc>
+              <w:tc>
+                <w:tcPr>
+                  <w:tcW w:type="dxa" w:w="740"/>
+                  <w:tcBorders>
+                    <w:top w:val="none" w:color="FFFFFF" w:sz="0"/>
+                    <w:left w:val="none" w:color="FFFFFF" w:sz="0"/>
+                    <w:bottom w:val="single" w:color="D5D9E0" w:sz="4"/>
+                    <w:right w:val="none" w:color="FFFFFF" w:sz="0"/>
+                  </w:tcBorders>
+                  <w:shd w:fill="FDF1CC" w:color="auto" w:val="clear"/>
+                  <w:tcMar>
+                    <w:top w:type="dxa" w:w="25"/>
+                    <w:left w:type="dxa" w:w="80"/>
+                    <w:bottom w:type="dxa" w:w="25"/>
+                    <w:right w:type="dxa" w:w="80"/>
+                  </w:tcMar>
+                  <w:vAlign w:val="center"/>
+                </w:tcPr>
+                <w:p>
+                  <w:pPr>
+                    <w:spacing w:line="216" w:lineRule="auto"/>
+                    <w:jc w:val="right"/>
+                  </w:pPr>
+                  <w:r>
+                    <w:rPr>
+                      <w:rFonts w:ascii="Arial" w:cs="Arial" w:eastAsia="Arial" w:hAnsi="Arial"/>
+                      <w:b/>
+                      <w:bCs/>
+                      <w:color w:val="1A1A1A"/>
+                      <w:sz w:val="13"/>
+                      <w:szCs w:val="13"/>
+                    </w:rPr>
+                    <w:t xml:space="preserve">170,200</w:t>
+                  </w:r>
+                </w:p>
+              </w:tc>
+              <w:tc>
+                <w:tcPr>
+                  <w:tcW w:type="dxa" w:w="600"/>
+                  <w:tcBorders>
+                    <w:top w:val="none" w:color="FFFFFF" w:sz="0"/>
+                    <w:left w:val="none" w:color="FFFFFF" w:sz="0"/>
+                    <w:bottom w:val="single" w:color="D5D9E0" w:sz="4"/>
+                    <w:right w:val="none" w:color="FFFFFF" w:sz="0"/>
+                  </w:tcBorders>
+                  <w:shd w:fill="FDF1CC" w:color="auto" w:val="clear"/>
+                  <w:tcMar>
+                    <w:top w:type="dxa" w:w="25"/>
+                    <w:left w:type="dxa" w:w="80"/>
+                    <w:bottom w:type="dxa" w:w="25"/>
+                    <w:right w:type="dxa" w:w="80"/>
+                  </w:tcMar>
+                  <w:vAlign w:val="center"/>
+                </w:tcPr>
+                <w:p>
+                  <w:pPr>
+                    <w:spacing w:line="216" w:lineRule="auto"/>
+                    <w:jc w:val="right"/>
+                  </w:pPr>
+                  <w:r>
+                    <w:rPr>
+                      <w:rFonts w:ascii="Arial" w:cs="Arial" w:eastAsia="Arial" w:hAnsi="Arial"/>
+                      <w:b/>
+                      <w:bCs/>
+                      <w:color w:val="1A1A1A"/>
+                      <w:sz w:val="13"/>
+                      <w:szCs w:val="13"/>
+                    </w:rPr>
+                    <w:t xml:space="preserve">7.2%</w:t>
+                  </w:r>
+                </w:p>
+              </w:tc>
+            </w:tr>
+            <w:tr>
+              <w:trPr>
+                <w:cantSplit/>
+              </w:trPr>
+              <w:tc>
+                <w:tcPr>
+                  <w:tcW w:type="dxa" w:w="900"/>
+                  <w:tcBorders>
+                    <w:top w:val="none" w:color="FFFFFF" w:sz="0"/>
+                    <w:left w:val="none" w:color="FFFFFF" w:sz="0"/>
+                    <w:bottom w:val="single" w:color="D5D9E0" w:sz="4"/>
+                    <w:right w:val="none" w:color="FFFFFF" w:sz="0"/>
+                  </w:tcBorders>
+                  <w:shd w:fill="FFFFFF" w:color="auto" w:val="clear"/>
+                  <w:tcMar>
+                    <w:top w:type="dxa" w:w="25"/>
+                    <w:left w:type="dxa" w:w="80"/>
+                    <w:bottom w:type="dxa" w:w="25"/>
+                    <w:right w:type="dxa" w:w="80"/>
+                  </w:tcMar>
+                  <w:vAlign w:val="center"/>
+                </w:tcPr>
+                <w:p>
+                  <w:pPr>
+                    <w:spacing w:line="216" w:lineRule="auto"/>
+                    <w:jc w:val="left"/>
+                  </w:pPr>
+                  <w:r>
+                    <w:rPr>
+                      <w:rFonts w:ascii="Arial" w:cs="Arial" w:eastAsia="Arial" w:hAnsi="Arial"/>
+                      <w:b w:val="false"/>
+                      <w:bCs w:val="false"/>
+                      <w:color w:val="1A1A1A"/>
+                      <w:sz w:val="13"/>
+                      <w:szCs w:val="13"/>
+                    </w:rPr>
+                    <w:t xml:space="preserve">Parque Arauco</w:t>
+                  </w:r>
+                </w:p>
+              </w:tc>
+              <w:tc>
+                <w:tcPr>
+                  <w:tcW w:type="dxa" w:w="640"/>
+                  <w:tcBorders>
+                    <w:top w:val="none" w:color="FFFFFF" w:sz="0"/>
+                    <w:left w:val="none" w:color="FFFFFF" w:sz="0"/>
+                    <w:bottom w:val="single" w:color="D5D9E0" w:sz="4"/>
+                    <w:right w:val="none" w:color="FFFFFF" w:sz="0"/>
+                  </w:tcBorders>
+                  <w:shd w:fill="FFFFFF" w:color="auto" w:val="clear"/>
+                  <w:tcMar>
+                    <w:top w:type="dxa" w:w="25"/>
+                    <w:left w:type="dxa" w:w="80"/>
+                    <w:bottom w:type="dxa" w:w="25"/>
+                    <w:right w:type="dxa" w:w="80"/>
+                  </w:tcMar>
+                  <w:vAlign w:val="center"/>
+                </w:tcPr>
+                <w:p>
+                  <w:pPr>
+                    <w:spacing w:line="216" w:lineRule="auto"/>
+                    <w:jc w:val="right"/>
+                  </w:pPr>
+                  <w:r>
+                    <w:rPr>
+                      <w:rFonts w:ascii="Arial" w:cs="Arial" w:eastAsia="Arial" w:hAnsi="Arial"/>
+                      <w:b w:val="false"/>
+                      <w:bCs w:val="false"/>
+                      <w:color w:val="1A1A1A"/>
+                      <w:sz w:val="13"/>
+                      <w:szCs w:val="13"/>
+                    </w:rPr>
+                    <w:t xml:space="preserve">87,000</w:t>
+                  </w:r>
+                </w:p>
+              </w:tc>
+              <w:tc>
+                <w:tcPr>
+                  <w:tcW w:type="dxa" w:w="640"/>
+                  <w:tcBorders>
+                    <w:top w:val="none" w:color="FFFFFF" w:sz="0"/>
+                    <w:left w:val="none" w:color="FFFFFF" w:sz="0"/>
+                    <w:bottom w:val="single" w:color="D5D9E0" w:sz="4"/>
+                    <w:right w:val="none" w:color="FFFFFF" w:sz="0"/>
+                  </w:tcBorders>
+                  <w:shd w:fill="FFFFFF" w:color="auto" w:val="clear"/>
+                  <w:tcMar>
+                    <w:top w:type="dxa" w:w="25"/>
+                    <w:left w:type="dxa" w:w="80"/>
+                    <w:bottom w:type="dxa" w:w="25"/>
+                    <w:right w:type="dxa" w:w="80"/>
+                  </w:tcMar>
+                  <w:vAlign w:val="center"/>
+                </w:tcPr>
+                <w:p>
+                  <w:pPr>
+                    <w:spacing w:line="216" w:lineRule="auto"/>
+                    <w:jc w:val="right"/>
+                  </w:pPr>
+                  <w:r>
+                    <w:rPr>
+                      <w:rFonts w:ascii="Arial" w:cs="Arial" w:eastAsia="Arial" w:hAnsi="Arial"/>
+                      <w:b w:val="false"/>
+                      <w:bCs w:val="false"/>
+                      <w:color w:val="1A1A1A"/>
+                      <w:sz w:val="13"/>
+                      <w:szCs w:val="13"/>
+                    </w:rPr>
+                    <w:t xml:space="preserve">46,000</w:t>
+                  </w:r>
+                </w:p>
+              </w:tc>
+              <w:tc>
+                <w:tcPr>
+                  <w:tcW w:type="dxa" w:w="640"/>
+                  <w:tcBorders>
+                    <w:top w:val="none" w:color="FFFFFF" w:sz="0"/>
+                    <w:left w:val="none" w:color="FFFFFF" w:sz="0"/>
+                    <w:bottom w:val="single" w:color="D5D9E0" w:sz="4"/>
+                    <w:right w:val="none" w:color="FFFFFF" w:sz="0"/>
+                  </w:tcBorders>
+                  <w:shd w:fill="FFFFFF" w:color="auto" w:val="clear"/>
+                  <w:tcMar>
+                    <w:top w:type="dxa" w:w="25"/>
+                    <w:left w:type="dxa" w:w="80"/>
+                    <w:bottom w:type="dxa" w:w="25"/>
+                    <w:right w:type="dxa" w:w="80"/>
+                  </w:tcMar>
+                  <w:vAlign w:val="center"/>
+                </w:tcPr>
+                <w:p>
+                  <w:pPr>
+                    <w:spacing w:line="216" w:lineRule="auto"/>
+                    <w:jc w:val="right"/>
+                  </w:pPr>
+                  <w:r>
+                    <w:rPr>
+                      <w:rFonts w:ascii="Arial" w:cs="Arial" w:eastAsia="Arial" w:hAnsi="Arial"/>
+                      <w:b w:val="false"/>
+                      <w:bCs w:val="false"/>
+                      <w:color w:val="1A1A1A"/>
+                      <w:sz w:val="13"/>
+                      <w:szCs w:val="13"/>
+                    </w:rPr>
+                    <w:t xml:space="preserve">42,330</w:t>
+                  </w:r>
+                </w:p>
+              </w:tc>
+              <w:tc>
+                <w:tcPr>
+                  <w:tcW w:type="dxa" w:w="740"/>
+                  <w:tcBorders>
+                    <w:top w:val="none" w:color="FFFFFF" w:sz="0"/>
+                    <w:left w:val="none" w:color="FFFFFF" w:sz="0"/>
+                    <w:bottom w:val="single" w:color="D5D9E0" w:sz="4"/>
+                    <w:right w:val="none" w:color="FFFFFF" w:sz="0"/>
+                  </w:tcBorders>
+                  <w:shd w:fill="FFFFFF" w:color="auto" w:val="clear"/>
+                  <w:tcMar>
+                    <w:top w:type="dxa" w:w="25"/>
+                    <w:left w:type="dxa" w:w="80"/>
+                    <w:bottom w:type="dxa" w:w="25"/>
+                    <w:right w:type="dxa" w:w="80"/>
+                  </w:tcMar>
+                  <w:vAlign w:val="center"/>
+                </w:tcPr>
+                <w:p>
+                  <w:pPr>
+                    <w:spacing w:line="216" w:lineRule="auto"/>
+                    <w:jc w:val="right"/>
+                  </w:pPr>
+                  <w:r>
+                    <w:rPr>
+                      <w:rFonts w:ascii="Arial" w:cs="Arial" w:eastAsia="Arial" w:hAnsi="Arial"/>
+                      <w:b w:val="false"/>
+                      <w:bCs w:val="false"/>
+                      <w:color w:val="1A1A1A"/>
+                      <w:sz w:val="13"/>
+                      <w:szCs w:val="13"/>
+                    </w:rPr>
+                    <w:t xml:space="preserve">77,330</w:t>
+                  </w:r>
+                </w:p>
+              </w:tc>
+              <w:tc>
+                <w:tcPr>
+                  <w:tcW w:type="dxa" w:w="700"/>
+                  <w:tcBorders>
+                    <w:top w:val="none" w:color="FFFFFF" w:sz="0"/>
+                    <w:left w:val="none" w:color="FFFFFF" w:sz="0"/>
+                    <w:bottom w:val="single" w:color="D5D9E0" w:sz="4"/>
+                    <w:right w:val="none" w:color="FFFFFF" w:sz="0"/>
+                  </w:tcBorders>
+                  <w:shd w:fill="FFFFFF" w:color="auto" w:val="clear"/>
+                  <w:tcMar>
+                    <w:top w:type="dxa" w:w="25"/>
+                    <w:left w:type="dxa" w:w="80"/>
+                    <w:bottom w:type="dxa" w:w="25"/>
+                    <w:right w:type="dxa" w:w="80"/>
+                  </w:tcMar>
+                  <w:vAlign w:val="center"/>
+                </w:tcPr>
+                <w:p>
+                  <w:pPr>
+                    <w:spacing w:line="216" w:lineRule="auto"/>
+                    <w:jc w:val="right"/>
+                  </w:pPr>
+                  <w:r>
+                    <w:rPr>
+                      <w:rFonts w:ascii="Arial" w:cs="Arial" w:eastAsia="Arial" w:hAnsi="Arial"/>
+                      <w:b w:val="false"/>
+                      <w:bCs w:val="false"/>
+                      <w:color w:val="1A1A1A"/>
+                      <w:sz w:val="13"/>
+                      <w:szCs w:val="13"/>
+                    </w:rPr>
+                    <w:t xml:space="preserve">98,000</w:t>
+                  </w:r>
+                </w:p>
+              </w:tc>
+              <w:tc>
+                <w:tcPr>
+                  <w:tcW w:type="dxa" w:w="740"/>
+                  <w:tcBorders>
+                    <w:top w:val="none" w:color="FFFFFF" w:sz="0"/>
+                    <w:left w:val="none" w:color="FFFFFF" w:sz="0"/>
+                    <w:bottom w:val="single" w:color="D5D9E0" w:sz="4"/>
+                    <w:right w:val="none" w:color="FFFFFF" w:sz="0"/>
+                  </w:tcBorders>
+                  <w:shd w:fill="FFFFFF" w:color="auto" w:val="clear"/>
+                  <w:tcMar>
+                    <w:top w:type="dxa" w:w="25"/>
+                    <w:left w:type="dxa" w:w="80"/>
+                    <w:bottom w:type="dxa" w:w="25"/>
+                    <w:right w:type="dxa" w:w="80"/>
+                  </w:tcMar>
+                  <w:vAlign w:val="center"/>
+                </w:tcPr>
+                <w:p>
+                  <w:pPr>
+                    <w:spacing w:line="216" w:lineRule="auto"/>
+                    <w:jc w:val="right"/>
+                  </w:pPr>
+                  <w:r>
+                    <w:rPr>
+                      <w:rFonts w:ascii="Arial" w:cs="Arial" w:eastAsia="Arial" w:hAnsi="Arial"/>
+                      <w:b w:val="false"/>
+                      <w:bCs w:val="false"/>
+                      <w:color w:val="1A1A1A"/>
+                      <w:sz w:val="13"/>
+                      <w:szCs w:val="13"/>
+                    </w:rPr>
+                    <w:t xml:space="preserve">175,330</w:t>
+                  </w:r>
+                </w:p>
+              </w:tc>
+              <w:tc>
+                <w:tcPr>
+                  <w:tcW w:type="dxa" w:w="600"/>
+                  <w:tcBorders>
+                    <w:top w:val="none" w:color="FFFFFF" w:sz="0"/>
+                    <w:left w:val="none" w:color="FFFFFF" w:sz="0"/>
+                    <w:bottom w:val="single" w:color="D5D9E0" w:sz="4"/>
+                    <w:right w:val="none" w:color="FFFFFF" w:sz="0"/>
+                  </w:tcBorders>
+                  <w:shd w:fill="FFFFFF" w:color="auto" w:val="clear"/>
+                  <w:tcMar>
+                    <w:top w:type="dxa" w:w="25"/>
+                    <w:left w:type="dxa" w:w="80"/>
+                    <w:bottom w:type="dxa" w:w="25"/>
+                    <w:right w:type="dxa" w:w="80"/>
+                  </w:tcMar>
+                  <w:vAlign w:val="center"/>
+                </w:tcPr>
+                <w:p>
+                  <w:pPr>
+                    <w:spacing w:line="216" w:lineRule="auto"/>
+                    <w:jc w:val="right"/>
+                  </w:pPr>
+                  <w:r>
+                    <w:rPr>
+                      <w:rFonts w:ascii="Arial" w:cs="Arial" w:eastAsia="Arial" w:hAnsi="Arial"/>
+                      <w:b w:val="false"/>
+                      <w:bCs w:val="false"/>
+                      <w:color w:val="1A1A1A"/>
+                      <w:sz w:val="13"/>
+                      <w:szCs w:val="13"/>
+                    </w:rPr>
+                    <w:t xml:space="preserve">5.8%</w:t>
+                  </w:r>
+                </w:p>
+              </w:tc>
+            </w:tr>
+            <w:tr>
+              <w:trPr>
+                <w:cantSplit/>
+              </w:trPr>
+              <w:tc>
+                <w:tcPr>
+                  <w:tcW w:type="dxa" w:w="900"/>
+                  <w:tcBorders>
+                    <w:top w:val="none" w:color="FFFFFF" w:sz="0"/>
+                    <w:left w:val="none" w:color="FFFFFF" w:sz="0"/>
+                    <w:bottom w:val="single" w:color="D5D9E0" w:sz="4"/>
+                    <w:right w:val="none" w:color="FFFFFF" w:sz="0"/>
+                  </w:tcBorders>
+                  <w:shd w:fill="F7F8FB" w:color="auto" w:val="clear"/>
+                  <w:tcMar>
+                    <w:top w:type="dxa" w:w="25"/>
+                    <w:left w:type="dxa" w:w="80"/>
+                    <w:bottom w:type="dxa" w:w="25"/>
+                    <w:right w:type="dxa" w:w="80"/>
+                  </w:tcMar>
+                  <w:vAlign w:val="center"/>
+                </w:tcPr>
+                <w:p>
+                  <w:pPr>
+                    <w:spacing w:line="216" w:lineRule="auto"/>
+                    <w:jc w:val="left"/>
+                  </w:pPr>
+                  <w:r>
+                    <w:rPr>
+                      <w:rFonts w:ascii="Arial" w:cs="Arial" w:eastAsia="Arial" w:hAnsi="Arial"/>
+                      <w:b w:val="false"/>
+                      <w:bCs w:val="false"/>
+                      <w:color w:val="1A1A1A"/>
+                      <w:sz w:val="13"/>
+                      <w:szCs w:val="13"/>
+                    </w:rPr>
+                    <w:t xml:space="preserve">Cenco Malls</w:t>
+                  </w:r>
+                </w:p>
+              </w:tc>
+              <w:tc>
+                <w:tcPr>
+                  <w:tcW w:type="dxa" w:w="640"/>
+                  <w:tcBorders>
+                    <w:top w:val="none" w:color="FFFFFF" w:sz="0"/>
+                    <w:left w:val="none" w:color="FFFFFF" w:sz="0"/>
+                    <w:bottom w:val="single" w:color="D5D9E0" w:sz="4"/>
+                    <w:right w:val="none" w:color="FFFFFF" w:sz="0"/>
+                  </w:tcBorders>
+                  <w:shd w:fill="F7F8FB" w:color="auto" w:val="clear"/>
+                  <w:tcMar>
+                    <w:top w:type="dxa" w:w="25"/>
+                    <w:left w:type="dxa" w:w="80"/>
+                    <w:bottom w:type="dxa" w:w="25"/>
+                    <w:right w:type="dxa" w:w="80"/>
+                  </w:tcMar>
+                  <w:vAlign w:val="center"/>
+                </w:tcPr>
+                <w:p>
+                  <w:pPr>
+                    <w:spacing w:line="216" w:lineRule="auto"/>
+                    <w:jc w:val="right"/>
+                  </w:pPr>
+                  <w:r>
+                    <w:rPr>
+                      <w:rFonts w:ascii="Arial" w:cs="Arial" w:eastAsia="Arial" w:hAnsi="Arial"/>
+                      <w:b w:val="false"/>
+                      <w:bCs w:val="false"/>
+                      <w:color w:val="1A1A1A"/>
+                      <w:sz w:val="13"/>
+                      <w:szCs w:val="13"/>
+                    </w:rPr>
+                    <w:t xml:space="preserve">–</w:t>
+                  </w:r>
+                </w:p>
+              </w:tc>
+              <w:tc>
+                <w:tcPr>
+                  <w:tcW w:type="dxa" w:w="640"/>
+                  <w:tcBorders>
+                    <w:top w:val="none" w:color="FFFFFF" w:sz="0"/>
+                    <w:left w:val="none" w:color="FFFFFF" w:sz="0"/>
+                    <w:bottom w:val="single" w:color="D5D9E0" w:sz="4"/>
+                    <w:right w:val="none" w:color="FFFFFF" w:sz="0"/>
+                  </w:tcBorders>
+                  <w:shd w:fill="F7F8FB" w:color="auto" w:val="clear"/>
+                  <w:tcMar>
+                    <w:top w:type="dxa" w:w="25"/>
+                    <w:left w:type="dxa" w:w="80"/>
+                    <w:bottom w:type="dxa" w:w="25"/>
+                    <w:right w:type="dxa" w:w="80"/>
+                  </w:tcMar>
+                  <w:vAlign w:val="center"/>
+                </w:tcPr>
+                <w:p>
+                  <w:pPr>
+                    <w:spacing w:line="216" w:lineRule="auto"/>
+                    <w:jc w:val="right"/>
+                  </w:pPr>
+                  <w:r>
+                    <w:rPr>
+                      <w:rFonts w:ascii="Arial" w:cs="Arial" w:eastAsia="Arial" w:hAnsi="Arial"/>
+                      <w:b w:val="false"/>
+                      <w:bCs w:val="false"/>
+                      <w:color w:val="1A1A1A"/>
+                      <w:sz w:val="13"/>
+                      <w:szCs w:val="13"/>
+                    </w:rPr>
+                    <w:t xml:space="preserve">34,000</w:t>
+                  </w:r>
+                </w:p>
+              </w:tc>
+              <w:tc>
+                <w:tcPr>
+                  <w:tcW w:type="dxa" w:w="640"/>
+                  <w:tcBorders>
+                    <w:top w:val="none" w:color="FFFFFF" w:sz="0"/>
+                    <w:left w:val="none" w:color="FFFFFF" w:sz="0"/>
+                    <w:bottom w:val="single" w:color="D5D9E0" w:sz="4"/>
+                    <w:right w:val="none" w:color="FFFFFF" w:sz="0"/>
+                  </w:tcBorders>
+                  <w:shd w:fill="F7F8FB" w:color="auto" w:val="clear"/>
+                  <w:tcMar>
+                    <w:top w:type="dxa" w:w="25"/>
+                    <w:left w:type="dxa" w:w="80"/>
+                    <w:bottom w:type="dxa" w:w="25"/>
+                    <w:right w:type="dxa" w:w="80"/>
+                  </w:tcMar>
+                  <w:vAlign w:val="center"/>
+                </w:tcPr>
+                <w:p>
+                  <w:pPr>
+                    <w:spacing w:line="216" w:lineRule="auto"/>
+                    <w:jc w:val="right"/>
+                  </w:pPr>
+                  <w:r>
+                    <w:rPr>
+                      <w:rFonts w:ascii="Arial" w:cs="Arial" w:eastAsia="Arial" w:hAnsi="Arial"/>
+                      <w:b w:val="false"/>
+                      <w:bCs w:val="false"/>
+                      <w:color w:val="1A1A1A"/>
+                      <w:sz w:val="13"/>
+                      <w:szCs w:val="13"/>
+                    </w:rPr>
+                    <w:t xml:space="preserve">52,500</w:t>
+                  </w:r>
+                </w:p>
+              </w:tc>
+              <w:tc>
+                <w:tcPr>
+                  <w:tcW w:type="dxa" w:w="740"/>
+                  <w:tcBorders>
+                    <w:top w:val="none" w:color="FFFFFF" w:sz="0"/>
+                    <w:left w:val="none" w:color="FFFFFF" w:sz="0"/>
+                    <w:bottom w:val="single" w:color="D5D9E0" w:sz="4"/>
+                    <w:right w:val="none" w:color="FFFFFF" w:sz="0"/>
+                  </w:tcBorders>
+                  <w:shd w:fill="F7F8FB" w:color="auto" w:val="clear"/>
+                  <w:tcMar>
+                    <w:top w:type="dxa" w:w="25"/>
+                    <w:left w:type="dxa" w:w="80"/>
+                    <w:bottom w:type="dxa" w:w="25"/>
+                    <w:right w:type="dxa" w:w="80"/>
+                  </w:tcMar>
+                  <w:vAlign w:val="center"/>
+                </w:tcPr>
+                <w:p>
+                  <w:pPr>
+                    <w:spacing w:line="216" w:lineRule="auto"/>
+                    <w:jc w:val="right"/>
+                  </w:pPr>
+                  <w:r>
+                    <w:rPr>
+                      <w:rFonts w:ascii="Arial" w:cs="Arial" w:eastAsia="Arial" w:hAnsi="Arial"/>
+                      <w:b w:val="false"/>
+                      <w:bCs w:val="false"/>
+                      <w:color w:val="1A1A1A"/>
+                      <w:sz w:val="13"/>
+                      <w:szCs w:val="13"/>
+                    </w:rPr>
+                    <w:t xml:space="preserve">86,500</w:t>
+                  </w:r>
+                </w:p>
+              </w:tc>
+              <w:tc>
+                <w:tcPr>
+                  <w:tcW w:type="dxa" w:w="700"/>
+                  <w:tcBorders>
+                    <w:top w:val="none" w:color="FFFFFF" w:sz="0"/>
+                    <w:left w:val="none" w:color="FFFFFF" w:sz="0"/>
+                    <w:bottom w:val="single" w:color="D5D9E0" w:sz="4"/>
+                    <w:right w:val="none" w:color="FFFFFF" w:sz="0"/>
+                  </w:tcBorders>
+                  <w:shd w:fill="F7F8FB" w:color="auto" w:val="clear"/>
+                  <w:tcMar>
+                    <w:top w:type="dxa" w:w="25"/>
+                    <w:left w:type="dxa" w:w="80"/>
+                    <w:bottom w:type="dxa" w:w="25"/>
+                    <w:right w:type="dxa" w:w="80"/>
+                  </w:tcMar>
+                  <w:vAlign w:val="center"/>
+                </w:tcPr>
+                <w:p>
+                  <w:pPr>
+                    <w:spacing w:line="216" w:lineRule="auto"/>
+                    <w:jc w:val="right"/>
+                  </w:pPr>
+                  <w:r>
+                    <w:rPr>
+                      <w:rFonts w:ascii="Arial" w:cs="Arial" w:eastAsia="Arial" w:hAnsi="Arial"/>
+                      <w:b w:val="false"/>
+                      <w:bCs w:val="false"/>
+                      <w:color w:val="1A1A1A"/>
+                      <w:sz w:val="13"/>
+                      <w:szCs w:val="13"/>
+                    </w:rPr>
+                    <w:t xml:space="preserve">–</w:t>
+                  </w:r>
+                </w:p>
+              </w:tc>
+              <w:tc>
+                <w:tcPr>
+                  <w:tcW w:type="dxa" w:w="740"/>
+                  <w:tcBorders>
+                    <w:top w:val="none" w:color="FFFFFF" w:sz="0"/>
+                    <w:left w:val="none" w:color="FFFFFF" w:sz="0"/>
+                    <w:bottom w:val="single" w:color="D5D9E0" w:sz="4"/>
+                    <w:right w:val="none" w:color="FFFFFF" w:sz="0"/>
+                  </w:tcBorders>
+                  <w:shd w:fill="F7F8FB" w:color="auto" w:val="clear"/>
+                  <w:tcMar>
+                    <w:top w:type="dxa" w:w="25"/>
+                    <w:left w:type="dxa" w:w="80"/>
+                    <w:bottom w:type="dxa" w:w="25"/>
+                    <w:right w:type="dxa" w:w="80"/>
+                  </w:tcMar>
+                  <w:vAlign w:val="center"/>
+                </w:tcPr>
+                <w:p>
+                  <w:pPr>
+                    <w:spacing w:line="216" w:lineRule="auto"/>
+                    <w:jc w:val="right"/>
+                  </w:pPr>
+                  <w:r>
+                    <w:rPr>
+                      <w:rFonts w:ascii="Arial" w:cs="Arial" w:eastAsia="Arial" w:hAnsi="Arial"/>
+                      <w:b w:val="false"/>
+                      <w:bCs w:val="false"/>
+                      <w:color w:val="1A1A1A"/>
+                      <w:sz w:val="13"/>
+                      <w:szCs w:val="13"/>
+                    </w:rPr>
+                    <w:t xml:space="preserve">86,500</w:t>
+                  </w:r>
+                </w:p>
+              </w:tc>
+              <w:tc>
+                <w:tcPr>
+                  <w:tcW w:type="dxa" w:w="600"/>
+                  <w:tcBorders>
+                    <w:top w:val="none" w:color="FFFFFF" w:sz="0"/>
+                    <w:left w:val="none" w:color="FFFFFF" w:sz="0"/>
+                    <w:bottom w:val="single" w:color="D5D9E0" w:sz="4"/>
+                    <w:right w:val="none" w:color="FFFFFF" w:sz="0"/>
+                  </w:tcBorders>
+                  <w:shd w:fill="F7F8FB" w:color="auto" w:val="clear"/>
+                  <w:tcMar>
+                    <w:top w:type="dxa" w:w="25"/>
+                    <w:left w:type="dxa" w:w="80"/>
+                    <w:bottom w:type="dxa" w:w="25"/>
+                    <w:right w:type="dxa" w:w="80"/>
+                  </w:tcMar>
+                  <w:vAlign w:val="center"/>
+                </w:tcPr>
+                <w:p>
+                  <w:pPr>
+                    <w:spacing w:line="216" w:lineRule="auto"/>
+                    <w:jc w:val="right"/>
+                  </w:pPr>
+                  <w:r>
+                    <w:rPr>
+                      <w:rFonts w:ascii="Arial" w:cs="Arial" w:eastAsia="Arial" w:hAnsi="Arial"/>
+                      <w:b w:val="false"/>
+                      <w:bCs w:val="false"/>
+                      <w:color w:val="1A1A1A"/>
+                      <w:sz w:val="13"/>
+                      <w:szCs w:val="13"/>
+                    </w:rPr>
+                    <w:t xml:space="preserve">5.6%</w:t>
+                  </w:r>
+                </w:p>
+              </w:tc>
+            </w:tr>
+            <w:tr>
+              <w:trPr>
+                <w:cantSplit/>
+              </w:trPr>
+              <w:tc>
+                <w:tcPr>
+                  <w:tcW w:type="dxa" w:w="900"/>
+                  <w:tcBorders>
+                    <w:top w:val="none" w:color="FFFFFF" w:sz="0"/>
+                    <w:left w:val="none" w:color="FFFFFF" w:sz="0"/>
+                    <w:bottom w:val="single" w:color="D5D9E0" w:sz="4"/>
+                    <w:right w:val="none" w:color="FFFFFF" w:sz="0"/>
+                  </w:tcBorders>
+                  <w:shd w:fill="FFFFFF" w:color="auto" w:val="clear"/>
+                  <w:tcMar>
+                    <w:top w:type="dxa" w:w="25"/>
+                    <w:left w:type="dxa" w:w="80"/>
+                    <w:bottom w:type="dxa" w:w="25"/>
+                    <w:right w:type="dxa" w:w="80"/>
+                  </w:tcMar>
+                  <w:vAlign w:val="center"/>
+                </w:tcPr>
+                <w:p>
+                  <w:pPr>
+                    <w:spacing w:line="216" w:lineRule="auto"/>
+                    <w:jc w:val="left"/>
+                  </w:pPr>
+                  <w:r>
+                    <w:rPr>
+                      <w:rFonts w:ascii="Arial" w:cs="Arial" w:eastAsia="Arial" w:hAnsi="Arial"/>
+                      <w:b/>
+                      <w:bCs/>
+                      <w:color w:val="1A1A1A"/>
+                      <w:sz w:val="13"/>
+                      <w:szCs w:val="13"/>
+                    </w:rPr>
+                    <w:t xml:space="preserve">Trío</w:t>
+                  </w:r>
+                </w:p>
+              </w:tc>
+              <w:tc>
+                <w:tcPr>
+                  <w:tcW w:type="dxa" w:w="640"/>
+                  <w:tcBorders>
+                    <w:top w:val="none" w:color="FFFFFF" w:sz="0"/>
+                    <w:left w:val="none" w:color="FFFFFF" w:sz="0"/>
+                    <w:bottom w:val="single" w:color="D5D9E0" w:sz="4"/>
+                    <w:right w:val="none" w:color="FFFFFF" w:sz="0"/>
+                  </w:tcBorders>
+                  <w:shd w:fill="FFFFFF" w:color="auto" w:val="clear"/>
+                  <w:tcMar>
+                    <w:top w:type="dxa" w:w="25"/>
+                    <w:left w:type="dxa" w:w="80"/>
+                    <w:bottom w:type="dxa" w:w="25"/>
+                    <w:right w:type="dxa" w:w="80"/>
+                  </w:tcMar>
+                  <w:vAlign w:val="center"/>
+                </w:tcPr>
+                <w:p>
+                  <w:pPr>
+                    <w:spacing w:line="216" w:lineRule="auto"/>
+                    <w:jc w:val="right"/>
+                  </w:pPr>
+                  <w:r>
+                    <w:rPr>
+                      <w:rFonts w:ascii="Arial" w:cs="Arial" w:eastAsia="Arial" w:hAnsi="Arial"/>
+                      <w:b/>
+                      <w:bCs/>
+                      <w:color w:val="1A1A1A"/>
+                      <w:sz w:val="13"/>
+                      <w:szCs w:val="13"/>
+                    </w:rPr>
+                    <w:t xml:space="preserve">95,900</w:t>
+                  </w:r>
+                </w:p>
+              </w:tc>
+              <w:tc>
+                <w:tcPr>
+                  <w:tcW w:type="dxa" w:w="640"/>
+                  <w:tcBorders>
+                    <w:top w:val="none" w:color="FFFFFF" w:sz="0"/>
+                    <w:left w:val="none" w:color="FFFFFF" w:sz="0"/>
+                    <w:bottom w:val="single" w:color="D5D9E0" w:sz="4"/>
+                    <w:right w:val="none" w:color="FFFFFF" w:sz="0"/>
+                  </w:tcBorders>
+                  <w:shd w:fill="FFFFFF" w:color="auto" w:val="clear"/>
+                  <w:tcMar>
+                    <w:top w:type="dxa" w:w="25"/>
+                    <w:left w:type="dxa" w:w="80"/>
+                    <w:bottom w:type="dxa" w:w="25"/>
+                    <w:right w:type="dxa" w:w="80"/>
+                  </w:tcMar>
+                  <w:vAlign w:val="center"/>
+                </w:tcPr>
+                <w:p>
+                  <w:pPr>
+                    <w:spacing w:line="216" w:lineRule="auto"/>
+                    <w:jc w:val="right"/>
+                  </w:pPr>
+                  <w:r>
+                    <w:rPr>
+                      <w:rFonts w:ascii="Arial" w:cs="Arial" w:eastAsia="Arial" w:hAnsi="Arial"/>
+                      <w:b/>
+                      <w:bCs/>
+                      <w:color w:val="1A1A1A"/>
+                      <w:sz w:val="13"/>
+                      <w:szCs w:val="13"/>
+                    </w:rPr>
+                    <w:t xml:space="preserve">152,950</w:t>
+                  </w:r>
+                </w:p>
+              </w:tc>
+              <w:tc>
+                <w:tcPr>
+                  <w:tcW w:type="dxa" w:w="640"/>
+                  <w:tcBorders>
+                    <w:top w:val="none" w:color="FFFFFF" w:sz="0"/>
+                    <w:left w:val="none" w:color="FFFFFF" w:sz="0"/>
+                    <w:bottom w:val="single" w:color="D5D9E0" w:sz="4"/>
+                    <w:right w:val="none" w:color="FFFFFF" w:sz="0"/>
+                  </w:tcBorders>
+                  <w:shd w:fill="FFFFFF" w:color="auto" w:val="clear"/>
+                  <w:tcMar>
+                    <w:top w:type="dxa" w:w="25"/>
+                    <w:left w:type="dxa" w:w="80"/>
+                    <w:bottom w:type="dxa" w:w="25"/>
+                    <w:right w:type="dxa" w:w="80"/>
+                  </w:tcMar>
+                  <w:vAlign w:val="center"/>
+                </w:tcPr>
+                <w:p>
+                  <w:pPr>
+                    <w:spacing w:line="216" w:lineRule="auto"/>
+                    <w:jc w:val="right"/>
+                  </w:pPr>
+                  <w:r>
+                    <w:rPr>
+                      <w:rFonts w:ascii="Arial" w:cs="Arial" w:eastAsia="Arial" w:hAnsi="Arial"/>
+                      <w:b/>
+                      <w:bCs/>
+                      <w:color w:val="1A1A1A"/>
+                      <w:sz w:val="13"/>
+                      <w:szCs w:val="13"/>
+                    </w:rPr>
+                    <w:t xml:space="preserve">183,180</w:t>
+                  </w:r>
+                </w:p>
+              </w:tc>
+              <w:tc>
+                <w:tcPr>
+                  <w:tcW w:type="dxa" w:w="740"/>
+                  <w:tcBorders>
+                    <w:top w:val="none" w:color="FFFFFF" w:sz="0"/>
+                    <w:left w:val="none" w:color="FFFFFF" w:sz="0"/>
+                    <w:bottom w:val="single" w:color="D5D9E0" w:sz="4"/>
+                    <w:right w:val="none" w:color="FFFFFF" w:sz="0"/>
+                  </w:tcBorders>
+                  <w:shd w:fill="FFFFFF" w:color="auto" w:val="clear"/>
+                  <w:tcMar>
+                    <w:top w:type="dxa" w:w="25"/>
+                    <w:left w:type="dxa" w:w="80"/>
+                    <w:bottom w:type="dxa" w:w="25"/>
+                    <w:right w:type="dxa" w:w="80"/>
+                  </w:tcMar>
+                  <w:vAlign w:val="center"/>
+                </w:tcPr>
+                <w:p>
+                  <w:pPr>
+                    <w:spacing w:line="216" w:lineRule="auto"/>
+                    <w:jc w:val="right"/>
+                  </w:pPr>
+                  <w:r>
+                    <w:rPr>
+                      <w:rFonts w:ascii="Arial" w:cs="Arial" w:eastAsia="Arial" w:hAnsi="Arial"/>
+                      <w:b/>
+                      <w:bCs/>
+                      <w:color w:val="1A1A1A"/>
+                      <w:sz w:val="13"/>
+                      <w:szCs w:val="13"/>
+                    </w:rPr>
+                    <w:t xml:space="preserve">334,030</w:t>
+                  </w:r>
+                </w:p>
+              </w:tc>
+              <w:tc>
+                <w:tcPr>
+                  <w:tcW w:type="dxa" w:w="700"/>
+                  <w:tcBorders>
+                    <w:top w:val="none" w:color="FFFFFF" w:sz="0"/>
+                    <w:left w:val="none" w:color="FFFFFF" w:sz="0"/>
+                    <w:bottom w:val="single" w:color="D5D9E0" w:sz="4"/>
+                    <w:right w:val="none" w:color="FFFFFF" w:sz="0"/>
+                  </w:tcBorders>
+                  <w:shd w:fill="FFFFFF" w:color="auto" w:val="clear"/>
+                  <w:tcMar>
+                    <w:top w:type="dxa" w:w="25"/>
+                    <w:left w:type="dxa" w:w="80"/>
+                    <w:bottom w:type="dxa" w:w="25"/>
+                    <w:right w:type="dxa" w:w="80"/>
+                  </w:tcMar>
+                  <w:vAlign w:val="center"/>
+                </w:tcPr>
+                <w:p>
+                  <w:pPr>
+                    <w:spacing w:line="216" w:lineRule="auto"/>
+                    <w:jc w:val="right"/>
+                  </w:pPr>
+                  <w:r>
+                    <w:rPr>
+                      <w:rFonts w:ascii="Arial" w:cs="Arial" w:eastAsia="Arial" w:hAnsi="Arial"/>
+                      <w:b/>
+                      <w:bCs/>
+                      <w:color w:val="1A1A1A"/>
+                      <w:sz w:val="13"/>
+                      <w:szCs w:val="13"/>
+                    </w:rPr>
+                    <w:t xml:space="preserve">98,000</w:t>
+                  </w:r>
+                </w:p>
+              </w:tc>
+              <w:tc>
+                <w:tcPr>
+                  <w:tcW w:type="dxa" w:w="740"/>
+                  <w:tcBorders>
+                    <w:top w:val="none" w:color="FFFFFF" w:sz="0"/>
+                    <w:left w:val="none" w:color="FFFFFF" w:sz="0"/>
+                    <w:bottom w:val="single" w:color="D5D9E0" w:sz="4"/>
+                    <w:right w:val="none" w:color="FFFFFF" w:sz="0"/>
+                  </w:tcBorders>
+                  <w:shd w:fill="FFFFFF" w:color="auto" w:val="clear"/>
+                  <w:tcMar>
+                    <w:top w:type="dxa" w:w="25"/>
+                    <w:left w:type="dxa" w:w="80"/>
+                    <w:bottom w:type="dxa" w:w="25"/>
+                    <w:right w:type="dxa" w:w="80"/>
+                  </w:tcMar>
+                  <w:vAlign w:val="center"/>
+                </w:tcPr>
+                <w:p>
+                  <w:pPr>
+                    <w:spacing w:line="216" w:lineRule="auto"/>
+                    <w:jc w:val="right"/>
+                  </w:pPr>
+                  <w:r>
+                    <w:rPr>
+                      <w:rFonts w:ascii="Arial" w:cs="Arial" w:eastAsia="Arial" w:hAnsi="Arial"/>
+                      <w:b/>
+                      <w:bCs/>
+                      <w:color w:val="1A1A1A"/>
+                      <w:sz w:val="13"/>
+                      <w:szCs w:val="13"/>
+                    </w:rPr>
+                    <w:t xml:space="preserve">432,030</w:t>
+                  </w:r>
+                </w:p>
+              </w:tc>
+              <w:tc>
+                <w:tcPr>
+                  <w:tcW w:type="dxa" w:w="600"/>
+                  <w:tcBorders>
+                    <w:top w:val="none" w:color="FFFFFF" w:sz="0"/>
+                    <w:left w:val="none" w:color="FFFFFF" w:sz="0"/>
+                    <w:bottom w:val="single" w:color="D5D9E0" w:sz="4"/>
+                    <w:right w:val="none" w:color="FFFFFF" w:sz="0"/>
+                  </w:tcBorders>
+                  <w:shd w:fill="FFFFFF" w:color="auto" w:val="clear"/>
+                  <w:tcMar>
+                    <w:top w:type="dxa" w:w="25"/>
+                    <w:left w:type="dxa" w:w="80"/>
+                    <w:bottom w:type="dxa" w:w="25"/>
+                    <w:right w:type="dxa" w:w="80"/>
+                  </w:tcMar>
+                  <w:vAlign w:val="center"/>
+                </w:tcPr>
+                <w:p>
+                  <w:pPr>
+                    <w:spacing w:line="216" w:lineRule="auto"/>
+                    <w:jc w:val="right"/>
+                  </w:pPr>
+                  <w:r>
+                    <w:rPr>
+                      <w:rFonts w:ascii="Arial" w:cs="Arial" w:eastAsia="Arial" w:hAnsi="Arial"/>
+                      <w:b/>
+                      <w:bCs/>
+                      <w:color w:val="1A1A1A"/>
+                      <w:sz w:val="13"/>
+                      <w:szCs w:val="13"/>
+                    </w:rPr>
+                    <w:t xml:space="preserve">6.4%</w:t>
+                  </w:r>
+                </w:p>
+              </w:tc>
+            </w:tr>
+          </w:tbl>
           <w:p>
             <w:pPr>
               <w:spacing w:after="0" w:before="10" w:line="216" w:lineRule="auto"/>
             </w:pPr>
-            <w:r>
-              <w:rPr>
-                <w:rFonts w:ascii="Arial" w:cs="Arial" w:eastAsia="Arial" w:hAnsi="Arial"/>
-                <w:i w:val="false"/>
-                <w:iCs w:val="false"/>
-                <w:color w:val="5F5F5F"/>
-                <w:sz w:val="11"/>
-                <w:szCs w:val="11"/>
-              </w:rPr>
-              <w:t xml:space="preserve">Source: </w:t>
-            </w:r>
             <w:r>
               <w:rPr>
                 <w:rFonts w:ascii="Arial" w:cs="Arial" w:eastAsia="Arial" w:hAnsi="Arial"/>
@@ -153,12 +1698,71 @@
                 <w:sz w:val="11"/>
                 <w:szCs w:val="11"/>
               </w:rPr>
-              <w:t xml:space="preserve">Plaza S.A. 2Q26 reports and 2025 Annual Report; Parque Arauco Investor Presentation 2Q26; Cenco Malls Corporate Presentation 2Q26. Dated projects only.</w:t>
-            </w:r>
-          </w:p>
-          <w:p>
-            <w:pPr>
-              <w:spacing w:after="30" w:before="90" w:line="228" w:lineRule="auto"/>
+              <w:t xml:space="preserve">Org./GLA = organic GLA 2026-2028 over consolidated GLA at 2Q26. Mallplaza: 2028 includes 46,500 m² of “Other projects Chile”, dated 2028 by the 2025 Annual Report (p.45). Parque Arauco: 2026 = 2H26 (acquisitions). Cenco: deliveries given as a range are placed at the end of the range.</w:t>
+            </w:r>
+          </w:p>
+          <w:p/>
+        </w:tc>
+      </w:tr>
+    </w:tbl>
+    <w:p>
+      <w:pPr>
+        <w:spacing w:after="0" w:before="10" w:line="216" w:lineRule="auto"/>
+      </w:pPr>
+      <w:r>
+        <w:rPr>
+          <w:rFonts w:ascii="Arial" w:cs="Arial" w:eastAsia="Arial" w:hAnsi="Arial"/>
+          <w:i/>
+          <w:iCs/>
+          <w:color w:val="5F5F5F"/>
+          <w:sz w:val="11"/>
+          <w:szCs w:val="11"/>
+        </w:rPr>
+        <w:t xml:space="preserve">Source: Plaza S.A., 2Q26 Release (p.13) and 2025 Annual Report (p.45); Parque Arauco, 2Q26 Investor Presentation (slide 23); Cenco Malls, 2Q26 Corporate Presentation (slides 15-17). Dated projects only.</w:t>
+      </w:r>
+    </w:p>
+    <w:tbl>
+      <w:tblPr>
+        <w:tblW w:type="dxa" w:w="10666"/>
+        <w:tblBorders>
+          <w:top w:val="none" w:color="FFFFFF" w:sz="0"/>
+          <w:left w:val="none" w:color="FFFFFF" w:sz="0"/>
+          <w:bottom w:val="none" w:color="FFFFFF" w:sz="0"/>
+          <w:right w:val="none" w:color="FFFFFF" w:sz="0"/>
+          <w:insideH w:val="none" w:color="FFFFFF" w:sz="0"/>
+          <w:insideV w:val="none" w:color="FFFFFF" w:sz="0"/>
+        </w:tblBorders>
+      </w:tblPr>
+      <w:tblGrid>
+        <w:gridCol w:w="5225"/>
+        <w:gridCol w:w="216"/>
+        <w:gridCol w:w="5225"/>
+      </w:tblGrid>
+      <w:tr>
+        <w:tc>
+          <w:tcPr>
+            <w:tcW w:type="dxa" w:w="5225"/>
+            <w:tcBorders>
+              <w:top w:val="none" w:color="FFFFFF" w:sz="0"/>
+              <w:left w:val="none" w:color="FFFFFF" w:sz="0"/>
+              <w:bottom w:val="none" w:color="FFFFFF" w:sz="0"/>
+              <w:right w:val="none" w:color="FFFFFF" w:sz="0"/>
+            </w:tcBorders>
+            <w:tcMar>
+              <w:top w:type="dxa" w:w="0"/>
+              <w:left w:type="dxa" w:w="0"/>
+              <w:bottom w:type="dxa" w:w="0"/>
+              <w:right w:type="dxa" w:w="0"/>
+            </w:tcMar>
+            <w:vAlign w:val="top"/>
+          </w:tcPr>
+          <w:p>
+            <w:pPr>
+              <w:keepNext/>
+              <w:pBdr>
+                <w:bottom w:val="single" w:color="14284B" w:sz="12" w:space="2"/>
+              </w:pBdr>
+              <w:spacing w:after="70" w:before="160"/>
             </w:pPr>
             <w:r>
               <w:rPr>
@@ -166,19 +1770,45 @@
                 <w:b/>
                 <w:bCs/>
                 <w:color w:val="14284B"/>
-                <w:sz w:val="14"/>
-                <w:szCs w:val="14"/>
-              </w:rPr>
-              <w:t xml:space="preserve">Appendix C: </w:t>
-            </w:r>
-            <w:r>
-              <w:rPr>
-                <w:rFonts w:ascii="Arial" w:cs="Arial" w:eastAsia="Arial" w:hAnsi="Arial"/>
+                <w:sz w:val="24"/>
+                <w:szCs w:val="24"/>
+              </w:rPr>
+              <w:t xml:space="preserve">APPENDIX 4: OCCUPANCY</w:t>
+            </w:r>
+          </w:p>
+          <w:p>
+            <w:pPr>
+              <w:shd w:fill="EEF1F6" w:color="auto" w:val="clear"/>
+              <w:spacing w:after="80" w:line="228" w:lineRule="auto"/>
+              <w:jc w:val="both"/>
+            </w:pPr>
+            <w:r>
+              <w:rPr>
+                <w:rFonts w:ascii="Arial" w:cs="Arial" w:eastAsia="Arial" w:hAnsi="Arial"/>
+                <w:color w:val="1A1A1A"/>
+                <w:sz w:val="16"/>
+                <w:szCs w:val="16"/>
+              </w:rPr>
+              <w:t xml:space="preserve">The consolidated occupancy of the three operators has stayed between 93% and 99% since 2Q22, even through the inflation and high-rate cycle. Each company defines occupancy differently, so trends are compared rather than levels.</w:t>
+            </w:r>
+          </w:p>
+          <w:p>
+            <w:pPr>
+              <w:pBdr>
+                <w:bottom w:val="single" w:color="E9004B" w:sz="8" w:space="1"/>
+              </w:pBdr>
+              <w:spacing w:after="50" w:before="40"/>
+            </w:pPr>
+            <w:r>
+              <w:rPr>
+                <w:rFonts w:ascii="Arial" w:cs="Arial" w:eastAsia="Arial" w:hAnsi="Arial"/>
+                <w:b/>
+                <w:bCs/>
                 <w:color w:val="14284B"/>
-                <w:sz w:val="14"/>
-                <w:szCs w:val="14"/>
-              </w:rPr>
-              <w:t xml:space="preserve">Market share within the trio in Chile, 2Q22-2Q26 (% of GLA)</w:t>
+                <w:sz w:val="16"/>
+                <w:szCs w:val="16"/>
+              </w:rPr>
+              <w:t xml:space="preserve">A. CONSOLIDATED OCCUPANCY RATE, 2Q22-2Q26</w:t>
             </w:r>
           </w:p>
           <w:p>
@@ -188,7 +1818,7 @@
             <w:r>
               <w:drawing>
                 <wp:inline distT="0" distB="0" distL="0" distR="0">
-                  <wp:extent cx="2257425" cy="1743075"/>
+                  <wp:extent cx="3314700" cy="2238375"/>
                   <wp:effectExtent t="0" r="0" b="0" l="0"/>
                   <wp:docPr id="1" name="" descr="" title=""/>
                   <wp:cNvGraphicFramePr>
@@ -213,7 +1843,7 @@
                         <pic:spPr bwMode="auto">
                           <a:xfrm>
                             <a:off x="0" y="0"/>
-                            <a:ext cx="2257425" cy="1743075"/>
+                            <a:ext cx="3314700" cy="2238375"/>
                           </a:xfrm>
                           <a:prstGeom prst="rect">
                             <a:avLst/>
@@ -233,26 +1863,16 @@
             <w:r>
               <w:rPr>
                 <w:rFonts w:ascii="Arial" w:cs="Arial" w:eastAsia="Arial" w:hAnsi="Arial"/>
-                <w:i w:val="false"/>
-                <w:iCs w:val="false"/>
-                <w:color w:val="5F5F5F"/>
-                <w:sz w:val="11"/>
-                <w:szCs w:val="11"/>
-              </w:rPr>
-              <w:t xml:space="preserve">Source: </w:t>
-            </w:r>
-            <w:r>
-              <w:rPr>
-                <w:rFonts w:ascii="Arial" w:cs="Arial" w:eastAsia="Arial" w:hAnsi="Arial"/>
                 <w:i/>
                 <w:iCs/>
                 <w:color w:val="5F5F5F"/>
                 <w:sz w:val="11"/>
                 <w:szCs w:val="11"/>
               </w:rPr>
-              <w:t xml:space="preserve">2Q22-2Q26 earnings reports of the three companies; team analysis.</w:t>
-            </w:r>
-          </w:p>
+              <w:t xml:space="preserve">Source: 2Q22-2Q26 earnings reports of the three companies. Mallplaza includes Open Plaza since 2Q25.</w:t>
+            </w:r>
+          </w:p>
+          <w:p/>
         </w:tc>
         <w:tc>
           <w:tcPr>
@@ -292,7 +1912,11 @@
           </w:tcPr>
           <w:p>
             <w:pPr>
-              <w:spacing w:after="30" w:before="20" w:line="228" w:lineRule="auto"/>
+              <w:keepNext/>
+              <w:pBdr>
+                <w:bottom w:val="single" w:color="14284B" w:sz="12" w:space="2"/>
+              </w:pBdr>
+              <w:spacing w:after="70" w:before="160"/>
             </w:pPr>
             <w:r>
               <w:rPr>
@@ -300,19 +1924,45 @@
                 <w:b/>
                 <w:bCs/>
                 <w:color w:val="14284B"/>
-                <w:sz w:val="14"/>
-                <w:szCs w:val="14"/>
-              </w:rPr>
-              <w:t xml:space="preserve">Appendix B: </w:t>
-            </w:r>
-            <w:r>
-              <w:rPr>
-                <w:rFonts w:ascii="Arial" w:cs="Arial" w:eastAsia="Arial" w:hAnsi="Arial"/>
+                <w:sz w:val="24"/>
+                <w:szCs w:val="24"/>
+              </w:rPr>
+              <w:t xml:space="preserve">APPENDIX 5: MARKET SHARE IN CHILE</w:t>
+            </w:r>
+          </w:p>
+          <w:p>
+            <w:pPr>
+              <w:shd w:fill="EEF1F6" w:color="auto" w:val="clear"/>
+              <w:spacing w:after="80" w:line="228" w:lineRule="auto"/>
+              <w:jc w:val="both"/>
+            </w:pPr>
+            <w:r>
+              <w:rPr>
+                <w:rFonts w:ascii="Arial" w:cs="Arial" w:eastAsia="Arial" w:hAnsi="Arial"/>
+                <w:color w:val="1A1A1A"/>
+                <w:sz w:val="16"/>
+                <w:szCs w:val="16"/>
+              </w:rPr>
+              <w:t xml:space="preserve">The trio's GLA in Chile grew 7.3% since 2Q22. Mallplaza gave up 1.2 pp of share because it grew only through expansions, while Parque Arauco added Kennedy Oriente (70,000 m²) by purchase.</w:t>
+            </w:r>
+          </w:p>
+          <w:p>
+            <w:pPr>
+              <w:pBdr>
+                <w:bottom w:val="single" w:color="E9004B" w:sz="8" w:space="1"/>
+              </w:pBdr>
+              <w:spacing w:after="50" w:before="40"/>
+            </w:pPr>
+            <w:r>
+              <w:rPr>
+                <w:rFonts w:ascii="Arial" w:cs="Arial" w:eastAsia="Arial" w:hAnsi="Arial"/>
+                <w:b/>
+                <w:bCs/>
                 <w:color w:val="14284B"/>
-                <w:sz w:val="14"/>
-                <w:szCs w:val="14"/>
-              </w:rPr>
-              <w:t xml:space="preserve">Consolidated occupancy rate, 2Q22-2Q26</w:t>
+                <w:sz w:val="16"/>
+                <w:szCs w:val="16"/>
+              </w:rPr>
+              <w:t xml:space="preserve">A. SHARE WITHIN THE TRIO, 2Q22-2Q26 (% OF GLA)</w:t>
             </w:r>
           </w:p>
           <w:p>
@@ -322,7 +1972,7 @@
             <w:r>
               <w:drawing>
                 <wp:inline distT="0" distB="0" distL="0" distR="0">
-                  <wp:extent cx="2257425" cy="1514475"/>
+                  <wp:extent cx="3314700" cy="2571750"/>
                   <wp:effectExtent t="0" r="0" b="0" l="0"/>
                   <wp:docPr id="1" name="" descr="" title=""/>
                   <wp:cNvGraphicFramePr>
@@ -347,7 +1997,7 @@
                         <pic:spPr bwMode="auto">
                           <a:xfrm>
                             <a:off x="0" y="0"/>
-                            <a:ext cx="2257425" cy="1514475"/>
+                            <a:ext cx="3314700" cy="2571750"/>
                           </a:xfrm>
                           <a:prstGeom prst="rect">
                             <a:avLst/>
@@ -367,32 +2017,27 @@
             <w:r>
               <w:rPr>
                 <w:rFonts w:ascii="Arial" w:cs="Arial" w:eastAsia="Arial" w:hAnsi="Arial"/>
-                <w:i w:val="false"/>
-                <w:iCs w:val="false"/>
-                <w:color w:val="5F5F5F"/>
-                <w:sz w:val="11"/>
-                <w:szCs w:val="11"/>
-              </w:rPr>
-              <w:t xml:space="preserve">Source: </w:t>
-            </w:r>
-            <w:r>
-              <w:rPr>
-                <w:rFonts w:ascii="Arial" w:cs="Arial" w:eastAsia="Arial" w:hAnsi="Arial"/>
                 <w:i/>
                 <w:iCs/>
                 <w:color w:val="5F5F5F"/>
                 <w:sz w:val="11"/>
                 <w:szCs w:val="11"/>
               </w:rPr>
-              <w:t xml:space="preserve">2Q22-2Q26 earnings reports of the three companies. Each company defines occupancy differently; Mallplaza includes Open Plaza since 2Q25.</w:t>
-            </w:r>
-          </w:p>
+              <w:t xml:space="preserve">Source: 2Q22-2Q26 earnings reports of the three companies; Team analysis.</w:t>
+            </w:r>
+          </w:p>
+          <w:p/>
         </w:tc>
       </w:tr>
     </w:tbl>
     <w:p>
       <w:pPr>
-        <w:spacing w:after="30" w:before="140" w:line="228" w:lineRule="auto"/>
+        <w:keepNext/>
+        <w:pageBreakBefore/>
+        <w:pBdr>
+          <w:bottom w:val="single" w:color="14284B" w:sz="12" w:space="2"/>
+        </w:pBdr>
+        <w:spacing w:after="70" w:before="0"/>
       </w:pPr>
       <w:r>
         <w:rPr>
@@ -400,19 +2045,45 @@
           <w:b/>
           <w:bCs/>
           <w:color w:val="14284B"/>
-          <w:sz w:val="14"/>
-          <w:szCs w:val="14"/>
+          <w:sz w:val="24"/>
+          <w:szCs w:val="24"/>
         </w:rPr>
-        <w:t xml:space="preserve">Appendix D: </w:t>
+        <w:t xml:space="preserve">APPENDIX 6: PORTER'S FIVE FORCES</w:t>
       </w:r>
+    </w:p>
+    <w:p>
+      <w:pPr>
+        <w:shd w:fill="EEF1F6" w:color="auto" w:val="clear"/>
+        <w:spacing w:after="80" w:line="228" w:lineRule="auto"/>
+        <w:jc w:val="both"/>
+      </w:pPr>
       <w:r>
         <w:rPr>
           <w:rFonts w:ascii="Arial" w:cs="Arial" w:eastAsia="Arial" w:hAnsi="Arial"/>
+          <w:color w:val="1A1A1A"/>
+          <w:sz w:val="16"/>
+          <w:szCs w:val="16"/>
+        </w:rPr>
+        <w:t xml:space="preserve">Attractive industry: with whole-number scores by country weighted by Mallplaza's GLA, the only intense force is rivalry (4), which plays out in experience and assets rather than price, since in 2Q26 same-store rents rose in Chile at all three operators (table B).</w:t>
+      </w:r>
+    </w:p>
+    <w:p>
+      <w:pPr>
+        <w:pBdr>
+          <w:bottom w:val="single" w:color="E9004B" w:sz="8" w:space="1"/>
+        </w:pBdr>
+        <w:spacing w:after="50" w:before="40"/>
+      </w:pPr>
+      <w:r>
+        <w:rPr>
+          <w:rFonts w:ascii="Arial" w:cs="Arial" w:eastAsia="Arial" w:hAnsi="Arial"/>
+          <w:b/>
+          <w:bCs/>
           <w:color w:val="14284B"/>
-          <w:sz w:val="14"/>
-          <w:szCs w:val="14"/>
+          <w:sz w:val="16"/>
+          <w:szCs w:val="16"/>
         </w:rPr>
-        <w:t xml:space="preserve">Porter's five forces by country and key evidence</w:t>
+        <w:t xml:space="preserve">A. SCORES BY COUNTRY AND MAIN EVIDENCE (1 = WEAK FORCE; 5 = INTENSE FORCE)</w:t>
       </w:r>
     </w:p>
     <w:tbl>
@@ -428,12 +2099,12 @@
         </w:tblBorders>
       </w:tblPr>
       <w:tblGrid>
-        <w:gridCol w:w="1700"/>
-        <w:gridCol w:w="620"/>
-        <w:gridCol w:w="620"/>
-        <w:gridCol w:w="800"/>
-        <w:gridCol w:w="620"/>
-        <w:gridCol w:w="6306"/>
+        <w:gridCol w:w="1500"/>
+        <w:gridCol w:w="600"/>
+        <w:gridCol w:w="560"/>
+        <w:gridCol w:w="780"/>
+        <w:gridCol w:w="560"/>
+        <w:gridCol w:w="6666"/>
       </w:tblGrid>
       <w:tr>
         <w:trPr>
@@ -441,7 +2112,7 @@
         </w:trPr>
         <w:tc>
           <w:tcPr>
-            <w:tcW w:type="dxa" w:w="1700"/>
+            <w:tcW w:type="dxa" w:w="1500"/>
             <w:tcBorders>
               <w:top w:val="none" w:color="FFFFFF" w:sz="0"/>
               <w:left w:val="none" w:color="FFFFFF" w:sz="0"/>
@@ -475,7 +2146,7 @@
         </w:tc>
         <w:tc>
           <w:tcPr>
-            <w:tcW w:type="dxa" w:w="620"/>
+            <w:tcW w:type="dxa" w:w="600"/>
             <w:tcBorders>
               <w:top w:val="none" w:color="FFFFFF" w:sz="0"/>
               <w:left w:val="none" w:color="FFFFFF" w:sz="0"/>
@@ -509,7 +2180,7 @@
         </w:tc>
         <w:tc>
           <w:tcPr>
-            <w:tcW w:type="dxa" w:w="620"/>
+            <w:tcW w:type="dxa" w:w="560"/>
             <w:tcBorders>
               <w:top w:val="none" w:color="FFFFFF" w:sz="0"/>
               <w:left w:val="none" w:color="FFFFFF" w:sz="0"/>
@@ -543,7 +2214,7 @@
         </w:tc>
         <w:tc>
           <w:tcPr>
-            <w:tcW w:type="dxa" w:w="800"/>
+            <w:tcW w:type="dxa" w:w="780"/>
             <w:tcBorders>
               <w:top w:val="none" w:color="FFFFFF" w:sz="0"/>
               <w:left w:val="none" w:color="FFFFFF" w:sz="0"/>
@@ -577,7 +2248,7 @@
         </w:tc>
         <w:tc>
           <w:tcPr>
-            <w:tcW w:type="dxa" w:w="620"/>
+            <w:tcW w:type="dxa" w:w="560"/>
             <w:tcBorders>
               <w:top w:val="none" w:color="FFFFFF" w:sz="0"/>
               <w:left w:val="none" w:color="FFFFFF" w:sz="0"/>
@@ -611,7 +2282,7 @@
         </w:tc>
         <w:tc>
           <w:tcPr>
-            <w:tcW w:type="dxa" w:w="6306"/>
+            <w:tcW w:type="dxa" w:w="6666"/>
             <w:tcBorders>
               <w:top w:val="none" w:color="FFFFFF" w:sz="0"/>
               <w:left w:val="none" w:color="FFFFFF" w:sz="0"/>
@@ -639,7 +2310,7 @@
                 <w:sz w:val="13"/>
                 <w:szCs w:val="13"/>
               </w:rPr>
-              <w:t xml:space="preserve">Key evidence</w:t>
+              <w:t xml:space="preserve">Main evidence</w:t>
             </w:r>
           </w:p>
         </w:tc>
@@ -650,14 +2321,14 @@
         </w:trPr>
         <w:tc>
           <w:tcPr>
-            <w:tcW w:type="dxa" w:w="1700"/>
-            <w:tcBorders>
-              <w:top w:val="none" w:color="FFFFFF" w:sz="0"/>
-              <w:left w:val="none" w:color="FFFFFF" w:sz="0"/>
-              <w:bottom w:val="single" w:color="D5D9E0" w:sz="4"/>
-              <w:right w:val="none" w:color="FFFFFF" w:sz="0"/>
-            </w:tcBorders>
-            <w:shd w:fill="F7F8FB" w:color="auto" w:val="clear"/>
+            <w:tcW w:type="dxa" w:w="1500"/>
+            <w:tcBorders>
+              <w:top w:val="none" w:color="FFFFFF" w:sz="0"/>
+              <w:left w:val="none" w:color="FFFFFF" w:sz="0"/>
+              <w:bottom w:val="single" w:color="D5D9E0" w:sz="4"/>
+              <w:right w:val="none" w:color="FFFFFF" w:sz="0"/>
+            </w:tcBorders>
+            <w:shd w:fill="FDF1CC" w:color="auto" w:val="clear"/>
             <w:tcMar>
               <w:top w:type="dxa" w:w="25"/>
               <w:left w:type="dxa" w:w="80"/>
@@ -676,7 +2347,7 @@
                 <w:rFonts w:ascii="Arial" w:cs="Arial" w:eastAsia="Arial" w:hAnsi="Arial"/>
                 <w:b/>
                 <w:bCs/>
-                <w:color w:val="14284B"/>
+                <w:color w:val="1A1A1A"/>
                 <w:sz w:val="13"/>
                 <w:szCs w:val="13"/>
               </w:rPr>
@@ -686,14 +2357,14 @@
         </w:tc>
         <w:tc>
           <w:tcPr>
-            <w:tcW w:type="dxa" w:w="620"/>
-            <w:tcBorders>
-              <w:top w:val="none" w:color="FFFFFF" w:sz="0"/>
-              <w:left w:val="none" w:color="FFFFFF" w:sz="0"/>
-              <w:bottom w:val="single" w:color="D5D9E0" w:sz="4"/>
-              <w:right w:val="none" w:color="FFFFFF" w:sz="0"/>
-            </w:tcBorders>
-            <w:shd w:fill="F7F8FB" w:color="auto" w:val="clear"/>
+            <w:tcW w:type="dxa" w:w="600"/>
+            <w:tcBorders>
+              <w:top w:val="none" w:color="FFFFFF" w:sz="0"/>
+              <w:left w:val="none" w:color="FFFFFF" w:sz="0"/>
+              <w:bottom w:val="single" w:color="D5D9E0" w:sz="4"/>
+              <w:right w:val="none" w:color="FFFFFF" w:sz="0"/>
+            </w:tcBorders>
+            <w:shd w:fill="FDF1CC" w:color="auto" w:val="clear"/>
             <w:tcMar>
               <w:top w:type="dxa" w:w="25"/>
               <w:left w:type="dxa" w:w="80"/>
@@ -710,8 +2381,8 @@
             <w:r>
               <w:rPr>
                 <w:rFonts w:ascii="Arial" w:cs="Arial" w:eastAsia="Arial" w:hAnsi="Arial"/>
-                <w:b w:val="false"/>
-                <w:bCs w:val="false"/>
+                <w:b/>
+                <w:bCs/>
                 <w:color w:val="1A1A1A"/>
                 <w:sz w:val="13"/>
                 <w:szCs w:val="13"/>
@@ -722,14 +2393,14 @@
         </w:tc>
         <w:tc>
           <w:tcPr>
-            <w:tcW w:type="dxa" w:w="620"/>
-            <w:tcBorders>
-              <w:top w:val="none" w:color="FFFFFF" w:sz="0"/>
-              <w:left w:val="none" w:color="FFFFFF" w:sz="0"/>
-              <w:bottom w:val="single" w:color="D5D9E0" w:sz="4"/>
-              <w:right w:val="none" w:color="FFFFFF" w:sz="0"/>
-            </w:tcBorders>
-            <w:shd w:fill="F7F8FB" w:color="auto" w:val="clear"/>
+            <w:tcW w:type="dxa" w:w="560"/>
+            <w:tcBorders>
+              <w:top w:val="none" w:color="FFFFFF" w:sz="0"/>
+              <w:left w:val="none" w:color="FFFFFF" w:sz="0"/>
+              <w:bottom w:val="single" w:color="D5D9E0" w:sz="4"/>
+              <w:right w:val="none" w:color="FFFFFF" w:sz="0"/>
+            </w:tcBorders>
+            <w:shd w:fill="FDF1CC" w:color="auto" w:val="clear"/>
             <w:tcMar>
               <w:top w:type="dxa" w:w="25"/>
               <w:left w:type="dxa" w:w="80"/>
@@ -746,8 +2417,8 @@
             <w:r>
               <w:rPr>
                 <w:rFonts w:ascii="Arial" w:cs="Arial" w:eastAsia="Arial" w:hAnsi="Arial"/>
-                <w:b w:val="false"/>
-                <w:bCs w:val="false"/>
+                <w:b/>
+                <w:bCs/>
                 <w:color w:val="1A1A1A"/>
                 <w:sz w:val="13"/>
                 <w:szCs w:val="13"/>
@@ -758,14 +2429,14 @@
         </w:tc>
         <w:tc>
           <w:tcPr>
-            <w:tcW w:type="dxa" w:w="800"/>
-            <w:tcBorders>
-              <w:top w:val="none" w:color="FFFFFF" w:sz="0"/>
-              <w:left w:val="none" w:color="FFFFFF" w:sz="0"/>
-              <w:bottom w:val="single" w:color="D5D9E0" w:sz="4"/>
-              <w:right w:val="none" w:color="FFFFFF" w:sz="0"/>
-            </w:tcBorders>
-            <w:shd w:fill="F7F8FB" w:color="auto" w:val="clear"/>
+            <w:tcW w:type="dxa" w:w="780"/>
+            <w:tcBorders>
+              <w:top w:val="none" w:color="FFFFFF" w:sz="0"/>
+              <w:left w:val="none" w:color="FFFFFF" w:sz="0"/>
+              <w:bottom w:val="single" w:color="D5D9E0" w:sz="4"/>
+              <w:right w:val="none" w:color="FFFFFF" w:sz="0"/>
+            </w:tcBorders>
+            <w:shd w:fill="FDF1CC" w:color="auto" w:val="clear"/>
             <w:tcMar>
               <w:top w:type="dxa" w:w="25"/>
               <w:left w:type="dxa" w:w="80"/>
@@ -782,8 +2453,8 @@
             <w:r>
               <w:rPr>
                 <w:rFonts w:ascii="Arial" w:cs="Arial" w:eastAsia="Arial" w:hAnsi="Arial"/>
-                <w:b w:val="false"/>
-                <w:bCs w:val="false"/>
+                <w:b/>
+                <w:bCs/>
                 <w:color w:val="1A1A1A"/>
                 <w:sz w:val="13"/>
                 <w:szCs w:val="13"/>
@@ -794,14 +2465,14 @@
         </w:tc>
         <w:tc>
           <w:tcPr>
-            <w:tcW w:type="dxa" w:w="620"/>
-            <w:tcBorders>
-              <w:top w:val="none" w:color="FFFFFF" w:sz="0"/>
-              <w:left w:val="none" w:color="FFFFFF" w:sz="0"/>
-              <w:bottom w:val="single" w:color="D5D9E0" w:sz="4"/>
-              <w:right w:val="none" w:color="FFFFFF" w:sz="0"/>
-            </w:tcBorders>
-            <w:shd w:fill="F7F8FB" w:color="auto" w:val="clear"/>
+            <w:tcW w:type="dxa" w:w="560"/>
+            <w:tcBorders>
+              <w:top w:val="none" w:color="FFFFFF" w:sz="0"/>
+              <w:left w:val="none" w:color="FFFFFF" w:sz="0"/>
+              <w:bottom w:val="single" w:color="D5D9E0" w:sz="4"/>
+              <w:right w:val="none" w:color="FFFFFF" w:sz="0"/>
+            </w:tcBorders>
+            <w:shd w:fill="FDF1CC" w:color="auto" w:val="clear"/>
             <w:tcMar>
               <w:top w:type="dxa" w:w="25"/>
               <w:left w:type="dxa" w:w="80"/>
@@ -818,8 +2489,8 @@
             <w:r>
               <w:rPr>
                 <w:rFonts w:ascii="Arial" w:cs="Arial" w:eastAsia="Arial" w:hAnsi="Arial"/>
-                <w:b w:val="false"/>
-                <w:bCs w:val="false"/>
+                <w:b/>
+                <w:bCs/>
                 <w:color w:val="1A1A1A"/>
                 <w:sz w:val="13"/>
                 <w:szCs w:val="13"/>
@@ -830,14 +2501,14 @@
         </w:tc>
         <w:tc>
           <w:tcPr>
-            <w:tcW w:type="dxa" w:w="6306"/>
-            <w:tcBorders>
-              <w:top w:val="none" w:color="FFFFFF" w:sz="0"/>
-              <w:left w:val="none" w:color="FFFFFF" w:sz="0"/>
-              <w:bottom w:val="single" w:color="D5D9E0" w:sz="4"/>
-              <w:right w:val="none" w:color="FFFFFF" w:sz="0"/>
-            </w:tcBorders>
-            <w:shd w:fill="F7F8FB" w:color="auto" w:val="clear"/>
+            <w:tcW w:type="dxa" w:w="6666"/>
+            <w:tcBorders>
+              <w:top w:val="none" w:color="FFFFFF" w:sz="0"/>
+              <w:left w:val="none" w:color="FFFFFF" w:sz="0"/>
+              <w:bottom w:val="single" w:color="D5D9E0" w:sz="4"/>
+              <w:right w:val="none" w:color="FFFFFF" w:sz="0"/>
+            </w:tcBorders>
+            <w:shd w:fill="FDF1CC" w:color="auto" w:val="clear"/>
             <w:tcMar>
               <w:top w:type="dxa" w:w="25"/>
               <w:left w:type="dxa" w:w="80"/>
@@ -854,13 +2525,13 @@
             <w:r>
               <w:rPr>
                 <w:rFonts w:ascii="Arial" w:cs="Arial" w:eastAsia="Arial" w:hAnsi="Arial"/>
-                <w:b w:val="false"/>
-                <w:bCs w:val="false"/>
-                <w:color w:val="1A1A1A"/>
-                <w:sz w:val="13"/>
-                <w:szCs w:val="13"/>
-              </w:rPr>
-              <w:t xml:space="preserve">CR3 76% / 37% / 13%; race to reinvest in experience; asset acquisitions (Minka, Plaza Central; Quilín and Chicureo announced); supply above consumption in 2027-28. Stable shares and margins of 71-90%.</w:t>
+                <w:b/>
+                <w:bCs/>
+                <w:color w:val="1A1A1A"/>
+                <w:sz w:val="13"/>
+                <w:szCs w:val="13"/>
+              </w:rPr>
+              <w:t xml:space="preserve">CR3 76% / 37% / 13%; reinvestment race in experience; asset purchases (Minka, Plaza Central; Quilín and Chicureo announced); supply above consumption in 2027-28. Stable shares and margins of 71-90%. No price war: positive SSR/SAR in Chile (table B).</w:t>
             </w:r>
           </w:p>
         </w:tc>
@@ -871,7 +2542,7 @@
         </w:trPr>
         <w:tc>
           <w:tcPr>
-            <w:tcW w:type="dxa" w:w="1700"/>
+            <w:tcW w:type="dxa" w:w="1500"/>
             <w:tcBorders>
               <w:top w:val="none" w:color="FFFFFF" w:sz="0"/>
               <w:left w:val="none" w:color="FFFFFF" w:sz="0"/>
@@ -895,9 +2566,9 @@
             <w:r>
               <w:rPr>
                 <w:rFonts w:ascii="Arial" w:cs="Arial" w:eastAsia="Arial" w:hAnsi="Arial"/>
-                <w:b/>
-                <w:bCs/>
-                <w:color w:val="14284B"/>
+                <w:b w:val="false"/>
+                <w:bCs w:val="false"/>
+                <w:color w:val="1A1A1A"/>
                 <w:sz w:val="13"/>
                 <w:szCs w:val="13"/>
               </w:rPr>
@@ -907,7 +2578,7 @@
         </w:tc>
         <w:tc>
           <w:tcPr>
-            <w:tcW w:type="dxa" w:w="620"/>
+            <w:tcW w:type="dxa" w:w="600"/>
             <w:tcBorders>
               <w:top w:val="none" w:color="FFFFFF" w:sz="0"/>
               <w:left w:val="none" w:color="FFFFFF" w:sz="0"/>
@@ -943,7 +2614,7 @@
         </w:tc>
         <w:tc>
           <w:tcPr>
-            <w:tcW w:type="dxa" w:w="620"/>
+            <w:tcW w:type="dxa" w:w="560"/>
             <w:tcBorders>
               <w:top w:val="none" w:color="FFFFFF" w:sz="0"/>
               <w:left w:val="none" w:color="FFFFFF" w:sz="0"/>
@@ -979,7 +2650,7 @@
         </w:tc>
         <w:tc>
           <w:tcPr>
-            <w:tcW w:type="dxa" w:w="800"/>
+            <w:tcW w:type="dxa" w:w="780"/>
             <w:tcBorders>
               <w:top w:val="none" w:color="FFFFFF" w:sz="0"/>
               <w:left w:val="none" w:color="FFFFFF" w:sz="0"/>
@@ -1015,7 +2686,7 @@
         </w:tc>
         <w:tc>
           <w:tcPr>
-            <w:tcW w:type="dxa" w:w="620"/>
+            <w:tcW w:type="dxa" w:w="560"/>
             <w:tcBorders>
               <w:top w:val="none" w:color="FFFFFF" w:sz="0"/>
               <w:left w:val="none" w:color="FFFFFF" w:sz="0"/>
@@ -1051,7 +2722,7 @@
         </w:tc>
         <w:tc>
           <w:tcPr>
-            <w:tcW w:type="dxa" w:w="6306"/>
+            <w:tcW w:type="dxa" w:w="6666"/>
             <w:tcBorders>
               <w:top w:val="none" w:color="FFFFFF" w:sz="0"/>
               <w:left w:val="none" w:color="FFFFFF" w:sz="0"/>
@@ -1081,7 +2752,7 @@
                 <w:sz w:val="13"/>
                 <w:szCs w:val="13"/>
               </w:rPr>
-              <w:t xml:space="preserve">Capital-intensive (USD 613 million for 170,200 m² at Mallplaza); incumbents' land banks; Peru and Colombia less concentrated; most malls in Colombia are strata-titled (multi-owner).</w:t>
+              <w:t xml:space="preserve">Capital intensive (USD 613 million for 170,200 m² at Mallplaza); incumbents' land banks; Peru and Colombia less concentrated; Colombia with most malls under horizontal ownership.</w:t>
             </w:r>
           </w:p>
         </w:tc>
@@ -1092,7 +2763,7 @@
         </w:trPr>
         <w:tc>
           <w:tcPr>
-            <w:tcW w:type="dxa" w:w="1700"/>
+            <w:tcW w:type="dxa" w:w="1500"/>
             <w:tcBorders>
               <w:top w:val="none" w:color="FFFFFF" w:sz="0"/>
               <w:left w:val="none" w:color="FFFFFF" w:sz="0"/>
@@ -1116,19 +2787,19 @@
             <w:r>
               <w:rPr>
                 <w:rFonts w:ascii="Arial" w:cs="Arial" w:eastAsia="Arial" w:hAnsi="Arial"/>
-                <w:b/>
-                <w:bCs/>
-                <w:color w:val="14284B"/>
-                <w:sz w:val="13"/>
-                <w:szCs w:val="13"/>
-              </w:rPr>
-              <w:t xml:space="preserve">Bargaining power of tenants</w:t>
-            </w:r>
-          </w:p>
-        </w:tc>
-        <w:tc>
-          <w:tcPr>
-            <w:tcW w:type="dxa" w:w="620"/>
+                <w:b w:val="false"/>
+                <w:bCs w:val="false"/>
+                <w:color w:val="1A1A1A"/>
+                <w:sz w:val="13"/>
+                <w:szCs w:val="13"/>
+              </w:rPr>
+              <w:t xml:space="preserve">Tenant bargaining power</w:t>
+            </w:r>
+          </w:p>
+        </w:tc>
+        <w:tc>
+          <w:tcPr>
+            <w:tcW w:type="dxa" w:w="600"/>
             <w:tcBorders>
               <w:top w:val="none" w:color="FFFFFF" w:sz="0"/>
               <w:left w:val="none" w:color="FFFFFF" w:sz="0"/>
@@ -1164,7 +2835,7 @@
         </w:tc>
         <w:tc>
           <w:tcPr>
-            <w:tcW w:type="dxa" w:w="620"/>
+            <w:tcW w:type="dxa" w:w="560"/>
             <w:tcBorders>
               <w:top w:val="none" w:color="FFFFFF" w:sz="0"/>
               <w:left w:val="none" w:color="FFFFFF" w:sz="0"/>
@@ -1200,7 +2871,7 @@
         </w:tc>
         <w:tc>
           <w:tcPr>
-            <w:tcW w:type="dxa" w:w="800"/>
+            <w:tcW w:type="dxa" w:w="780"/>
             <w:tcBorders>
               <w:top w:val="none" w:color="FFFFFF" w:sz="0"/>
               <w:left w:val="none" w:color="FFFFFF" w:sz="0"/>
@@ -1236,7 +2907,7 @@
         </w:tc>
         <w:tc>
           <w:tcPr>
-            <w:tcW w:type="dxa" w:w="620"/>
+            <w:tcW w:type="dxa" w:w="560"/>
             <w:tcBorders>
               <w:top w:val="none" w:color="FFFFFF" w:sz="0"/>
               <w:left w:val="none" w:color="FFFFFF" w:sz="0"/>
@@ -1272,7 +2943,7 @@
         </w:tc>
         <w:tc>
           <w:tcPr>
-            <w:tcW w:type="dxa" w:w="6306"/>
+            <w:tcW w:type="dxa" w:w="6666"/>
             <w:tcBorders>
               <w:top w:val="none" w:color="FFFFFF" w:sz="0"/>
               <w:left w:val="none" w:color="FFFFFF" w:sz="0"/>
@@ -1302,7 +2973,7 @@
                 <w:sz w:val="13"/>
                 <w:szCs w:val="13"/>
               </w:rPr>
-              <w:t xml:space="preserve">Chile occupancy 96-99%; average lease terms of 5.0-8.7 years; top 5 = 18% of Mallplaza revenue; Chile SSR above CPI (6.9% vs 4.8%, 1Q23-2Q26); department stores 19.0% of GLA.</w:t>
+              <w:t xml:space="preserve">Chile occupancy 96-99%; contracts averaging 5.0-8.7 years; top 5 = 18% of Mallplaza's revenue; Chile SSR above CPI (6.9% vs 4.8%, 1Q23-2Q26); department stores 19.0% of GLA.</w:t>
             </w:r>
           </w:p>
         </w:tc>
@@ -1313,7 +2984,7 @@
         </w:trPr>
         <w:tc>
           <w:tcPr>
-            <w:tcW w:type="dxa" w:w="1700"/>
+            <w:tcW w:type="dxa" w:w="1500"/>
             <w:tcBorders>
               <w:top w:val="none" w:color="FFFFFF" w:sz="0"/>
               <w:left w:val="none" w:color="FFFFFF" w:sz="0"/>
@@ -1337,19 +3008,19 @@
             <w:r>
               <w:rPr>
                 <w:rFonts w:ascii="Arial" w:cs="Arial" w:eastAsia="Arial" w:hAnsi="Arial"/>
-                <w:b/>
-                <w:bCs/>
-                <w:color w:val="14284B"/>
-                <w:sz w:val="13"/>
-                <w:szCs w:val="13"/>
-              </w:rPr>
-              <w:t xml:space="preserve">Bargaining power of suppliers</w:t>
-            </w:r>
-          </w:p>
-        </w:tc>
-        <w:tc>
-          <w:tcPr>
-            <w:tcW w:type="dxa" w:w="620"/>
+                <w:b w:val="false"/>
+                <w:bCs w:val="false"/>
+                <w:color w:val="1A1A1A"/>
+                <w:sz w:val="13"/>
+                <w:szCs w:val="13"/>
+              </w:rPr>
+              <w:t xml:space="preserve">Supplier bargaining power</w:t>
+            </w:r>
+          </w:p>
+        </w:tc>
+        <w:tc>
+          <w:tcPr>
+            <w:tcW w:type="dxa" w:w="600"/>
             <w:tcBorders>
               <w:top w:val="none" w:color="FFFFFF" w:sz="0"/>
               <w:left w:val="none" w:color="FFFFFF" w:sz="0"/>
@@ -1385,7 +3056,7 @@
         </w:tc>
         <w:tc>
           <w:tcPr>
-            <w:tcW w:type="dxa" w:w="620"/>
+            <w:tcW w:type="dxa" w:w="560"/>
             <w:tcBorders>
               <w:top w:val="none" w:color="FFFFFF" w:sz="0"/>
               <w:left w:val="none" w:color="FFFFFF" w:sz="0"/>
@@ -1421,7 +3092,7 @@
         </w:tc>
         <w:tc>
           <w:tcPr>
-            <w:tcW w:type="dxa" w:w="800"/>
+            <w:tcW w:type="dxa" w:w="780"/>
             <w:tcBorders>
               <w:top w:val="none" w:color="FFFFFF" w:sz="0"/>
               <w:left w:val="none" w:color="FFFFFF" w:sz="0"/>
@@ -1457,7 +3128,7 @@
         </w:tc>
         <w:tc>
           <w:tcPr>
-            <w:tcW w:type="dxa" w:w="620"/>
+            <w:tcW w:type="dxa" w:w="560"/>
             <w:tcBorders>
               <w:top w:val="none" w:color="FFFFFF" w:sz="0"/>
               <w:left w:val="none" w:color="FFFFFF" w:sz="0"/>
@@ -1493,7 +3164,7 @@
         </w:tc>
         <w:tc>
           <w:tcPr>
-            <w:tcW w:type="dxa" w:w="6306"/>
+            <w:tcW w:type="dxa" w:w="6666"/>
             <w:tcBorders>
               <w:top w:val="none" w:color="FFFFFF" w:sz="0"/>
               <w:left w:val="none" w:color="FFFFFF" w:sz="0"/>
@@ -1523,7 +3194,7 @@
                 <w:sz w:val="13"/>
                 <w:szCs w:val="13"/>
               </w:rPr>
-              <w:t xml:space="preserve">Common-area expenses passed through to tenants (2025 Annual Report, note 2.20); cost of sales 6.2% of Mallplaza revenue.</w:t>
+              <w:t xml:space="preserve">Common expenses passed through to tenants (2025 Annual Report, note 2.20); cost of sales 6.2% of Mallplaza's revenue.</w:t>
             </w:r>
           </w:p>
         </w:tc>
@@ -1534,7 +3205,7 @@
         </w:trPr>
         <w:tc>
           <w:tcPr>
-            <w:tcW w:type="dxa" w:w="1700"/>
+            <w:tcW w:type="dxa" w:w="1500"/>
             <w:tcBorders>
               <w:top w:val="none" w:color="FFFFFF" w:sz="0"/>
               <w:left w:val="none" w:color="FFFFFF" w:sz="0"/>
@@ -1558,9 +3229,9 @@
             <w:r>
               <w:rPr>
                 <w:rFonts w:ascii="Arial" w:cs="Arial" w:eastAsia="Arial" w:hAnsi="Arial"/>
-                <w:b/>
-                <w:bCs/>
-                <w:color w:val="14284B"/>
+                <w:b w:val="false"/>
+                <w:bCs w:val="false"/>
+                <w:color w:val="1A1A1A"/>
                 <w:sz w:val="13"/>
                 <w:szCs w:val="13"/>
               </w:rPr>
@@ -1570,7 +3241,7 @@
         </w:tc>
         <w:tc>
           <w:tcPr>
-            <w:tcW w:type="dxa" w:w="620"/>
+            <w:tcW w:type="dxa" w:w="600"/>
             <w:tcBorders>
               <w:top w:val="none" w:color="FFFFFF" w:sz="0"/>
               <w:left w:val="none" w:color="FFFFFF" w:sz="0"/>
@@ -1606,7 +3277,7 @@
         </w:tc>
         <w:tc>
           <w:tcPr>
-            <w:tcW w:type="dxa" w:w="620"/>
+            <w:tcW w:type="dxa" w:w="560"/>
             <w:tcBorders>
               <w:top w:val="none" w:color="FFFFFF" w:sz="0"/>
               <w:left w:val="none" w:color="FFFFFF" w:sz="0"/>
@@ -1642,7 +3313,7 @@
         </w:tc>
         <w:tc>
           <w:tcPr>
-            <w:tcW w:type="dxa" w:w="800"/>
+            <w:tcW w:type="dxa" w:w="780"/>
             <w:tcBorders>
               <w:top w:val="none" w:color="FFFFFF" w:sz="0"/>
               <w:left w:val="none" w:color="FFFFFF" w:sz="0"/>
@@ -1678,7 +3349,7 @@
         </w:tc>
         <w:tc>
           <w:tcPr>
-            <w:tcW w:type="dxa" w:w="620"/>
+            <w:tcW w:type="dxa" w:w="560"/>
             <w:tcBorders>
               <w:top w:val="none" w:color="FFFFFF" w:sz="0"/>
               <w:left w:val="none" w:color="FFFFFF" w:sz="0"/>
@@ -1714,7 +3385,7 @@
         </w:tc>
         <w:tc>
           <w:tcPr>
-            <w:tcW w:type="dxa" w:w="6306"/>
+            <w:tcW w:type="dxa" w:w="6666"/>
             <w:tcBorders>
               <w:top w:val="none" w:color="FFFFFF" w:sz="0"/>
               <w:left w:val="none" w:color="FFFFFF" w:sz="0"/>
@@ -1744,7 +3415,7 @@
                 <w:sz w:val="13"/>
                 <w:szCs w:val="13"/>
               </w:rPr>
-              <w:t xml:space="preserve">93% of Mallplaza rental income is fixed; 2Q26 visits +4.4% Chile, +1.3% Peru, +2.5% Colombia; shift toward experience. No official e-commerce data by country.</w:t>
+              <w:t xml:space="preserve">93% of Mallplaza's rental income is fixed; 2Q26 visits +4.4% Chile, +1.3% Peru, +2.5% Colombia; shift to experience. No official e-commerce data by country.</w:t>
             </w:r>
           </w:p>
         </w:tc>
@@ -1757,29 +3428,21 @@
       <w:r>
         <w:rPr>
           <w:rFonts w:ascii="Arial" w:cs="Arial" w:eastAsia="Arial" w:hAnsi="Arial"/>
-          <w:i w:val="false"/>
-          <w:iCs w:val="false"/>
-          <w:color w:val="5F5F5F"/>
-          <w:sz w:val="11"/>
-          <w:szCs w:val="11"/>
-        </w:rPr>
-        <w:t xml:space="preserve">Source: </w:t>
-      </w:r>
-      <w:r>
-        <w:rPr>
-          <w:rFonts w:ascii="Arial" w:cs="Arial" w:eastAsia="Arial" w:hAnsi="Arial"/>
           <w:i/>
           <w:iCs/>
           <w:color w:val="5F5F5F"/>
           <w:sz w:val="11"/>
           <w:szCs w:val="11"/>
         </w:rPr>
-        <w:t xml:space="preserve">team analysis. 1-5 scale in whole numbers; final score = weighted average by Mallplaza GLA as of 2Q26 (Chile 61.9%, Peru 26.2%, Colombia 11.9%), rounded to the nearest integer. For new entrants, the weighted score sits at the threshold (1.5) and the team sets it at 2 given lower barriers to entry in Peru and Colombia. Detail and sources for each data point in Porter_industria_2Q26.xlsx.</w:t>
+        <w:t xml:space="preserve">Source: Team analysis. Final score = average weighted by Mallplaza's GLA at 2Q26 (Chile 61.9%, Peru 26.2%, Colombia 11.9%), rounded to the nearest integer. For new entrants the weighted score sits at the threshold (1.5) and the team sets it at 2 because of lower entry barriers in Peru and Colombia.</w:t>
       </w:r>
     </w:p>
     <w:p>
       <w:pPr>
-        <w:spacing w:after="30" w:before="140" w:line="228" w:lineRule="auto"/>
+        <w:pBdr>
+          <w:bottom w:val="single" w:color="E9004B" w:sz="8" w:space="1"/>
+        </w:pBdr>
+        <w:spacing w:after="50" w:before="120"/>
       </w:pPr>
       <w:r>
         <w:rPr>
@@ -1787,19 +3450,10 @@
           <w:b/>
           <w:bCs/>
           <w:color w:val="14284B"/>
-          <w:sz w:val="14"/>
-          <w:szCs w:val="14"/>
+          <w:sz w:val="16"/>
+          <w:szCs w:val="16"/>
         </w:rPr>
-        <w:t xml:space="preserve">Appendix E: </w:t>
-      </w:r>
-      <w:r>
-        <w:rPr>
-          <w:rFonts w:ascii="Arial" w:cs="Arial" w:eastAsia="Arial" w:hAnsi="Arial"/>
-          <w:color w:val="14284B"/>
-          <w:sz w:val="14"/>
-          <w:szCs w:val="14"/>
-        </w:rPr>
-        <w:t xml:space="preserve">Key assumptions</w:t>
+        <w:t xml:space="preserve">B. PRICE INDICATORS BY OPERATOR, 2Q26</w:t>
       </w:r>
     </w:p>
     <w:tbl>
@@ -1815,8 +3469,11 @@
         </w:tblBorders>
       </w:tblPr>
       <w:tblGrid>
-        <w:gridCol w:w="1700"/>
-        <w:gridCol w:w="8966"/>
+        <w:gridCol w:w="2900"/>
+        <w:gridCol w:w="800"/>
+        <w:gridCol w:w="2300"/>
+        <w:gridCol w:w="2300"/>
+        <w:gridCol w:w="2366"/>
       </w:tblGrid>
       <w:tr>
         <w:trPr>
@@ -1824,7 +3481,7 @@
         </w:trPr>
         <w:tc>
           <w:tcPr>
-            <w:tcW w:type="dxa" w:w="1700"/>
+            <w:tcW w:type="dxa" w:w="2900"/>
             <w:tcBorders>
               <w:top w:val="none" w:color="FFFFFF" w:sz="0"/>
               <w:left w:val="none" w:color="FFFFFF" w:sz="0"/>
@@ -1852,13 +3509,13 @@
                 <w:sz w:val="13"/>
                 <w:szCs w:val="13"/>
               </w:rPr>
-              <w:t xml:space="preserve">Topic</w:t>
-            </w:r>
-          </w:p>
-        </w:tc>
-        <w:tc>
-          <w:tcPr>
-            <w:tcW w:type="dxa" w:w="8966"/>
+              <w:t xml:space="preserve">Indicator</w:t>
+            </w:r>
+          </w:p>
+        </w:tc>
+        <w:tc>
+          <w:tcPr>
+            <w:tcW w:type="dxa" w:w="800"/>
             <w:tcBorders>
               <w:top w:val="none" w:color="FFFFFF" w:sz="0"/>
               <w:left w:val="none" w:color="FFFFFF" w:sz="0"/>
@@ -1886,7 +3543,109 @@
                 <w:sz w:val="13"/>
                 <w:szCs w:val="13"/>
               </w:rPr>
-              <w:t xml:space="preserve">Assumption</w:t>
+              <w:t xml:space="preserve">Country</w:t>
+            </w:r>
+          </w:p>
+        </w:tc>
+        <w:tc>
+          <w:tcPr>
+            <w:tcW w:type="dxa" w:w="2300"/>
+            <w:tcBorders>
+              <w:top w:val="none" w:color="FFFFFF" w:sz="0"/>
+              <w:left w:val="none" w:color="FFFFFF" w:sz="0"/>
+              <w:bottom w:val="none" w:color="FFFFFF" w:sz="0"/>
+              <w:right w:val="none" w:color="FFFFFF" w:sz="0"/>
+            </w:tcBorders>
+            <w:shd w:fill="14284B" w:color="auto" w:val="clear"/>
+            <w:tcMar>
+              <w:top w:type="dxa" w:w="35"/>
+              <w:left w:type="dxa" w:w="80"/>
+              <w:bottom w:type="dxa" w:w="35"/>
+              <w:right w:type="dxa" w:w="80"/>
+            </w:tcMar>
+          </w:tcPr>
+          <w:p>
+            <w:pPr>
+              <w:jc w:val="right"/>
+            </w:pPr>
+            <w:r>
+              <w:rPr>
+                <w:rFonts w:ascii="Arial" w:cs="Arial" w:eastAsia="Arial" w:hAnsi="Arial"/>
+                <w:b/>
+                <w:bCs/>
+                <w:color w:val="FFFFFF"/>
+                <w:sz w:val="13"/>
+                <w:szCs w:val="13"/>
+              </w:rPr>
+              <w:t xml:space="preserve">Mallplaza</w:t>
+            </w:r>
+          </w:p>
+        </w:tc>
+        <w:tc>
+          <w:tcPr>
+            <w:tcW w:type="dxa" w:w="2300"/>
+            <w:tcBorders>
+              <w:top w:val="none" w:color="FFFFFF" w:sz="0"/>
+              <w:left w:val="none" w:color="FFFFFF" w:sz="0"/>
+              <w:bottom w:val="none" w:color="FFFFFF" w:sz="0"/>
+              <w:right w:val="none" w:color="FFFFFF" w:sz="0"/>
+            </w:tcBorders>
+            <w:shd w:fill="14284B" w:color="auto" w:val="clear"/>
+            <w:tcMar>
+              <w:top w:type="dxa" w:w="35"/>
+              <w:left w:type="dxa" w:w="80"/>
+              <w:bottom w:type="dxa" w:w="35"/>
+              <w:right w:type="dxa" w:w="80"/>
+            </w:tcMar>
+          </w:tcPr>
+          <w:p>
+            <w:pPr>
+              <w:jc w:val="right"/>
+            </w:pPr>
+            <w:r>
+              <w:rPr>
+                <w:rFonts w:ascii="Arial" w:cs="Arial" w:eastAsia="Arial" w:hAnsi="Arial"/>
+                <w:b/>
+                <w:bCs/>
+                <w:color w:val="FFFFFF"/>
+                <w:sz w:val="13"/>
+                <w:szCs w:val="13"/>
+              </w:rPr>
+              <w:t xml:space="preserve">Cenco Malls</w:t>
+            </w:r>
+          </w:p>
+        </w:tc>
+        <w:tc>
+          <w:tcPr>
+            <w:tcW w:type="dxa" w:w="2366"/>
+            <w:tcBorders>
+              <w:top w:val="none" w:color="FFFFFF" w:sz="0"/>
+              <w:left w:val="none" w:color="FFFFFF" w:sz="0"/>
+              <w:bottom w:val="none" w:color="FFFFFF" w:sz="0"/>
+              <w:right w:val="none" w:color="FFFFFF" w:sz="0"/>
+            </w:tcBorders>
+            <w:shd w:fill="14284B" w:color="auto" w:val="clear"/>
+            <w:tcMar>
+              <w:top w:type="dxa" w:w="35"/>
+              <w:left w:type="dxa" w:w="80"/>
+              <w:bottom w:type="dxa" w:w="35"/>
+              <w:right w:type="dxa" w:w="80"/>
+            </w:tcMar>
+          </w:tcPr>
+          <w:p>
+            <w:pPr>
+              <w:jc w:val="right"/>
+            </w:pPr>
+            <w:r>
+              <w:rPr>
+                <w:rFonts w:ascii="Arial" w:cs="Arial" w:eastAsia="Arial" w:hAnsi="Arial"/>
+                <w:b/>
+                <w:bCs/>
+                <w:color w:val="FFFFFF"/>
+                <w:sz w:val="13"/>
+                <w:szCs w:val="13"/>
+              </w:rPr>
+              <w:t xml:space="preserve">Parque Arauco</w:t>
             </w:r>
           </w:p>
         </w:tc>
@@ -1897,14 +3656,14 @@
         </w:trPr>
         <w:tc>
           <w:tcPr>
-            <w:tcW w:type="dxa" w:w="1700"/>
-            <w:tcBorders>
-              <w:top w:val="none" w:color="FFFFFF" w:sz="0"/>
-              <w:left w:val="none" w:color="FFFFFF" w:sz="0"/>
-              <w:bottom w:val="single" w:color="D5D9E0" w:sz="4"/>
-              <w:right w:val="none" w:color="FFFFFF" w:sz="0"/>
-            </w:tcBorders>
-            <w:shd w:fill="F7F8FB" w:color="auto" w:val="clear"/>
+            <w:tcW w:type="dxa" w:w="2900"/>
+            <w:tcBorders>
+              <w:top w:val="none" w:color="FFFFFF" w:sz="0"/>
+              <w:left w:val="none" w:color="FFFFFF" w:sz="0"/>
+              <w:bottom w:val="single" w:color="D5D9E0" w:sz="4"/>
+              <w:right w:val="none" w:color="FFFFFF" w:sz="0"/>
+            </w:tcBorders>
+            <w:shd w:fill="FDF1CC" w:color="auto" w:val="clear"/>
             <w:tcMar>
               <w:top w:type="dxa" w:w="25"/>
               <w:left w:type="dxa" w:w="80"/>
@@ -1923,24 +3682,24 @@
                 <w:rFonts w:ascii="Arial" w:cs="Arial" w:eastAsia="Arial" w:hAnsi="Arial"/>
                 <w:b/>
                 <w:bCs/>
-                <w:color w:val="14284B"/>
-                <w:sz w:val="13"/>
-                <w:szCs w:val="13"/>
-              </w:rPr>
-              <w:t xml:space="preserve">Market share</w:t>
-            </w:r>
-          </w:p>
-        </w:tc>
-        <w:tc>
-          <w:tcPr>
-            <w:tcW w:type="dxa" w:w="8966"/>
-            <w:tcBorders>
-              <w:top w:val="none" w:color="FFFFFF" w:sz="0"/>
-              <w:left w:val="none" w:color="FFFFFF" w:sz="0"/>
-              <w:bottom w:val="single" w:color="D5D9E0" w:sz="4"/>
-              <w:right w:val="none" w:color="FFFFFF" w:sz="0"/>
-            </w:tcBorders>
-            <w:shd w:fill="F7F8FB" w:color="auto" w:val="clear"/>
+                <w:color w:val="1A1A1A"/>
+                <w:sz w:val="13"/>
+                <w:szCs w:val="13"/>
+              </w:rPr>
+              <w:t xml:space="preserve">Same-store or same-area rent (YoY change)</w:t>
+            </w:r>
+          </w:p>
+        </w:tc>
+        <w:tc>
+          <w:tcPr>
+            <w:tcW w:type="dxa" w:w="800"/>
+            <w:tcBorders>
+              <w:top w:val="none" w:color="FFFFFF" w:sz="0"/>
+              <w:left w:val="none" w:color="FFFFFF" w:sz="0"/>
+              <w:bottom w:val="single" w:color="D5D9E0" w:sz="4"/>
+              <w:right w:val="none" w:color="FFFFFF" w:sz="0"/>
+            </w:tcBorders>
+            <w:shd w:fill="FDF1CC" w:color="auto" w:val="clear"/>
             <w:tcMar>
               <w:top w:type="dxa" w:w="25"/>
               <w:left w:type="dxa" w:w="80"/>
@@ -1957,13 +3716,121 @@
             <w:r>
               <w:rPr>
                 <w:rFonts w:ascii="Arial" w:cs="Arial" w:eastAsia="Arial" w:hAnsi="Arial"/>
-                <w:b w:val="false"/>
-                <w:bCs w:val="false"/>
-                <w:color w:val="1A1A1A"/>
-                <w:sz w:val="13"/>
-                <w:szCs w:val="13"/>
-              </w:rPr>
-              <w:t xml:space="preserve">Measured by GLA (not by sales) across the main operators in each country (slide 7, Institutional Presentation 2Q26). Partial HHI: it is a floor.</w:t>
+                <w:b/>
+                <w:bCs/>
+                <w:color w:val="1A1A1A"/>
+                <w:sz w:val="13"/>
+                <w:szCs w:val="13"/>
+              </w:rPr>
+              <w:t xml:space="preserve">Chile</w:t>
+            </w:r>
+          </w:p>
+        </w:tc>
+        <w:tc>
+          <w:tcPr>
+            <w:tcW w:type="dxa" w:w="2300"/>
+            <w:tcBorders>
+              <w:top w:val="none" w:color="FFFFFF" w:sz="0"/>
+              <w:left w:val="none" w:color="FFFFFF" w:sz="0"/>
+              <w:bottom w:val="single" w:color="D5D9E0" w:sz="4"/>
+              <w:right w:val="none" w:color="FFFFFF" w:sz="0"/>
+            </w:tcBorders>
+            <w:shd w:fill="FDF1CC" w:color="auto" w:val="clear"/>
+            <w:tcMar>
+              <w:top w:type="dxa" w:w="25"/>
+              <w:left w:type="dxa" w:w="80"/>
+              <w:bottom w:type="dxa" w:w="25"/>
+              <w:right w:type="dxa" w:w="80"/>
+            </w:tcMar>
+            <w:vAlign w:val="center"/>
+          </w:tcPr>
+          <w:p>
+            <w:pPr>
+              <w:spacing w:line="216" w:lineRule="auto"/>
+              <w:jc w:val="right"/>
+            </w:pPr>
+            <w:r>
+              <w:rPr>
+                <w:rFonts w:ascii="Arial" w:cs="Arial" w:eastAsia="Arial" w:hAnsi="Arial"/>
+                <w:b/>
+                <w:bCs/>
+                <w:color w:val="1A1A1A"/>
+                <w:sz w:val="13"/>
+                <w:szCs w:val="13"/>
+              </w:rPr>
+              <w:t xml:space="preserve">SSR +5.4%</w:t>
+            </w:r>
+          </w:p>
+        </w:tc>
+        <w:tc>
+          <w:tcPr>
+            <w:tcW w:type="dxa" w:w="2300"/>
+            <w:tcBorders>
+              <w:top w:val="none" w:color="FFFFFF" w:sz="0"/>
+              <w:left w:val="none" w:color="FFFFFF" w:sz="0"/>
+              <w:bottom w:val="single" w:color="D5D9E0" w:sz="4"/>
+              <w:right w:val="none" w:color="FFFFFF" w:sz="0"/>
+            </w:tcBorders>
+            <w:shd w:fill="FDF1CC" w:color="auto" w:val="clear"/>
+            <w:tcMar>
+              <w:top w:type="dxa" w:w="25"/>
+              <w:left w:type="dxa" w:w="80"/>
+              <w:bottom w:type="dxa" w:w="25"/>
+              <w:right w:type="dxa" w:w="80"/>
+            </w:tcMar>
+            <w:vAlign w:val="center"/>
+          </w:tcPr>
+          <w:p>
+            <w:pPr>
+              <w:spacing w:line="216" w:lineRule="auto"/>
+              <w:jc w:val="right"/>
+            </w:pPr>
+            <w:r>
+              <w:rPr>
+                <w:rFonts w:ascii="Arial" w:cs="Arial" w:eastAsia="Arial" w:hAnsi="Arial"/>
+                <w:b/>
+                <w:bCs/>
+                <w:color w:val="1A1A1A"/>
+                <w:sz w:val="13"/>
+                <w:szCs w:val="13"/>
+              </w:rPr>
+              <w:t xml:space="preserve">SSR +0.8%</w:t>
+            </w:r>
+          </w:p>
+        </w:tc>
+        <w:tc>
+          <w:tcPr>
+            <w:tcW w:type="dxa" w:w="2366"/>
+            <w:tcBorders>
+              <w:top w:val="none" w:color="FFFFFF" w:sz="0"/>
+              <w:left w:val="none" w:color="FFFFFF" w:sz="0"/>
+              <w:bottom w:val="single" w:color="D5D9E0" w:sz="4"/>
+              <w:right w:val="none" w:color="FFFFFF" w:sz="0"/>
+            </w:tcBorders>
+            <w:shd w:fill="FDF1CC" w:color="auto" w:val="clear"/>
+            <w:tcMar>
+              <w:top w:type="dxa" w:w="25"/>
+              <w:left w:type="dxa" w:w="80"/>
+              <w:bottom w:type="dxa" w:w="25"/>
+              <w:right w:type="dxa" w:w="80"/>
+            </w:tcMar>
+            <w:vAlign w:val="center"/>
+          </w:tcPr>
+          <w:p>
+            <w:pPr>
+              <w:spacing w:line="216" w:lineRule="auto"/>
+              <w:jc w:val="right"/>
+            </w:pPr>
+            <w:r>
+              <w:rPr>
+                <w:rFonts w:ascii="Arial" w:cs="Arial" w:eastAsia="Arial" w:hAnsi="Arial"/>
+                <w:b/>
+                <w:bCs/>
+                <w:color w:val="1A1A1A"/>
+                <w:sz w:val="13"/>
+                <w:szCs w:val="13"/>
+              </w:rPr>
+              <w:t xml:space="preserve">SAR +3.8%</w:t>
             </w:r>
           </w:p>
         </w:tc>
@@ -1974,7 +3841,7 @@
         </w:trPr>
         <w:tc>
           <w:tcPr>
-            <w:tcW w:type="dxa" w:w="1700"/>
+            <w:tcW w:type="dxa" w:w="2900"/>
             <w:tcBorders>
               <w:top w:val="none" w:color="FFFFFF" w:sz="0"/>
               <w:left w:val="none" w:color="FFFFFF" w:sz="0"/>
@@ -1998,19 +3865,19 @@
             <w:r>
               <w:rPr>
                 <w:rFonts w:ascii="Arial" w:cs="Arial" w:eastAsia="Arial" w:hAnsi="Arial"/>
-                <w:b/>
-                <w:bCs/>
-                <w:color w:val="14284B"/>
-                <w:sz w:val="13"/>
-                <w:szCs w:val="13"/>
-              </w:rPr>
-              <w:t xml:space="preserve">Pipeline</w:t>
-            </w:r>
-          </w:p>
-        </w:tc>
-        <w:tc>
-          <w:tcPr>
-            <w:tcW w:type="dxa" w:w="8966"/>
+                <w:b w:val="false"/>
+                <w:bCs w:val="false"/>
+                <w:color w:val="1A1A1A"/>
+                <w:sz w:val="13"/>
+                <w:szCs w:val="13"/>
+              </w:rPr>
+              <w:t xml:space="preserve"/>
+            </w:r>
+          </w:p>
+        </w:tc>
+        <w:tc>
+          <w:tcPr>
+            <w:tcW w:type="dxa" w:w="800"/>
             <w:tcBorders>
               <w:top w:val="none" w:color="FFFFFF" w:sz="0"/>
               <w:left w:val="none" w:color="FFFFFF" w:sz="0"/>
@@ -2040,7 +3907,115 @@
                 <w:sz w:val="13"/>
                 <w:szCs w:val="13"/>
               </w:rPr>
-              <w:t xml:space="preserve">Only projects with dates in official reports as of 2Q26 and the 2025 Annual Report; for date ranges, the end of the range is used; acquisitions are not new supply for the industry.</w:t>
+              <w:t xml:space="preserve">Peru</w:t>
+            </w:r>
+          </w:p>
+        </w:tc>
+        <w:tc>
+          <w:tcPr>
+            <w:tcW w:type="dxa" w:w="2300"/>
+            <w:tcBorders>
+              <w:top w:val="none" w:color="FFFFFF" w:sz="0"/>
+              <w:left w:val="none" w:color="FFFFFF" w:sz="0"/>
+              <w:bottom w:val="single" w:color="D5D9E0" w:sz="4"/>
+              <w:right w:val="none" w:color="FFFFFF" w:sz="0"/>
+            </w:tcBorders>
+            <w:shd w:fill="FFFFFF" w:color="auto" w:val="clear"/>
+            <w:tcMar>
+              <w:top w:type="dxa" w:w="25"/>
+              <w:left w:type="dxa" w:w="80"/>
+              <w:bottom w:type="dxa" w:w="25"/>
+              <w:right w:type="dxa" w:w="80"/>
+            </w:tcMar>
+            <w:vAlign w:val="center"/>
+          </w:tcPr>
+          <w:p>
+            <w:pPr>
+              <w:spacing w:line="216" w:lineRule="auto"/>
+              <w:jc w:val="right"/>
+            </w:pPr>
+            <w:r>
+              <w:rPr>
+                <w:rFonts w:ascii="Arial" w:cs="Arial" w:eastAsia="Arial" w:hAnsi="Arial"/>
+                <w:b w:val="false"/>
+                <w:bCs w:val="false"/>
+                <w:color w:val="1A1A1A"/>
+                <w:sz w:val="13"/>
+                <w:szCs w:val="13"/>
+              </w:rPr>
+              <w:t xml:space="preserve">SSR +4.7%</w:t>
+            </w:r>
+          </w:p>
+        </w:tc>
+        <w:tc>
+          <w:tcPr>
+            <w:tcW w:type="dxa" w:w="2300"/>
+            <w:tcBorders>
+              <w:top w:val="none" w:color="FFFFFF" w:sz="0"/>
+              <w:left w:val="none" w:color="FFFFFF" w:sz="0"/>
+              <w:bottom w:val="single" w:color="D5D9E0" w:sz="4"/>
+              <w:right w:val="none" w:color="FFFFFF" w:sz="0"/>
+            </w:tcBorders>
+            <w:shd w:fill="FFFFFF" w:color="auto" w:val="clear"/>
+            <w:tcMar>
+              <w:top w:type="dxa" w:w="25"/>
+              <w:left w:type="dxa" w:w="80"/>
+              <w:bottom w:type="dxa" w:w="25"/>
+              <w:right w:type="dxa" w:w="80"/>
+            </w:tcMar>
+            <w:vAlign w:val="center"/>
+          </w:tcPr>
+          <w:p>
+            <w:pPr>
+              <w:spacing w:line="216" w:lineRule="auto"/>
+              <w:jc w:val="right"/>
+            </w:pPr>
+            <w:r>
+              <w:rPr>
+                <w:rFonts w:ascii="Arial" w:cs="Arial" w:eastAsia="Arial" w:hAnsi="Arial"/>
+                <w:b w:val="false"/>
+                <w:bCs w:val="false"/>
+                <w:color w:val="1A1A1A"/>
+                <w:sz w:val="13"/>
+                <w:szCs w:val="13"/>
+              </w:rPr>
+              <w:t xml:space="preserve">SSR +11.0%</w:t>
+            </w:r>
+          </w:p>
+        </w:tc>
+        <w:tc>
+          <w:tcPr>
+            <w:tcW w:type="dxa" w:w="2366"/>
+            <w:tcBorders>
+              <w:top w:val="none" w:color="FFFFFF" w:sz="0"/>
+              <w:left w:val="none" w:color="FFFFFF" w:sz="0"/>
+              <w:bottom w:val="single" w:color="D5D9E0" w:sz="4"/>
+              <w:right w:val="none" w:color="FFFFFF" w:sz="0"/>
+            </w:tcBorders>
+            <w:shd w:fill="FFFFFF" w:color="auto" w:val="clear"/>
+            <w:tcMar>
+              <w:top w:type="dxa" w:w="25"/>
+              <w:left w:type="dxa" w:w="80"/>
+              <w:bottom w:type="dxa" w:w="25"/>
+              <w:right w:type="dxa" w:w="80"/>
+            </w:tcMar>
+            <w:vAlign w:val="center"/>
+          </w:tcPr>
+          <w:p>
+            <w:pPr>
+              <w:spacing w:line="216" w:lineRule="auto"/>
+              <w:jc w:val="right"/>
+            </w:pPr>
+            <w:r>
+              <w:rPr>
+                <w:rFonts w:ascii="Arial" w:cs="Arial" w:eastAsia="Arial" w:hAnsi="Arial"/>
+                <w:b w:val="false"/>
+                <w:bCs w:val="false"/>
+                <w:color w:val="1A1A1A"/>
+                <w:sz w:val="13"/>
+                <w:szCs w:val="13"/>
+              </w:rPr>
+              <w:t xml:space="preserve">SAR +3.0%</w:t>
             </w:r>
           </w:p>
         </w:tc>
@@ -2051,7 +4026,7 @@
         </w:trPr>
         <w:tc>
           <w:tcPr>
-            <w:tcW w:type="dxa" w:w="1700"/>
+            <w:tcW w:type="dxa" w:w="2900"/>
             <w:tcBorders>
               <w:top w:val="none" w:color="FFFFFF" w:sz="0"/>
               <w:left w:val="none" w:color="FFFFFF" w:sz="0"/>
@@ -2075,19 +4050,19 @@
             <w:r>
               <w:rPr>
                 <w:rFonts w:ascii="Arial" w:cs="Arial" w:eastAsia="Arial" w:hAnsi="Arial"/>
-                <w:b/>
-                <w:bCs/>
-                <w:color w:val="14284B"/>
-                <w:sz w:val="13"/>
-                <w:szCs w:val="13"/>
-              </w:rPr>
-              <w:t xml:space="preserve">Supply vs demand</w:t>
-            </w:r>
-          </w:p>
-        </w:tc>
-        <w:tc>
-          <w:tcPr>
-            <w:tcW w:type="dxa" w:w="8966"/>
+                <w:b w:val="false"/>
+                <w:bCs w:val="false"/>
+                <w:color w:val="1A1A1A"/>
+                <w:sz w:val="13"/>
+                <w:szCs w:val="13"/>
+              </w:rPr>
+              <w:t xml:space="preserve"/>
+            </w:r>
+          </w:p>
+        </w:tc>
+        <w:tc>
+          <w:tcPr>
+            <w:tcW w:type="dxa" w:w="800"/>
             <w:tcBorders>
               <w:top w:val="none" w:color="FFFFFF" w:sz="0"/>
               <w:left w:val="none" w:color="FFFFFF" w:sz="0"/>
@@ -2117,7 +4092,115 @@
                 <w:sz w:val="13"/>
                 <w:szCs w:val="13"/>
               </w:rPr>
-              <w:t xml:space="preserve">Chile only and only consumption-dependent m² (excludes offices and multifamily); base GLA excludes Cenco's offices. Private consumption from the Sep-2026 IPoM is used as a demand indicator, not as a sales forecast.</w:t>
+              <w:t xml:space="preserve">Colombia</w:t>
+            </w:r>
+          </w:p>
+        </w:tc>
+        <w:tc>
+          <w:tcPr>
+            <w:tcW w:type="dxa" w:w="2300"/>
+            <w:tcBorders>
+              <w:top w:val="none" w:color="FFFFFF" w:sz="0"/>
+              <w:left w:val="none" w:color="FFFFFF" w:sz="0"/>
+              <w:bottom w:val="single" w:color="D5D9E0" w:sz="4"/>
+              <w:right w:val="none" w:color="FFFFFF" w:sz="0"/>
+            </w:tcBorders>
+            <w:shd w:fill="F7F8FB" w:color="auto" w:val="clear"/>
+            <w:tcMar>
+              <w:top w:type="dxa" w:w="25"/>
+              <w:left w:type="dxa" w:w="80"/>
+              <w:bottom w:type="dxa" w:w="25"/>
+              <w:right w:type="dxa" w:w="80"/>
+            </w:tcMar>
+            <w:vAlign w:val="center"/>
+          </w:tcPr>
+          <w:p>
+            <w:pPr>
+              <w:spacing w:line="216" w:lineRule="auto"/>
+              <w:jc w:val="right"/>
+            </w:pPr>
+            <w:r>
+              <w:rPr>
+                <w:rFonts w:ascii="Arial" w:cs="Arial" w:eastAsia="Arial" w:hAnsi="Arial"/>
+                <w:b w:val="false"/>
+                <w:bCs w:val="false"/>
+                <w:color w:val="1A1A1A"/>
+                <w:sz w:val="13"/>
+                <w:szCs w:val="13"/>
+              </w:rPr>
+              <w:t xml:space="preserve">SSR +7.5%</w:t>
+            </w:r>
+          </w:p>
+        </w:tc>
+        <w:tc>
+          <w:tcPr>
+            <w:tcW w:type="dxa" w:w="2300"/>
+            <w:tcBorders>
+              <w:top w:val="none" w:color="FFFFFF" w:sz="0"/>
+              <w:left w:val="none" w:color="FFFFFF" w:sz="0"/>
+              <w:bottom w:val="single" w:color="D5D9E0" w:sz="4"/>
+              <w:right w:val="none" w:color="FFFFFF" w:sz="0"/>
+            </w:tcBorders>
+            <w:shd w:fill="F7F8FB" w:color="auto" w:val="clear"/>
+            <w:tcMar>
+              <w:top w:type="dxa" w:w="25"/>
+              <w:left w:type="dxa" w:w="80"/>
+              <w:bottom w:type="dxa" w:w="25"/>
+              <w:right w:type="dxa" w:w="80"/>
+            </w:tcMar>
+            <w:vAlign w:val="center"/>
+          </w:tcPr>
+          <w:p>
+            <w:pPr>
+              <w:spacing w:line="216" w:lineRule="auto"/>
+              <w:jc w:val="right"/>
+            </w:pPr>
+            <w:r>
+              <w:rPr>
+                <w:rFonts w:ascii="Arial" w:cs="Arial" w:eastAsia="Arial" w:hAnsi="Arial"/>
+                <w:b w:val="false"/>
+                <w:bCs w:val="false"/>
+                <w:color w:val="1A1A1A"/>
+                <w:sz w:val="13"/>
+                <w:szCs w:val="13"/>
+              </w:rPr>
+              <w:t xml:space="preserve">SSR −9.9%</w:t>
+            </w:r>
+          </w:p>
+        </w:tc>
+        <w:tc>
+          <w:tcPr>
+            <w:tcW w:type="dxa" w:w="2366"/>
+            <w:tcBorders>
+              <w:top w:val="none" w:color="FFFFFF" w:sz="0"/>
+              <w:left w:val="none" w:color="FFFFFF" w:sz="0"/>
+              <w:bottom w:val="single" w:color="D5D9E0" w:sz="4"/>
+              <w:right w:val="none" w:color="FFFFFF" w:sz="0"/>
+            </w:tcBorders>
+            <w:shd w:fill="F7F8FB" w:color="auto" w:val="clear"/>
+            <w:tcMar>
+              <w:top w:type="dxa" w:w="25"/>
+              <w:left w:type="dxa" w:w="80"/>
+              <w:bottom w:type="dxa" w:w="25"/>
+              <w:right w:type="dxa" w:w="80"/>
+            </w:tcMar>
+            <w:vAlign w:val="center"/>
+          </w:tcPr>
+          <w:p>
+            <w:pPr>
+              <w:spacing w:line="216" w:lineRule="auto"/>
+              <w:jc w:val="right"/>
+            </w:pPr>
+            <w:r>
+              <w:rPr>
+                <w:rFonts w:ascii="Arial" w:cs="Arial" w:eastAsia="Arial" w:hAnsi="Arial"/>
+                <w:b w:val="false"/>
+                <w:bCs w:val="false"/>
+                <w:color w:val="1A1A1A"/>
+                <w:sz w:val="13"/>
+                <w:szCs w:val="13"/>
+              </w:rPr>
+              <w:t xml:space="preserve">SAR +13.0%</w:t>
             </w:r>
           </w:p>
         </w:tc>
@@ -2128,7 +4211,7 @@
         </w:trPr>
         <w:tc>
           <w:tcPr>
-            <w:tcW w:type="dxa" w:w="1700"/>
+            <w:tcW w:type="dxa" w:w="2900"/>
             <w:tcBorders>
               <w:top w:val="none" w:color="FFFFFF" w:sz="0"/>
               <w:left w:val="none" w:color="FFFFFF" w:sz="0"/>
@@ -2152,19 +4235,19 @@
             <w:r>
               <w:rPr>
                 <w:rFonts w:ascii="Arial" w:cs="Arial" w:eastAsia="Arial" w:hAnsi="Arial"/>
-                <w:b/>
-                <w:bCs/>
-                <w:color w:val="14284B"/>
-                <w:sz w:val="13"/>
-                <w:szCs w:val="13"/>
-              </w:rPr>
-              <w:t xml:space="preserve">EBITDA per m²</w:t>
-            </w:r>
-          </w:p>
-        </w:tc>
-        <w:tc>
-          <w:tcPr>
-            <w:tcW w:type="dxa" w:w="8966"/>
+                <w:b w:val="false"/>
+                <w:bCs w:val="false"/>
+                <w:color w:val="1A1A1A"/>
+                <w:sz w:val="13"/>
+                <w:szCs w:val="13"/>
+              </w:rPr>
+              <w:t xml:space="preserve">Monthly revenue per m² (YoY change)</w:t>
+            </w:r>
+          </w:p>
+        </w:tc>
+        <w:tc>
+          <w:tcPr>
+            <w:tcW w:type="dxa" w:w="800"/>
             <w:tcBorders>
               <w:top w:val="none" w:color="FFFFFF" w:sz="0"/>
               <w:left w:val="none" w:color="FFFFFF" w:sz="0"/>
@@ -2194,7 +4277,115 @@
                 <w:sz w:val="13"/>
                 <w:szCs w:val="13"/>
               </w:rPr>
-              <w:t xml:space="preserve">EBITDA as defined by each company (none includes IAS 40 revaluation gains); 2Q26 EBITDA not annualized; consolidated GLA at 100% of controlled assets.</w:t>
+              <w:t xml:space="preserve">Chile</w:t>
+            </w:r>
+          </w:p>
+        </w:tc>
+        <w:tc>
+          <w:tcPr>
+            <w:tcW w:type="dxa" w:w="2300"/>
+            <w:tcBorders>
+              <w:top w:val="none" w:color="FFFFFF" w:sz="0"/>
+              <w:left w:val="none" w:color="FFFFFF" w:sz="0"/>
+              <w:bottom w:val="single" w:color="D5D9E0" w:sz="4"/>
+              <w:right w:val="none" w:color="FFFFFF" w:sz="0"/>
+            </w:tcBorders>
+            <w:shd w:fill="FFFFFF" w:color="auto" w:val="clear"/>
+            <w:tcMar>
+              <w:top w:type="dxa" w:w="25"/>
+              <w:left w:type="dxa" w:w="80"/>
+              <w:bottom w:type="dxa" w:w="25"/>
+              <w:right w:type="dxa" w:w="80"/>
+            </w:tcMar>
+            <w:vAlign w:val="center"/>
+          </w:tcPr>
+          <w:p>
+            <w:pPr>
+              <w:spacing w:line="216" w:lineRule="auto"/>
+              <w:jc w:val="right"/>
+            </w:pPr>
+            <w:r>
+              <w:rPr>
+                <w:rFonts w:ascii="Arial" w:cs="Arial" w:eastAsia="Arial" w:hAnsi="Arial"/>
+                <w:b w:val="false"/>
+                <w:bCs w:val="false"/>
+                <w:color w:val="1A1A1A"/>
+                <w:sz w:val="13"/>
+                <w:szCs w:val="13"/>
+              </w:rPr>
+              <w:t xml:space="preserve">CLP 28,618 (+6.6%)</w:t>
+            </w:r>
+          </w:p>
+        </w:tc>
+        <w:tc>
+          <w:tcPr>
+            <w:tcW w:type="dxa" w:w="2300"/>
+            <w:tcBorders>
+              <w:top w:val="none" w:color="FFFFFF" w:sz="0"/>
+              <w:left w:val="none" w:color="FFFFFF" w:sz="0"/>
+              <w:bottom w:val="single" w:color="D5D9E0" w:sz="4"/>
+              <w:right w:val="none" w:color="FFFFFF" w:sz="0"/>
+            </w:tcBorders>
+            <w:shd w:fill="FFFFFF" w:color="auto" w:val="clear"/>
+            <w:tcMar>
+              <w:top w:type="dxa" w:w="25"/>
+              <w:left w:type="dxa" w:w="80"/>
+              <w:bottom w:type="dxa" w:w="25"/>
+              <w:right w:type="dxa" w:w="80"/>
+            </w:tcMar>
+            <w:vAlign w:val="center"/>
+          </w:tcPr>
+          <w:p>
+            <w:pPr>
+              <w:spacing w:line="216" w:lineRule="auto"/>
+              <w:jc w:val="right"/>
+            </w:pPr>
+            <w:r>
+              <w:rPr>
+                <w:rFonts w:ascii="Arial" w:cs="Arial" w:eastAsia="Arial" w:hAnsi="Arial"/>
+                <w:b w:val="false"/>
+                <w:bCs w:val="false"/>
+                <w:color w:val="1A1A1A"/>
+                <w:sz w:val="13"/>
+                <w:szCs w:val="13"/>
+              </w:rPr>
+              <w:t xml:space="preserve">Not published</w:t>
+            </w:r>
+          </w:p>
+        </w:tc>
+        <w:tc>
+          <w:tcPr>
+            <w:tcW w:type="dxa" w:w="2366"/>
+            <w:tcBorders>
+              <w:top w:val="none" w:color="FFFFFF" w:sz="0"/>
+              <w:left w:val="none" w:color="FFFFFF" w:sz="0"/>
+              <w:bottom w:val="single" w:color="D5D9E0" w:sz="4"/>
+              <w:right w:val="none" w:color="FFFFFF" w:sz="0"/>
+            </w:tcBorders>
+            <w:shd w:fill="FFFFFF" w:color="auto" w:val="clear"/>
+            <w:tcMar>
+              <w:top w:type="dxa" w:w="25"/>
+              <w:left w:type="dxa" w:w="80"/>
+              <w:bottom w:type="dxa" w:w="25"/>
+              <w:right w:type="dxa" w:w="80"/>
+            </w:tcMar>
+            <w:vAlign w:val="center"/>
+          </w:tcPr>
+          <w:p>
+            <w:pPr>
+              <w:spacing w:line="216" w:lineRule="auto"/>
+              <w:jc w:val="right"/>
+            </w:pPr>
+            <w:r>
+              <w:rPr>
+                <w:rFonts w:ascii="Arial" w:cs="Arial" w:eastAsia="Arial" w:hAnsi="Arial"/>
+                <w:b w:val="false"/>
+                <w:bCs w:val="false"/>
+                <w:color w:val="1A1A1A"/>
+                <w:sz w:val="13"/>
+                <w:szCs w:val="13"/>
+              </w:rPr>
+              <w:t xml:space="preserve">CLP 31,571 (+9.6%)</w:t>
             </w:r>
           </w:p>
         </w:tc>
@@ -2205,7 +4396,7 @@
         </w:trPr>
         <w:tc>
           <w:tcPr>
-            <w:tcW w:type="dxa" w:w="1700"/>
+            <w:tcW w:type="dxa" w:w="2900"/>
             <w:tcBorders>
               <w:top w:val="none" w:color="FFFFFF" w:sz="0"/>
               <w:left w:val="none" w:color="FFFFFF" w:sz="0"/>
@@ -2229,19 +4420,19 @@
             <w:r>
               <w:rPr>
                 <w:rFonts w:ascii="Arial" w:cs="Arial" w:eastAsia="Arial" w:hAnsi="Arial"/>
-                <w:b/>
-                <w:bCs/>
-                <w:color w:val="14284B"/>
-                <w:sz w:val="13"/>
-                <w:szCs w:val="13"/>
-              </w:rPr>
-              <w:t xml:space="preserve">Leases</w:t>
-            </w:r>
-          </w:p>
-        </w:tc>
-        <w:tc>
-          <w:tcPr>
-            <w:tcW w:type="dxa" w:w="8966"/>
+                <w:b w:val="false"/>
+                <w:bCs w:val="false"/>
+                <w:color w:val="1A1A1A"/>
+                <w:sz w:val="13"/>
+                <w:szCs w:val="13"/>
+              </w:rPr>
+              <w:t xml:space="preserve"/>
+            </w:r>
+          </w:p>
+        </w:tc>
+        <w:tc>
+          <w:tcPr>
+            <w:tcW w:type="dxa" w:w="800"/>
             <w:tcBorders>
               <w:top w:val="none" w:color="FFFFFF" w:sz="0"/>
               <w:left w:val="none" w:color="FFFFFF" w:sz="0"/>
@@ -2271,7 +4462,115 @@
                 <w:sz w:val="13"/>
                 <w:szCs w:val="13"/>
               </w:rPr>
-              <w:t xml:space="preserve">Profile and term weighted by GLA: explicit for Cenco and in Parque Arauco's profile; assumption for Mallplaza.</w:t>
+              <w:t xml:space="preserve">Peru</w:t>
+            </w:r>
+          </w:p>
+        </w:tc>
+        <w:tc>
+          <w:tcPr>
+            <w:tcW w:type="dxa" w:w="2300"/>
+            <w:tcBorders>
+              <w:top w:val="none" w:color="FFFFFF" w:sz="0"/>
+              <w:left w:val="none" w:color="FFFFFF" w:sz="0"/>
+              <w:bottom w:val="single" w:color="D5D9E0" w:sz="4"/>
+              <w:right w:val="none" w:color="FFFFFF" w:sz="0"/>
+            </w:tcBorders>
+            <w:shd w:fill="F7F8FB" w:color="auto" w:val="clear"/>
+            <w:tcMar>
+              <w:top w:type="dxa" w:w="25"/>
+              <w:left w:type="dxa" w:w="80"/>
+              <w:bottom w:type="dxa" w:w="25"/>
+              <w:right w:type="dxa" w:w="80"/>
+            </w:tcMar>
+            <w:vAlign w:val="center"/>
+          </w:tcPr>
+          <w:p>
+            <w:pPr>
+              <w:spacing w:line="216" w:lineRule="auto"/>
+              <w:jc w:val="right"/>
+            </w:pPr>
+            <w:r>
+              <w:rPr>
+                <w:rFonts w:ascii="Arial" w:cs="Arial" w:eastAsia="Arial" w:hAnsi="Arial"/>
+                <w:b w:val="false"/>
+                <w:bCs w:val="false"/>
+                <w:color w:val="1A1A1A"/>
+                <w:sz w:val="13"/>
+                <w:szCs w:val="13"/>
+              </w:rPr>
+              <w:t xml:space="preserve">PEN 66 (+10.0%)</w:t>
+            </w:r>
+          </w:p>
+        </w:tc>
+        <w:tc>
+          <w:tcPr>
+            <w:tcW w:type="dxa" w:w="2300"/>
+            <w:tcBorders>
+              <w:top w:val="none" w:color="FFFFFF" w:sz="0"/>
+              <w:left w:val="none" w:color="FFFFFF" w:sz="0"/>
+              <w:bottom w:val="single" w:color="D5D9E0" w:sz="4"/>
+              <w:right w:val="none" w:color="FFFFFF" w:sz="0"/>
+            </w:tcBorders>
+            <w:shd w:fill="F7F8FB" w:color="auto" w:val="clear"/>
+            <w:tcMar>
+              <w:top w:type="dxa" w:w="25"/>
+              <w:left w:type="dxa" w:w="80"/>
+              <w:bottom w:type="dxa" w:w="25"/>
+              <w:right w:type="dxa" w:w="80"/>
+            </w:tcMar>
+            <w:vAlign w:val="center"/>
+          </w:tcPr>
+          <w:p>
+            <w:pPr>
+              <w:spacing w:line="216" w:lineRule="auto"/>
+              <w:jc w:val="right"/>
+            </w:pPr>
+            <w:r>
+              <w:rPr>
+                <w:rFonts w:ascii="Arial" w:cs="Arial" w:eastAsia="Arial" w:hAnsi="Arial"/>
+                <w:b w:val="false"/>
+                <w:bCs w:val="false"/>
+                <w:color w:val="1A1A1A"/>
+                <w:sz w:val="13"/>
+                <w:szCs w:val="13"/>
+              </w:rPr>
+              <w:t xml:space="preserve">Not published</w:t>
+            </w:r>
+          </w:p>
+        </w:tc>
+        <w:tc>
+          <w:tcPr>
+            <w:tcW w:type="dxa" w:w="2366"/>
+            <w:tcBorders>
+              <w:top w:val="none" w:color="FFFFFF" w:sz="0"/>
+              <w:left w:val="none" w:color="FFFFFF" w:sz="0"/>
+              <w:bottom w:val="single" w:color="D5D9E0" w:sz="4"/>
+              <w:right w:val="none" w:color="FFFFFF" w:sz="0"/>
+            </w:tcBorders>
+            <w:shd w:fill="F7F8FB" w:color="auto" w:val="clear"/>
+            <w:tcMar>
+              <w:top w:type="dxa" w:w="25"/>
+              <w:left w:type="dxa" w:w="80"/>
+              <w:bottom w:type="dxa" w:w="25"/>
+              <w:right w:type="dxa" w:w="80"/>
+            </w:tcMar>
+            <w:vAlign w:val="center"/>
+          </w:tcPr>
+          <w:p>
+            <w:pPr>
+              <w:spacing w:line="216" w:lineRule="auto"/>
+              <w:jc w:val="right"/>
+            </w:pPr>
+            <w:r>
+              <w:rPr>
+                <w:rFonts w:ascii="Arial" w:cs="Arial" w:eastAsia="Arial" w:hAnsi="Arial"/>
+                <w:b w:val="false"/>
+                <w:bCs w:val="false"/>
+                <w:color w:val="1A1A1A"/>
+                <w:sz w:val="13"/>
+                <w:szCs w:val="13"/>
+              </w:rPr>
+              <w:t xml:space="preserve">PEN 68 (−0.1%)</w:t>
             </w:r>
           </w:p>
         </w:tc>
@@ -2282,7 +4581,7 @@
         </w:trPr>
         <w:tc>
           <w:tcPr>
-            <w:tcW w:type="dxa" w:w="1700"/>
+            <w:tcW w:type="dxa" w:w="2900"/>
             <w:tcBorders>
               <w:top w:val="none" w:color="FFFFFF" w:sz="0"/>
               <w:left w:val="none" w:color="FFFFFF" w:sz="0"/>
@@ -2306,19 +4605,19 @@
             <w:r>
               <w:rPr>
                 <w:rFonts w:ascii="Arial" w:cs="Arial" w:eastAsia="Arial" w:hAnsi="Arial"/>
-                <w:b/>
-                <w:bCs/>
-                <w:color w:val="14284B"/>
-                <w:sz w:val="13"/>
-                <w:szCs w:val="13"/>
-              </w:rPr>
-              <w:t xml:space="preserve">Real sales</w:t>
-            </w:r>
-          </w:p>
-        </w:tc>
-        <w:tc>
-          <w:tcPr>
-            <w:tcW w:type="dxa" w:w="8966"/>
+                <w:b w:val="false"/>
+                <w:bCs w:val="false"/>
+                <w:color w:val="1A1A1A"/>
+                <w:sz w:val="13"/>
+                <w:szCs w:val="13"/>
+              </w:rPr>
+              <w:t xml:space="preserve"/>
+            </w:r>
+          </w:p>
+        </w:tc>
+        <w:tc>
+          <w:tcPr>
+            <w:tcW w:type="dxa" w:w="800"/>
             <w:tcBorders>
               <w:top w:val="none" w:color="FFFFFF" w:sz="0"/>
               <w:left w:val="none" w:color="FFFFFF" w:sz="0"/>
@@ -2348,7 +4647,115 @@
                 <w:sz w:val="13"/>
                 <w:szCs w:val="13"/>
               </w:rPr>
-              <w:t xml:space="preserve">Chile tenant sales 2Q26 vs 2Q25 deflated by 12-month CPI as of June 2026 (4.3%; INE, release dated July 8, 2026). Cenco 2Q25 calculated from its published change (−1.9%).</w:t>
+              <w:t xml:space="preserve">Colombia</w:t>
+            </w:r>
+          </w:p>
+        </w:tc>
+        <w:tc>
+          <w:tcPr>
+            <w:tcW w:type="dxa" w:w="2300"/>
+            <w:tcBorders>
+              <w:top w:val="none" w:color="FFFFFF" w:sz="0"/>
+              <w:left w:val="none" w:color="FFFFFF" w:sz="0"/>
+              <w:bottom w:val="single" w:color="D5D9E0" w:sz="4"/>
+              <w:right w:val="none" w:color="FFFFFF" w:sz="0"/>
+            </w:tcBorders>
+            <w:shd w:fill="FFFFFF" w:color="auto" w:val="clear"/>
+            <w:tcMar>
+              <w:top w:type="dxa" w:w="25"/>
+              <w:left w:type="dxa" w:w="80"/>
+              <w:bottom w:type="dxa" w:w="25"/>
+              <w:right w:type="dxa" w:w="80"/>
+            </w:tcMar>
+            <w:vAlign w:val="center"/>
+          </w:tcPr>
+          <w:p>
+            <w:pPr>
+              <w:spacing w:line="216" w:lineRule="auto"/>
+              <w:jc w:val="right"/>
+            </w:pPr>
+            <w:r>
+              <w:rPr>
+                <w:rFonts w:ascii="Arial" w:cs="Arial" w:eastAsia="Arial" w:hAnsi="Arial"/>
+                <w:b w:val="false"/>
+                <w:bCs w:val="false"/>
+                <w:color w:val="1A1A1A"/>
+                <w:sz w:val="13"/>
+                <w:szCs w:val="13"/>
+              </w:rPr>
+              <w:t xml:space="preserve">COP 84,790 (+8.0%)</w:t>
+            </w:r>
+          </w:p>
+        </w:tc>
+        <w:tc>
+          <w:tcPr>
+            <w:tcW w:type="dxa" w:w="2300"/>
+            <w:tcBorders>
+              <w:top w:val="none" w:color="FFFFFF" w:sz="0"/>
+              <w:left w:val="none" w:color="FFFFFF" w:sz="0"/>
+              <w:bottom w:val="single" w:color="D5D9E0" w:sz="4"/>
+              <w:right w:val="none" w:color="FFFFFF" w:sz="0"/>
+            </w:tcBorders>
+            <w:shd w:fill="FFFFFF" w:color="auto" w:val="clear"/>
+            <w:tcMar>
+              <w:top w:type="dxa" w:w="25"/>
+              <w:left w:type="dxa" w:w="80"/>
+              <w:bottom w:type="dxa" w:w="25"/>
+              <w:right w:type="dxa" w:w="80"/>
+            </w:tcMar>
+            <w:vAlign w:val="center"/>
+          </w:tcPr>
+          <w:p>
+            <w:pPr>
+              <w:spacing w:line="216" w:lineRule="auto"/>
+              <w:jc w:val="right"/>
+            </w:pPr>
+            <w:r>
+              <w:rPr>
+                <w:rFonts w:ascii="Arial" w:cs="Arial" w:eastAsia="Arial" w:hAnsi="Arial"/>
+                <w:b w:val="false"/>
+                <w:bCs w:val="false"/>
+                <w:color w:val="1A1A1A"/>
+                <w:sz w:val="13"/>
+                <w:szCs w:val="13"/>
+              </w:rPr>
+              <w:t xml:space="preserve">Not published</w:t>
+            </w:r>
+          </w:p>
+        </w:tc>
+        <w:tc>
+          <w:tcPr>
+            <w:tcW w:type="dxa" w:w="2366"/>
+            <w:tcBorders>
+              <w:top w:val="none" w:color="FFFFFF" w:sz="0"/>
+              <w:left w:val="none" w:color="FFFFFF" w:sz="0"/>
+              <w:bottom w:val="single" w:color="D5D9E0" w:sz="4"/>
+              <w:right w:val="none" w:color="FFFFFF" w:sz="0"/>
+            </w:tcBorders>
+            <w:shd w:fill="FFFFFF" w:color="auto" w:val="clear"/>
+            <w:tcMar>
+              <w:top w:type="dxa" w:w="25"/>
+              <w:left w:type="dxa" w:w="80"/>
+              <w:bottom w:type="dxa" w:w="25"/>
+              <w:right w:type="dxa" w:w="80"/>
+            </w:tcMar>
+            <w:vAlign w:val="center"/>
+          </w:tcPr>
+          <w:p>
+            <w:pPr>
+              <w:spacing w:line="216" w:lineRule="auto"/>
+              <w:jc w:val="right"/>
+            </w:pPr>
+            <w:r>
+              <w:rPr>
+                <w:rFonts w:ascii="Arial" w:cs="Arial" w:eastAsia="Arial" w:hAnsi="Arial"/>
+                <w:b w:val="false"/>
+                <w:bCs w:val="false"/>
+                <w:color w:val="1A1A1A"/>
+                <w:sz w:val="13"/>
+                <w:szCs w:val="13"/>
+              </w:rPr>
+              <w:t xml:space="preserve">COP 125,932 (+10.3%)</w:t>
             </w:r>
           </w:p>
         </w:tc>
@@ -2359,7 +4766,704 @@
         </w:trPr>
         <w:tc>
           <w:tcPr>
-            <w:tcW w:type="dxa" w:w="1700"/>
+            <w:tcW w:type="dxa" w:w="2900"/>
+            <w:tcBorders>
+              <w:top w:val="none" w:color="FFFFFF" w:sz="0"/>
+              <w:left w:val="none" w:color="FFFFFF" w:sz="0"/>
+              <w:bottom w:val="single" w:color="D5D9E0" w:sz="4"/>
+              <w:right w:val="none" w:color="FFFFFF" w:sz="0"/>
+            </w:tcBorders>
+            <w:shd w:fill="F7F8FB" w:color="auto" w:val="clear"/>
+            <w:tcMar>
+              <w:top w:type="dxa" w:w="25"/>
+              <w:left w:type="dxa" w:w="80"/>
+              <w:bottom w:type="dxa" w:w="25"/>
+              <w:right w:type="dxa" w:w="80"/>
+            </w:tcMar>
+            <w:vAlign w:val="center"/>
+          </w:tcPr>
+          <w:p>
+            <w:pPr>
+              <w:spacing w:line="216" w:lineRule="auto"/>
+              <w:jc w:val="left"/>
+            </w:pPr>
+            <w:r>
+              <w:rPr>
+                <w:rFonts w:ascii="Arial" w:cs="Arial" w:eastAsia="Arial" w:hAnsi="Arial"/>
+                <w:b w:val="false"/>
+                <w:bCs w:val="false"/>
+                <w:color w:val="1A1A1A"/>
+                <w:sz w:val="13"/>
+                <w:szCs w:val="13"/>
+              </w:rPr>
+              <w:t xml:space="preserve">Occupancy cost (2Q25)</w:t>
+            </w:r>
+          </w:p>
+        </w:tc>
+        <w:tc>
+          <w:tcPr>
+            <w:tcW w:type="dxa" w:w="800"/>
+            <w:tcBorders>
+              <w:top w:val="none" w:color="FFFFFF" w:sz="0"/>
+              <w:left w:val="none" w:color="FFFFFF" w:sz="0"/>
+              <w:bottom w:val="single" w:color="D5D9E0" w:sz="4"/>
+              <w:right w:val="none" w:color="FFFFFF" w:sz="0"/>
+            </w:tcBorders>
+            <w:shd w:fill="F7F8FB" w:color="auto" w:val="clear"/>
+            <w:tcMar>
+              <w:top w:type="dxa" w:w="25"/>
+              <w:left w:type="dxa" w:w="80"/>
+              <w:bottom w:type="dxa" w:w="25"/>
+              <w:right w:type="dxa" w:w="80"/>
+            </w:tcMar>
+            <w:vAlign w:val="center"/>
+          </w:tcPr>
+          <w:p>
+            <w:pPr>
+              <w:spacing w:line="216" w:lineRule="auto"/>
+              <w:jc w:val="left"/>
+            </w:pPr>
+            <w:r>
+              <w:rPr>
+                <w:rFonts w:ascii="Arial" w:cs="Arial" w:eastAsia="Arial" w:hAnsi="Arial"/>
+                <w:b w:val="false"/>
+                <w:bCs w:val="false"/>
+                <w:color w:val="1A1A1A"/>
+                <w:sz w:val="13"/>
+                <w:szCs w:val="13"/>
+              </w:rPr>
+              <w:t xml:space="preserve">Chile</w:t>
+            </w:r>
+          </w:p>
+        </w:tc>
+        <w:tc>
+          <w:tcPr>
+            <w:tcW w:type="dxa" w:w="2300"/>
+            <w:tcBorders>
+              <w:top w:val="none" w:color="FFFFFF" w:sz="0"/>
+              <w:left w:val="none" w:color="FFFFFF" w:sz="0"/>
+              <w:bottom w:val="single" w:color="D5D9E0" w:sz="4"/>
+              <w:right w:val="none" w:color="FFFFFF" w:sz="0"/>
+            </w:tcBorders>
+            <w:shd w:fill="F7F8FB" w:color="auto" w:val="clear"/>
+            <w:tcMar>
+              <w:top w:type="dxa" w:w="25"/>
+              <w:left w:type="dxa" w:w="80"/>
+              <w:bottom w:type="dxa" w:w="25"/>
+              <w:right w:type="dxa" w:w="80"/>
+            </w:tcMar>
+            <w:vAlign w:val="center"/>
+          </w:tcPr>
+          <w:p>
+            <w:pPr>
+              <w:spacing w:line="216" w:lineRule="auto"/>
+              <w:jc w:val="right"/>
+            </w:pPr>
+            <w:r>
+              <w:rPr>
+                <w:rFonts w:ascii="Arial" w:cs="Arial" w:eastAsia="Arial" w:hAnsi="Arial"/>
+                <w:b w:val="false"/>
+                <w:bCs w:val="false"/>
+                <w:color w:val="1A1A1A"/>
+                <w:sz w:val="13"/>
+                <w:szCs w:val="13"/>
+              </w:rPr>
+              <w:t xml:space="preserve">10.3% (10.2%)</w:t>
+            </w:r>
+          </w:p>
+        </w:tc>
+        <w:tc>
+          <w:tcPr>
+            <w:tcW w:type="dxa" w:w="2300"/>
+            <w:tcBorders>
+              <w:top w:val="none" w:color="FFFFFF" w:sz="0"/>
+              <w:left w:val="none" w:color="FFFFFF" w:sz="0"/>
+              <w:bottom w:val="single" w:color="D5D9E0" w:sz="4"/>
+              <w:right w:val="none" w:color="FFFFFF" w:sz="0"/>
+            </w:tcBorders>
+            <w:shd w:fill="F7F8FB" w:color="auto" w:val="clear"/>
+            <w:tcMar>
+              <w:top w:type="dxa" w:w="25"/>
+              <w:left w:type="dxa" w:w="80"/>
+              <w:bottom w:type="dxa" w:w="25"/>
+              <w:right w:type="dxa" w:w="80"/>
+            </w:tcMar>
+            <w:vAlign w:val="center"/>
+          </w:tcPr>
+          <w:p>
+            <w:pPr>
+              <w:spacing w:line="216" w:lineRule="auto"/>
+              <w:jc w:val="right"/>
+            </w:pPr>
+            <w:r>
+              <w:rPr>
+                <w:rFonts w:ascii="Arial" w:cs="Arial" w:eastAsia="Arial" w:hAnsi="Arial"/>
+                <w:b w:val="false"/>
+                <w:bCs w:val="false"/>
+                <w:color w:val="1A1A1A"/>
+                <w:sz w:val="13"/>
+                <w:szCs w:val="13"/>
+              </w:rPr>
+              <w:t xml:space="preserve">9.1% (8.8%)</w:t>
+            </w:r>
+          </w:p>
+        </w:tc>
+        <w:tc>
+          <w:tcPr>
+            <w:tcW w:type="dxa" w:w="2366"/>
+            <w:tcBorders>
+              <w:top w:val="none" w:color="FFFFFF" w:sz="0"/>
+              <w:left w:val="none" w:color="FFFFFF" w:sz="0"/>
+              <w:bottom w:val="single" w:color="D5D9E0" w:sz="4"/>
+              <w:right w:val="none" w:color="FFFFFF" w:sz="0"/>
+            </w:tcBorders>
+            <w:shd w:fill="F7F8FB" w:color="auto" w:val="clear"/>
+            <w:tcMar>
+              <w:top w:type="dxa" w:w="25"/>
+              <w:left w:type="dxa" w:w="80"/>
+              <w:bottom w:type="dxa" w:w="25"/>
+              <w:right w:type="dxa" w:w="80"/>
+            </w:tcMar>
+            <w:vAlign w:val="center"/>
+          </w:tcPr>
+          <w:p>
+            <w:pPr>
+              <w:spacing w:line="216" w:lineRule="auto"/>
+              <w:jc w:val="right"/>
+            </w:pPr>
+            <w:r>
+              <w:rPr>
+                <w:rFonts w:ascii="Arial" w:cs="Arial" w:eastAsia="Arial" w:hAnsi="Arial"/>
+                <w:b w:val="false"/>
+                <w:bCs w:val="false"/>
+                <w:color w:val="1A1A1A"/>
+                <w:sz w:val="13"/>
+                <w:szCs w:val="13"/>
+              </w:rPr>
+              <w:t xml:space="preserve">11.9% (11.1%)*</w:t>
+            </w:r>
+          </w:p>
+        </w:tc>
+      </w:tr>
+      <w:tr>
+        <w:trPr>
+          <w:cantSplit/>
+        </w:trPr>
+        <w:tc>
+          <w:tcPr>
+            <w:tcW w:type="dxa" w:w="2900"/>
+            <w:tcBorders>
+              <w:top w:val="none" w:color="FFFFFF" w:sz="0"/>
+              <w:left w:val="none" w:color="FFFFFF" w:sz="0"/>
+              <w:bottom w:val="single" w:color="D5D9E0" w:sz="4"/>
+              <w:right w:val="none" w:color="FFFFFF" w:sz="0"/>
+            </w:tcBorders>
+            <w:shd w:fill="FFFFFF" w:color="auto" w:val="clear"/>
+            <w:tcMar>
+              <w:top w:type="dxa" w:w="25"/>
+              <w:left w:type="dxa" w:w="80"/>
+              <w:bottom w:type="dxa" w:w="25"/>
+              <w:right w:type="dxa" w:w="80"/>
+            </w:tcMar>
+            <w:vAlign w:val="center"/>
+          </w:tcPr>
+          <w:p>
+            <w:pPr>
+              <w:spacing w:line="216" w:lineRule="auto"/>
+              <w:jc w:val="left"/>
+            </w:pPr>
+            <w:r>
+              <w:rPr>
+                <w:rFonts w:ascii="Arial" w:cs="Arial" w:eastAsia="Arial" w:hAnsi="Arial"/>
+                <w:b w:val="false"/>
+                <w:bCs w:val="false"/>
+                <w:color w:val="1A1A1A"/>
+                <w:sz w:val="13"/>
+                <w:szCs w:val="13"/>
+              </w:rPr>
+              <w:t xml:space="preserve"/>
+            </w:r>
+          </w:p>
+        </w:tc>
+        <w:tc>
+          <w:tcPr>
+            <w:tcW w:type="dxa" w:w="800"/>
+            <w:tcBorders>
+              <w:top w:val="none" w:color="FFFFFF" w:sz="0"/>
+              <w:left w:val="none" w:color="FFFFFF" w:sz="0"/>
+              <w:bottom w:val="single" w:color="D5D9E0" w:sz="4"/>
+              <w:right w:val="none" w:color="FFFFFF" w:sz="0"/>
+            </w:tcBorders>
+            <w:shd w:fill="FFFFFF" w:color="auto" w:val="clear"/>
+            <w:tcMar>
+              <w:top w:type="dxa" w:w="25"/>
+              <w:left w:type="dxa" w:w="80"/>
+              <w:bottom w:type="dxa" w:w="25"/>
+              <w:right w:type="dxa" w:w="80"/>
+            </w:tcMar>
+            <w:vAlign w:val="center"/>
+          </w:tcPr>
+          <w:p>
+            <w:pPr>
+              <w:spacing w:line="216" w:lineRule="auto"/>
+              <w:jc w:val="left"/>
+            </w:pPr>
+            <w:r>
+              <w:rPr>
+                <w:rFonts w:ascii="Arial" w:cs="Arial" w:eastAsia="Arial" w:hAnsi="Arial"/>
+                <w:b w:val="false"/>
+                <w:bCs w:val="false"/>
+                <w:color w:val="1A1A1A"/>
+                <w:sz w:val="13"/>
+                <w:szCs w:val="13"/>
+              </w:rPr>
+              <w:t xml:space="preserve">Peru</w:t>
+            </w:r>
+          </w:p>
+        </w:tc>
+        <w:tc>
+          <w:tcPr>
+            <w:tcW w:type="dxa" w:w="2300"/>
+            <w:tcBorders>
+              <w:top w:val="none" w:color="FFFFFF" w:sz="0"/>
+              <w:left w:val="none" w:color="FFFFFF" w:sz="0"/>
+              <w:bottom w:val="single" w:color="D5D9E0" w:sz="4"/>
+              <w:right w:val="none" w:color="FFFFFF" w:sz="0"/>
+            </w:tcBorders>
+            <w:shd w:fill="FFFFFF" w:color="auto" w:val="clear"/>
+            <w:tcMar>
+              <w:top w:type="dxa" w:w="25"/>
+              <w:left w:type="dxa" w:w="80"/>
+              <w:bottom w:type="dxa" w:w="25"/>
+              <w:right w:type="dxa" w:w="80"/>
+            </w:tcMar>
+            <w:vAlign w:val="center"/>
+          </w:tcPr>
+          <w:p>
+            <w:pPr>
+              <w:spacing w:line="216" w:lineRule="auto"/>
+              <w:jc w:val="right"/>
+            </w:pPr>
+            <w:r>
+              <w:rPr>
+                <w:rFonts w:ascii="Arial" w:cs="Arial" w:eastAsia="Arial" w:hAnsi="Arial"/>
+                <w:b w:val="false"/>
+                <w:bCs w:val="false"/>
+                <w:color w:val="1A1A1A"/>
+                <w:sz w:val="13"/>
+                <w:szCs w:val="13"/>
+              </w:rPr>
+              <w:t xml:space="preserve">7.3% (7.4%)</w:t>
+            </w:r>
+          </w:p>
+        </w:tc>
+        <w:tc>
+          <w:tcPr>
+            <w:tcW w:type="dxa" w:w="2300"/>
+            <w:tcBorders>
+              <w:top w:val="none" w:color="FFFFFF" w:sz="0"/>
+              <w:left w:val="none" w:color="FFFFFF" w:sz="0"/>
+              <w:bottom w:val="single" w:color="D5D9E0" w:sz="4"/>
+              <w:right w:val="none" w:color="FFFFFF" w:sz="0"/>
+            </w:tcBorders>
+            <w:shd w:fill="FFFFFF" w:color="auto" w:val="clear"/>
+            <w:tcMar>
+              <w:top w:type="dxa" w:w="25"/>
+              <w:left w:type="dxa" w:w="80"/>
+              <w:bottom w:type="dxa" w:w="25"/>
+              <w:right w:type="dxa" w:w="80"/>
+            </w:tcMar>
+            <w:vAlign w:val="center"/>
+          </w:tcPr>
+          <w:p>
+            <w:pPr>
+              <w:spacing w:line="216" w:lineRule="auto"/>
+              <w:jc w:val="right"/>
+            </w:pPr>
+            <w:r>
+              <w:rPr>
+                <w:rFonts w:ascii="Arial" w:cs="Arial" w:eastAsia="Arial" w:hAnsi="Arial"/>
+                <w:b w:val="false"/>
+                <w:bCs w:val="false"/>
+                <w:color w:val="1A1A1A"/>
+                <w:sz w:val="13"/>
+                <w:szCs w:val="13"/>
+              </w:rPr>
+              <w:t xml:space="preserve">8.8% (8.8%)</w:t>
+            </w:r>
+          </w:p>
+        </w:tc>
+        <w:tc>
+          <w:tcPr>
+            <w:tcW w:type="dxa" w:w="2366"/>
+            <w:tcBorders>
+              <w:top w:val="none" w:color="FFFFFF" w:sz="0"/>
+              <w:left w:val="none" w:color="FFFFFF" w:sz="0"/>
+              <w:bottom w:val="single" w:color="D5D9E0" w:sz="4"/>
+              <w:right w:val="none" w:color="FFFFFF" w:sz="0"/>
+            </w:tcBorders>
+            <w:shd w:fill="FFFFFF" w:color="auto" w:val="clear"/>
+            <w:tcMar>
+              <w:top w:type="dxa" w:w="25"/>
+              <w:left w:type="dxa" w:w="80"/>
+              <w:bottom w:type="dxa" w:w="25"/>
+              <w:right w:type="dxa" w:w="80"/>
+            </w:tcMar>
+            <w:vAlign w:val="center"/>
+          </w:tcPr>
+          <w:p>
+            <w:pPr>
+              <w:spacing w:line="216" w:lineRule="auto"/>
+              <w:jc w:val="right"/>
+            </w:pPr>
+            <w:r>
+              <w:rPr>
+                <w:rFonts w:ascii="Arial" w:cs="Arial" w:eastAsia="Arial" w:hAnsi="Arial"/>
+                <w:b w:val="false"/>
+                <w:bCs w:val="false"/>
+                <w:color w:val="1A1A1A"/>
+                <w:sz w:val="13"/>
+                <w:szCs w:val="13"/>
+              </w:rPr>
+              <w:t xml:space="preserve">8.1% (8.4%)*</w:t>
+            </w:r>
+          </w:p>
+        </w:tc>
+      </w:tr>
+      <w:tr>
+        <w:trPr>
+          <w:cantSplit/>
+        </w:trPr>
+        <w:tc>
+          <w:tcPr>
+            <w:tcW w:type="dxa" w:w="2900"/>
+            <w:tcBorders>
+              <w:top w:val="none" w:color="FFFFFF" w:sz="0"/>
+              <w:left w:val="none" w:color="FFFFFF" w:sz="0"/>
+              <w:bottom w:val="single" w:color="D5D9E0" w:sz="4"/>
+              <w:right w:val="none" w:color="FFFFFF" w:sz="0"/>
+            </w:tcBorders>
+            <w:shd w:fill="F7F8FB" w:color="auto" w:val="clear"/>
+            <w:tcMar>
+              <w:top w:type="dxa" w:w="25"/>
+              <w:left w:type="dxa" w:w="80"/>
+              <w:bottom w:type="dxa" w:w="25"/>
+              <w:right w:type="dxa" w:w="80"/>
+            </w:tcMar>
+            <w:vAlign w:val="center"/>
+          </w:tcPr>
+          <w:p>
+            <w:pPr>
+              <w:spacing w:line="216" w:lineRule="auto"/>
+              <w:jc w:val="left"/>
+            </w:pPr>
+            <w:r>
+              <w:rPr>
+                <w:rFonts w:ascii="Arial" w:cs="Arial" w:eastAsia="Arial" w:hAnsi="Arial"/>
+                <w:b w:val="false"/>
+                <w:bCs w:val="false"/>
+                <w:color w:val="1A1A1A"/>
+                <w:sz w:val="13"/>
+                <w:szCs w:val="13"/>
+              </w:rPr>
+              <w:t xml:space="preserve"/>
+            </w:r>
+          </w:p>
+        </w:tc>
+        <w:tc>
+          <w:tcPr>
+            <w:tcW w:type="dxa" w:w="800"/>
+            <w:tcBorders>
+              <w:top w:val="none" w:color="FFFFFF" w:sz="0"/>
+              <w:left w:val="none" w:color="FFFFFF" w:sz="0"/>
+              <w:bottom w:val="single" w:color="D5D9E0" w:sz="4"/>
+              <w:right w:val="none" w:color="FFFFFF" w:sz="0"/>
+            </w:tcBorders>
+            <w:shd w:fill="F7F8FB" w:color="auto" w:val="clear"/>
+            <w:tcMar>
+              <w:top w:type="dxa" w:w="25"/>
+              <w:left w:type="dxa" w:w="80"/>
+              <w:bottom w:type="dxa" w:w="25"/>
+              <w:right w:type="dxa" w:w="80"/>
+            </w:tcMar>
+            <w:vAlign w:val="center"/>
+          </w:tcPr>
+          <w:p>
+            <w:pPr>
+              <w:spacing w:line="216" w:lineRule="auto"/>
+              <w:jc w:val="left"/>
+            </w:pPr>
+            <w:r>
+              <w:rPr>
+                <w:rFonts w:ascii="Arial" w:cs="Arial" w:eastAsia="Arial" w:hAnsi="Arial"/>
+                <w:b w:val="false"/>
+                <w:bCs w:val="false"/>
+                <w:color w:val="1A1A1A"/>
+                <w:sz w:val="13"/>
+                <w:szCs w:val="13"/>
+              </w:rPr>
+              <w:t xml:space="preserve">Colombia</w:t>
+            </w:r>
+          </w:p>
+        </w:tc>
+        <w:tc>
+          <w:tcPr>
+            <w:tcW w:type="dxa" w:w="2300"/>
+            <w:tcBorders>
+              <w:top w:val="none" w:color="FFFFFF" w:sz="0"/>
+              <w:left w:val="none" w:color="FFFFFF" w:sz="0"/>
+              <w:bottom w:val="single" w:color="D5D9E0" w:sz="4"/>
+              <w:right w:val="none" w:color="FFFFFF" w:sz="0"/>
+            </w:tcBorders>
+            <w:shd w:fill="F7F8FB" w:color="auto" w:val="clear"/>
+            <w:tcMar>
+              <w:top w:type="dxa" w:w="25"/>
+              <w:left w:type="dxa" w:w="80"/>
+              <w:bottom w:type="dxa" w:w="25"/>
+              <w:right w:type="dxa" w:w="80"/>
+            </w:tcMar>
+            <w:vAlign w:val="center"/>
+          </w:tcPr>
+          <w:p>
+            <w:pPr>
+              <w:spacing w:line="216" w:lineRule="auto"/>
+              <w:jc w:val="right"/>
+            </w:pPr>
+            <w:r>
+              <w:rPr>
+                <w:rFonts w:ascii="Arial" w:cs="Arial" w:eastAsia="Arial" w:hAnsi="Arial"/>
+                <w:b w:val="false"/>
+                <w:bCs w:val="false"/>
+                <w:color w:val="1A1A1A"/>
+                <w:sz w:val="13"/>
+                <w:szCs w:val="13"/>
+              </w:rPr>
+              <w:t xml:space="preserve">10.5% (10.4%)</w:t>
+            </w:r>
+          </w:p>
+        </w:tc>
+        <w:tc>
+          <w:tcPr>
+            <w:tcW w:type="dxa" w:w="2300"/>
+            <w:tcBorders>
+              <w:top w:val="none" w:color="FFFFFF" w:sz="0"/>
+              <w:left w:val="none" w:color="FFFFFF" w:sz="0"/>
+              <w:bottom w:val="single" w:color="D5D9E0" w:sz="4"/>
+              <w:right w:val="none" w:color="FFFFFF" w:sz="0"/>
+            </w:tcBorders>
+            <w:shd w:fill="F7F8FB" w:color="auto" w:val="clear"/>
+            <w:tcMar>
+              <w:top w:type="dxa" w:w="25"/>
+              <w:left w:type="dxa" w:w="80"/>
+              <w:bottom w:type="dxa" w:w="25"/>
+              <w:right w:type="dxa" w:w="80"/>
+            </w:tcMar>
+            <w:vAlign w:val="center"/>
+          </w:tcPr>
+          <w:p>
+            <w:pPr>
+              <w:spacing w:line="216" w:lineRule="auto"/>
+              <w:jc w:val="right"/>
+            </w:pPr>
+            <w:r>
+              <w:rPr>
+                <w:rFonts w:ascii="Arial" w:cs="Arial" w:eastAsia="Arial" w:hAnsi="Arial"/>
+                <w:b w:val="false"/>
+                <w:bCs w:val="false"/>
+                <w:color w:val="1A1A1A"/>
+                <w:sz w:val="13"/>
+                <w:szCs w:val="13"/>
+              </w:rPr>
+              <w:t xml:space="preserve">6.5% (7.5%)</w:t>
+            </w:r>
+          </w:p>
+        </w:tc>
+        <w:tc>
+          <w:tcPr>
+            <w:tcW w:type="dxa" w:w="2366"/>
+            <w:tcBorders>
+              <w:top w:val="none" w:color="FFFFFF" w:sz="0"/>
+              <w:left w:val="none" w:color="FFFFFF" w:sz="0"/>
+              <w:bottom w:val="single" w:color="D5D9E0" w:sz="4"/>
+              <w:right w:val="none" w:color="FFFFFF" w:sz="0"/>
+            </w:tcBorders>
+            <w:shd w:fill="F7F8FB" w:color="auto" w:val="clear"/>
+            <w:tcMar>
+              <w:top w:type="dxa" w:w="25"/>
+              <w:left w:type="dxa" w:w="80"/>
+              <w:bottom w:type="dxa" w:w="25"/>
+              <w:right w:type="dxa" w:w="80"/>
+            </w:tcMar>
+            <w:vAlign w:val="center"/>
+          </w:tcPr>
+          <w:p>
+            <w:pPr>
+              <w:spacing w:line="216" w:lineRule="auto"/>
+              <w:jc w:val="right"/>
+            </w:pPr>
+            <w:r>
+              <w:rPr>
+                <w:rFonts w:ascii="Arial" w:cs="Arial" w:eastAsia="Arial" w:hAnsi="Arial"/>
+                <w:b w:val="false"/>
+                <w:bCs w:val="false"/>
+                <w:color w:val="1A1A1A"/>
+                <w:sz w:val="13"/>
+                <w:szCs w:val="13"/>
+              </w:rPr>
+              <w:t xml:space="preserve">11.7% (11.5%)*</w:t>
+            </w:r>
+          </w:p>
+        </w:tc>
+      </w:tr>
+    </w:tbl>
+    <w:p>
+      <w:pPr>
+        <w:spacing w:after="0" w:before="10" w:line="216" w:lineRule="auto"/>
+      </w:pPr>
+      <w:r>
+        <w:rPr>
+          <w:rFonts w:ascii="Arial" w:cs="Arial" w:eastAsia="Arial" w:hAnsi="Arial"/>
+          <w:i/>
+          <w:iCs/>
+          <w:color w:val="5F5F5F"/>
+          <w:sz w:val="11"/>
+          <w:szCs w:val="11"/>
+        </w:rPr>
+        <w:t xml:space="preserve">Source: Plaza S.A., 2Q26 Release (p.18); Cenco Malls, 2Q26 Earnings Presentation (p.17); Parque Arauco, 2Q26 Earnings Report (p.5, p.6 and p.21). Each indicator follows each company's definition: Mallplaza's SSR considers fixed rent in Chile and the change in the UF; Cenco's includes variable rent (Cenco 1Q26: “SSR Chile reflects the effect of lower sales”); Parque Arauco's SAR measures rent collected in areas leased in both periods. *Includes common expenses and promotion fund: its level is not comparable, its change is. Mallplaza's revenue per m² change in Colombia (+8.0%) is a team calculation: 84,790 / 78,545 − 1. Everything else is published data.</w:t>
+      </w:r>
+    </w:p>
+    <w:p>
+      <w:pPr>
+        <w:keepNext/>
+        <w:pBdr>
+          <w:bottom w:val="single" w:color="14284B" w:sz="12" w:space="2"/>
+        </w:pBdr>
+        <w:spacing w:after="70" w:before="200"/>
+      </w:pPr>
+      <w:r>
+        <w:rPr>
+          <w:rFonts w:ascii="Arial" w:cs="Arial" w:eastAsia="Arial" w:hAnsi="Arial"/>
+          <w:b/>
+          <w:bCs/>
+          <w:color w:val="14284B"/>
+          <w:sz w:val="24"/>
+          <w:szCs w:val="24"/>
+        </w:rPr>
+        <w:t xml:space="preserve">APPENDIX 7: MAIN ASSUMPTIONS</w:t>
+      </w:r>
+    </w:p>
+    <w:p>
+      <w:pPr>
+        <w:shd w:fill="EEF1F6" w:color="auto" w:val="clear"/>
+        <w:spacing w:after="80" w:line="228" w:lineRule="auto"/>
+        <w:jc w:val="both"/>
+      </w:pPr>
+      <w:r>
+        <w:rPr>
+          <w:rFonts w:ascii="Arial" w:cs="Arial" w:eastAsia="Arial" w:hAnsi="Arial"/>
+          <w:color w:val="1A1A1A"/>
+          <w:sz w:val="16"/>
+          <w:szCs w:val="16"/>
+        </w:rPr>
+        <w:t xml:space="preserve">Criteria used so that figures are comparable across operators and consistent with the official 2Q26 reports.</w:t>
+      </w:r>
+    </w:p>
+    <w:tbl>
+      <w:tblPr>
+        <w:tblW w:type="dxa" w:w="10666"/>
+        <w:tblBorders>
+          <w:top w:val="none" w:color="FFFFFF" w:sz="0"/>
+          <w:left w:val="none" w:color="FFFFFF" w:sz="0"/>
+          <w:bottom w:val="none" w:color="FFFFFF" w:sz="0"/>
+          <w:right w:val="none" w:color="FFFFFF" w:sz="0"/>
+          <w:insideH w:val="none" w:color="FFFFFF" w:sz="0"/>
+          <w:insideV w:val="none" w:color="FFFFFF" w:sz="0"/>
+        </w:tblBorders>
+      </w:tblPr>
+      <w:tblGrid>
+        <w:gridCol w:w="1800"/>
+        <w:gridCol w:w="8866"/>
+      </w:tblGrid>
+      <w:tr>
+        <w:trPr>
+          <w:tblHeader/>
+        </w:trPr>
+        <w:tc>
+          <w:tcPr>
+            <w:tcW w:type="dxa" w:w="1800"/>
+            <w:tcBorders>
+              <w:top w:val="none" w:color="FFFFFF" w:sz="0"/>
+              <w:left w:val="none" w:color="FFFFFF" w:sz="0"/>
+              <w:bottom w:val="none" w:color="FFFFFF" w:sz="0"/>
+              <w:right w:val="none" w:color="FFFFFF" w:sz="0"/>
+            </w:tcBorders>
+            <w:shd w:fill="14284B" w:color="auto" w:val="clear"/>
+            <w:tcMar>
+              <w:top w:type="dxa" w:w="35"/>
+              <w:left w:type="dxa" w:w="80"/>
+              <w:bottom w:type="dxa" w:w="35"/>
+              <w:right w:type="dxa" w:w="80"/>
+            </w:tcMar>
+          </w:tcPr>
+          <w:p>
+            <w:pPr>
+              <w:jc w:val="left"/>
+            </w:pPr>
+            <w:r>
+              <w:rPr>
+                <w:rFonts w:ascii="Arial" w:cs="Arial" w:eastAsia="Arial" w:hAnsi="Arial"/>
+                <w:b/>
+                <w:bCs/>
+                <w:color w:val="FFFFFF"/>
+                <w:sz w:val="13"/>
+                <w:szCs w:val="13"/>
+              </w:rPr>
+              <w:t xml:space="preserve">Topic</w:t>
+            </w:r>
+          </w:p>
+        </w:tc>
+        <w:tc>
+          <w:tcPr>
+            <w:tcW w:type="dxa" w:w="8866"/>
+            <w:tcBorders>
+              <w:top w:val="none" w:color="FFFFFF" w:sz="0"/>
+              <w:left w:val="none" w:color="FFFFFF" w:sz="0"/>
+              <w:bottom w:val="none" w:color="FFFFFF" w:sz="0"/>
+              <w:right w:val="none" w:color="FFFFFF" w:sz="0"/>
+            </w:tcBorders>
+            <w:shd w:fill="14284B" w:color="auto" w:val="clear"/>
+            <w:tcMar>
+              <w:top w:type="dxa" w:w="35"/>
+              <w:left w:type="dxa" w:w="80"/>
+              <w:bottom w:type="dxa" w:w="35"/>
+              <w:right w:type="dxa" w:w="80"/>
+            </w:tcMar>
+          </w:tcPr>
+          <w:p>
+            <w:pPr>
+              <w:jc w:val="left"/>
+            </w:pPr>
+            <w:r>
+              <w:rPr>
+                <w:rFonts w:ascii="Arial" w:cs="Arial" w:eastAsia="Arial" w:hAnsi="Arial"/>
+                <w:b/>
+                <w:bCs/>
+                <w:color w:val="FFFFFF"/>
+                <w:sz w:val="13"/>
+                <w:szCs w:val="13"/>
+              </w:rPr>
+              <w:t xml:space="preserve">Assumption</w:t>
+            </w:r>
+          </w:p>
+        </w:tc>
+      </w:tr>
+      <w:tr>
+        <w:trPr>
+          <w:cantSplit/>
+        </w:trPr>
+        <w:tc>
+          <w:tcPr>
+            <w:tcW w:type="dxa" w:w="1800"/>
             <w:tcBorders>
               <w:top w:val="none" w:color="FFFFFF" w:sz="0"/>
               <w:left w:val="none" w:color="FFFFFF" w:sz="0"/>
@@ -2389,20 +5493,559 @@
                 <w:sz w:val="13"/>
                 <w:szCs w:val="13"/>
               </w:rPr>
+              <w:t xml:space="preserve">Market share</w:t>
+            </w:r>
+          </w:p>
+        </w:tc>
+        <w:tc>
+          <w:tcPr>
+            <w:tcW w:type="dxa" w:w="8866"/>
+            <w:tcBorders>
+              <w:top w:val="none" w:color="FFFFFF" w:sz="0"/>
+              <w:left w:val="none" w:color="FFFFFF" w:sz="0"/>
+              <w:bottom w:val="single" w:color="D5D9E0" w:sz="4"/>
+              <w:right w:val="none" w:color="FFFFFF" w:sz="0"/>
+            </w:tcBorders>
+            <w:shd w:fill="F7F8FB" w:color="auto" w:val="clear"/>
+            <w:tcMar>
+              <w:top w:type="dxa" w:w="25"/>
+              <w:left w:type="dxa" w:w="80"/>
+              <w:bottom w:type="dxa" w:w="25"/>
+              <w:right w:type="dxa" w:w="80"/>
+            </w:tcMar>
+            <w:vAlign w:val="center"/>
+          </w:tcPr>
+          <w:p>
+            <w:pPr>
+              <w:spacing w:line="216" w:lineRule="auto"/>
+              <w:jc w:val="left"/>
+            </w:pPr>
+            <w:r>
+              <w:rPr>
+                <w:rFonts w:ascii="Arial" w:cs="Arial" w:eastAsia="Arial" w:hAnsi="Arial"/>
+                <w:b w:val="false"/>
+                <w:bCs w:val="false"/>
+                <w:color w:val="1A1A1A"/>
+                <w:sz w:val="13"/>
+                <w:szCs w:val="13"/>
+              </w:rPr>
+              <w:t xml:space="preserve">Measured by GLA (not by sales) over each country's main operators (slide 7, 2Q26 Institutional Presentation). Partial HHI: considers only the operators identified on slide 7, so it is a floor (the real HHI is equal or higher); classified with the 2023 DOJ/FTC Merger Guidelines thresholds (above 1,800 = highly concentrated). Colombia pro forma: includes Gran Plaza (announced acquisition of 179,667 m²; 2Q26 Release); without it, Mallplaza's share would be 4.3%.</w:t>
+            </w:r>
+          </w:p>
+        </w:tc>
+      </w:tr>
+      <w:tr>
+        <w:trPr>
+          <w:cantSplit/>
+        </w:trPr>
+        <w:tc>
+          <w:tcPr>
+            <w:tcW w:type="dxa" w:w="1800"/>
+            <w:tcBorders>
+              <w:top w:val="none" w:color="FFFFFF" w:sz="0"/>
+              <w:left w:val="none" w:color="FFFFFF" w:sz="0"/>
+              <w:bottom w:val="single" w:color="D5D9E0" w:sz="4"/>
+              <w:right w:val="none" w:color="FFFFFF" w:sz="0"/>
+            </w:tcBorders>
+            <w:shd w:fill="FFFFFF" w:color="auto" w:val="clear"/>
+            <w:tcMar>
+              <w:top w:type="dxa" w:w="25"/>
+              <w:left w:type="dxa" w:w="80"/>
+              <w:bottom w:type="dxa" w:w="25"/>
+              <w:right w:type="dxa" w:w="80"/>
+            </w:tcMar>
+            <w:vAlign w:val="center"/>
+          </w:tcPr>
+          <w:p>
+            <w:pPr>
+              <w:spacing w:line="216" w:lineRule="auto"/>
+              <w:jc w:val="left"/>
+            </w:pPr>
+            <w:r>
+              <w:rPr>
+                <w:rFonts w:ascii="Arial" w:cs="Arial" w:eastAsia="Arial" w:hAnsi="Arial"/>
+                <w:b/>
+                <w:bCs/>
+                <w:color w:val="14284B"/>
+                <w:sz w:val="13"/>
+                <w:szCs w:val="13"/>
+              </w:rPr>
+              <w:t xml:space="preserve">Pipeline</w:t>
+            </w:r>
+          </w:p>
+        </w:tc>
+        <w:tc>
+          <w:tcPr>
+            <w:tcW w:type="dxa" w:w="8866"/>
+            <w:tcBorders>
+              <w:top w:val="none" w:color="FFFFFF" w:sz="0"/>
+              <w:left w:val="none" w:color="FFFFFF" w:sz="0"/>
+              <w:bottom w:val="single" w:color="D5D9E0" w:sz="4"/>
+              <w:right w:val="none" w:color="FFFFFF" w:sz="0"/>
+            </w:tcBorders>
+            <w:shd w:fill="FFFFFF" w:color="auto" w:val="clear"/>
+            <w:tcMar>
+              <w:top w:type="dxa" w:w="25"/>
+              <w:left w:type="dxa" w:w="80"/>
+              <w:bottom w:type="dxa" w:w="25"/>
+              <w:right w:type="dxa" w:w="80"/>
+            </w:tcMar>
+            <w:vAlign w:val="center"/>
+          </w:tcPr>
+          <w:p>
+            <w:pPr>
+              <w:spacing w:line="216" w:lineRule="auto"/>
+              <w:jc w:val="left"/>
+            </w:pPr>
+            <w:r>
+              <w:rPr>
+                <w:rFonts w:ascii="Arial" w:cs="Arial" w:eastAsia="Arial" w:hAnsi="Arial"/>
+                <w:b w:val="false"/>
+                <w:bCs w:val="false"/>
+                <w:color w:val="1A1A1A"/>
+                <w:sz w:val="13"/>
+                <w:szCs w:val="13"/>
+              </w:rPr>
+              <w:t xml:space="preserve">Only dated projects in official reports at 2Q26 and the 2025 Annual Report; dates given as a range are placed at the end of the range; acquisitions are not new supply for the industry.</w:t>
+            </w:r>
+          </w:p>
+        </w:tc>
+      </w:tr>
+      <w:tr>
+        <w:trPr>
+          <w:cantSplit/>
+        </w:trPr>
+        <w:tc>
+          <w:tcPr>
+            <w:tcW w:type="dxa" w:w="1800"/>
+            <w:tcBorders>
+              <w:top w:val="none" w:color="FFFFFF" w:sz="0"/>
+              <w:left w:val="none" w:color="FFFFFF" w:sz="0"/>
+              <w:bottom w:val="single" w:color="D5D9E0" w:sz="4"/>
+              <w:right w:val="none" w:color="FFFFFF" w:sz="0"/>
+            </w:tcBorders>
+            <w:shd w:fill="F7F8FB" w:color="auto" w:val="clear"/>
+            <w:tcMar>
+              <w:top w:type="dxa" w:w="25"/>
+              <w:left w:type="dxa" w:w="80"/>
+              <w:bottom w:type="dxa" w:w="25"/>
+              <w:right w:type="dxa" w:w="80"/>
+            </w:tcMar>
+            <w:vAlign w:val="center"/>
+          </w:tcPr>
+          <w:p>
+            <w:pPr>
+              <w:spacing w:line="216" w:lineRule="auto"/>
+              <w:jc w:val="left"/>
+            </w:pPr>
+            <w:r>
+              <w:rPr>
+                <w:rFonts w:ascii="Arial" w:cs="Arial" w:eastAsia="Arial" w:hAnsi="Arial"/>
+                <w:b/>
+                <w:bCs/>
+                <w:color w:val="14284B"/>
+                <w:sz w:val="13"/>
+                <w:szCs w:val="13"/>
+              </w:rPr>
+              <w:t xml:space="preserve">Supply vs demand</w:t>
+            </w:r>
+          </w:p>
+        </w:tc>
+        <w:tc>
+          <w:tcPr>
+            <w:tcW w:type="dxa" w:w="8866"/>
+            <w:tcBorders>
+              <w:top w:val="none" w:color="FFFFFF" w:sz="0"/>
+              <w:left w:val="none" w:color="FFFFFF" w:sz="0"/>
+              <w:bottom w:val="single" w:color="D5D9E0" w:sz="4"/>
+              <w:right w:val="none" w:color="FFFFFF" w:sz="0"/>
+            </w:tcBorders>
+            <w:shd w:fill="F7F8FB" w:color="auto" w:val="clear"/>
+            <w:tcMar>
+              <w:top w:type="dxa" w:w="25"/>
+              <w:left w:type="dxa" w:w="80"/>
+              <w:bottom w:type="dxa" w:w="25"/>
+              <w:right w:type="dxa" w:w="80"/>
+            </w:tcMar>
+            <w:vAlign w:val="center"/>
+          </w:tcPr>
+          <w:p>
+            <w:pPr>
+              <w:spacing w:line="216" w:lineRule="auto"/>
+              <w:jc w:val="left"/>
+            </w:pPr>
+            <w:r>
+              <w:rPr>
+                <w:rFonts w:ascii="Arial" w:cs="Arial" w:eastAsia="Arial" w:hAnsi="Arial"/>
+                <w:b w:val="false"/>
+                <w:bCs w:val="false"/>
+                <w:color w:val="1A1A1A"/>
+                <w:sz w:val="13"/>
+                <w:szCs w:val="13"/>
+              </w:rPr>
+              <w:t xml:space="preserve">Chile only and only m² that depend on consumption (excludes offices and multifamily); base GLA excludes Cenco's offices. Private consumption from the September 2026 IPoM is used as a demand indicator, not as a sales projection.</w:t>
+            </w:r>
+          </w:p>
+        </w:tc>
+      </w:tr>
+      <w:tr>
+        <w:trPr>
+          <w:cantSplit/>
+        </w:trPr>
+        <w:tc>
+          <w:tcPr>
+            <w:tcW w:type="dxa" w:w="1800"/>
+            <w:tcBorders>
+              <w:top w:val="none" w:color="FFFFFF" w:sz="0"/>
+              <w:left w:val="none" w:color="FFFFFF" w:sz="0"/>
+              <w:bottom w:val="single" w:color="D5D9E0" w:sz="4"/>
+              <w:right w:val="none" w:color="FFFFFF" w:sz="0"/>
+            </w:tcBorders>
+            <w:shd w:fill="FFFFFF" w:color="auto" w:val="clear"/>
+            <w:tcMar>
+              <w:top w:type="dxa" w:w="25"/>
+              <w:left w:type="dxa" w:w="80"/>
+              <w:bottom w:type="dxa" w:w="25"/>
+              <w:right w:type="dxa" w:w="80"/>
+            </w:tcMar>
+            <w:vAlign w:val="center"/>
+          </w:tcPr>
+          <w:p>
+            <w:pPr>
+              <w:spacing w:line="216" w:lineRule="auto"/>
+              <w:jc w:val="left"/>
+            </w:pPr>
+            <w:r>
+              <w:rPr>
+                <w:rFonts w:ascii="Arial" w:cs="Arial" w:eastAsia="Arial" w:hAnsi="Arial"/>
+                <w:b/>
+                <w:bCs/>
+                <w:color w:val="14284B"/>
+                <w:sz w:val="13"/>
+                <w:szCs w:val="13"/>
+              </w:rPr>
+              <w:t xml:space="preserve">EBITDA per m²</w:t>
+            </w:r>
+          </w:p>
+        </w:tc>
+        <w:tc>
+          <w:tcPr>
+            <w:tcW w:type="dxa" w:w="8866"/>
+            <w:tcBorders>
+              <w:top w:val="none" w:color="FFFFFF" w:sz="0"/>
+              <w:left w:val="none" w:color="FFFFFF" w:sz="0"/>
+              <w:bottom w:val="single" w:color="D5D9E0" w:sz="4"/>
+              <w:right w:val="none" w:color="FFFFFF" w:sz="0"/>
+            </w:tcBorders>
+            <w:shd w:fill="FFFFFF" w:color="auto" w:val="clear"/>
+            <w:tcMar>
+              <w:top w:type="dxa" w:w="25"/>
+              <w:left w:type="dxa" w:w="80"/>
+              <w:bottom w:type="dxa" w:w="25"/>
+              <w:right w:type="dxa" w:w="80"/>
+            </w:tcMar>
+            <w:vAlign w:val="center"/>
+          </w:tcPr>
+          <w:p>
+            <w:pPr>
+              <w:spacing w:line="216" w:lineRule="auto"/>
+              <w:jc w:val="left"/>
+            </w:pPr>
+            <w:r>
+              <w:rPr>
+                <w:rFonts w:ascii="Arial" w:cs="Arial" w:eastAsia="Arial" w:hAnsi="Arial"/>
+                <w:b w:val="false"/>
+                <w:bCs w:val="false"/>
+                <w:color w:val="1A1A1A"/>
+                <w:sz w:val="13"/>
+                <w:szCs w:val="13"/>
+              </w:rPr>
+              <w:t xml:space="preserve">EBITDA per each company's definition (none includes the IAS 40 revaluation); 2Q26 EBITDA not annualized; GLA consolidated at 100% of controlled assets. Parque Arauco: multifamily NOI (CLP 503 million) is subtracted, since its size is reported in units and not in m²; effect −0.7%, does not change the ranking.</w:t>
+            </w:r>
+          </w:p>
+        </w:tc>
+      </w:tr>
+      <w:tr>
+        <w:trPr>
+          <w:cantSplit/>
+        </w:trPr>
+        <w:tc>
+          <w:tcPr>
+            <w:tcW w:type="dxa" w:w="1800"/>
+            <w:tcBorders>
+              <w:top w:val="none" w:color="FFFFFF" w:sz="0"/>
+              <w:left w:val="none" w:color="FFFFFF" w:sz="0"/>
+              <w:bottom w:val="single" w:color="D5D9E0" w:sz="4"/>
+              <w:right w:val="none" w:color="FFFFFF" w:sz="0"/>
+            </w:tcBorders>
+            <w:shd w:fill="F7F8FB" w:color="auto" w:val="clear"/>
+            <w:tcMar>
+              <w:top w:type="dxa" w:w="25"/>
+              <w:left w:type="dxa" w:w="80"/>
+              <w:bottom w:type="dxa" w:w="25"/>
+              <w:right w:type="dxa" w:w="80"/>
+            </w:tcMar>
+            <w:vAlign w:val="center"/>
+          </w:tcPr>
+          <w:p>
+            <w:pPr>
+              <w:spacing w:line="216" w:lineRule="auto"/>
+              <w:jc w:val="left"/>
+            </w:pPr>
+            <w:r>
+              <w:rPr>
+                <w:rFonts w:ascii="Arial" w:cs="Arial" w:eastAsia="Arial" w:hAnsi="Arial"/>
+                <w:b/>
+                <w:bCs/>
+                <w:color w:val="14284B"/>
+                <w:sz w:val="13"/>
+                <w:szCs w:val="13"/>
+              </w:rPr>
+              <w:t xml:space="preserve">Contracts</w:t>
+            </w:r>
+          </w:p>
+        </w:tc>
+        <w:tc>
+          <w:tcPr>
+            <w:tcW w:type="dxa" w:w="8866"/>
+            <w:tcBorders>
+              <w:top w:val="none" w:color="FFFFFF" w:sz="0"/>
+              <w:left w:val="none" w:color="FFFFFF" w:sz="0"/>
+              <w:bottom w:val="single" w:color="D5D9E0" w:sz="4"/>
+              <w:right w:val="none" w:color="FFFFFF" w:sz="0"/>
+            </w:tcBorders>
+            <w:shd w:fill="F7F8FB" w:color="auto" w:val="clear"/>
+            <w:tcMar>
+              <w:top w:type="dxa" w:w="25"/>
+              <w:left w:type="dxa" w:w="80"/>
+              <w:bottom w:type="dxa" w:w="25"/>
+              <w:right w:type="dxa" w:w="80"/>
+            </w:tcMar>
+            <w:vAlign w:val="center"/>
+          </w:tcPr>
+          <w:p>
+            <w:pPr>
+              <w:spacing w:line="216" w:lineRule="auto"/>
+              <w:jc w:val="left"/>
+            </w:pPr>
+            <w:r>
+              <w:rPr>
+                <w:rFonts w:ascii="Arial" w:cs="Arial" w:eastAsia="Arial" w:hAnsi="Arial"/>
+                <w:b w:val="false"/>
+                <w:bCs w:val="false"/>
+                <w:color w:val="1A1A1A"/>
+                <w:sz w:val="13"/>
+                <w:szCs w:val="13"/>
+              </w:rPr>
+              <w:t xml:space="preserve">Profile and duration weighted by GLA. Cenco states it explicitly; Parque Arauco presents its maturity profile as % of GLA but does not state the basis of its average duration; Mallplaza does not publish the basis. In both cases GLA is assumed.</w:t>
+            </w:r>
+          </w:p>
+        </w:tc>
+      </w:tr>
+      <w:tr>
+        <w:trPr>
+          <w:cantSplit/>
+        </w:trPr>
+        <w:tc>
+          <w:tcPr>
+            <w:tcW w:type="dxa" w:w="1800"/>
+            <w:tcBorders>
+              <w:top w:val="none" w:color="FFFFFF" w:sz="0"/>
+              <w:left w:val="none" w:color="FFFFFF" w:sz="0"/>
+              <w:bottom w:val="single" w:color="D5D9E0" w:sz="4"/>
+              <w:right w:val="none" w:color="FFFFFF" w:sz="0"/>
+            </w:tcBorders>
+            <w:shd w:fill="FFFFFF" w:color="auto" w:val="clear"/>
+            <w:tcMar>
+              <w:top w:type="dxa" w:w="25"/>
+              <w:left w:type="dxa" w:w="80"/>
+              <w:bottom w:type="dxa" w:w="25"/>
+              <w:right w:type="dxa" w:w="80"/>
+            </w:tcMar>
+            <w:vAlign w:val="center"/>
+          </w:tcPr>
+          <w:p>
+            <w:pPr>
+              <w:spacing w:line="216" w:lineRule="auto"/>
+              <w:jc w:val="left"/>
+            </w:pPr>
+            <w:r>
+              <w:rPr>
+                <w:rFonts w:ascii="Arial" w:cs="Arial" w:eastAsia="Arial" w:hAnsi="Arial"/>
+                <w:b/>
+                <w:bCs/>
+                <w:color w:val="14284B"/>
+                <w:sz w:val="13"/>
+                <w:szCs w:val="13"/>
+              </w:rPr>
+              <w:t xml:space="preserve">Real sales</w:t>
+            </w:r>
+          </w:p>
+        </w:tc>
+        <w:tc>
+          <w:tcPr>
+            <w:tcW w:type="dxa" w:w="8866"/>
+            <w:tcBorders>
+              <w:top w:val="none" w:color="FFFFFF" w:sz="0"/>
+              <w:left w:val="none" w:color="FFFFFF" w:sz="0"/>
+              <w:bottom w:val="single" w:color="D5D9E0" w:sz="4"/>
+              <w:right w:val="none" w:color="FFFFFF" w:sz="0"/>
+            </w:tcBorders>
+            <w:shd w:fill="FFFFFF" w:color="auto" w:val="clear"/>
+            <w:tcMar>
+              <w:top w:type="dxa" w:w="25"/>
+              <w:left w:type="dxa" w:w="80"/>
+              <w:bottom w:type="dxa" w:w="25"/>
+              <w:right w:type="dxa" w:w="80"/>
+            </w:tcMar>
+            <w:vAlign w:val="center"/>
+          </w:tcPr>
+          <w:p>
+            <w:pPr>
+              <w:spacing w:line="216" w:lineRule="auto"/>
+              <w:jc w:val="left"/>
+            </w:pPr>
+            <w:r>
+              <w:rPr>
+                <w:rFonts w:ascii="Arial" w:cs="Arial" w:eastAsia="Arial" w:hAnsi="Arial"/>
+                <w:b w:val="false"/>
+                <w:bCs w:val="false"/>
+                <w:color w:val="1A1A1A"/>
+                <w:sz w:val="13"/>
+                <w:szCs w:val="13"/>
+              </w:rPr>
+              <w:t xml:space="preserve">Tenant sales in Chile 2Q26 vs 2Q25 deflated with the 12-month CPI of June 2026 (4.3%; INE, release of 08-07-2026). Cenco 2Q25 calculated from its published change (−1.9%).</w:t>
+            </w:r>
+          </w:p>
+        </w:tc>
+      </w:tr>
+      <w:tr>
+        <w:trPr>
+          <w:cantSplit/>
+        </w:trPr>
+        <w:tc>
+          <w:tcPr>
+            <w:tcW w:type="dxa" w:w="1800"/>
+            <w:tcBorders>
+              <w:top w:val="none" w:color="FFFFFF" w:sz="0"/>
+              <w:left w:val="none" w:color="FFFFFF" w:sz="0"/>
+              <w:bottom w:val="single" w:color="D5D9E0" w:sz="4"/>
+              <w:right w:val="none" w:color="FFFFFF" w:sz="0"/>
+            </w:tcBorders>
+            <w:shd w:fill="F7F8FB" w:color="auto" w:val="clear"/>
+            <w:tcMar>
+              <w:top w:type="dxa" w:w="25"/>
+              <w:left w:type="dxa" w:w="80"/>
+              <w:bottom w:type="dxa" w:w="25"/>
+              <w:right w:type="dxa" w:w="80"/>
+            </w:tcMar>
+            <w:vAlign w:val="center"/>
+          </w:tcPr>
+          <w:p>
+            <w:pPr>
+              <w:spacing w:line="216" w:lineRule="auto"/>
+              <w:jc w:val="left"/>
+            </w:pPr>
+            <w:r>
+              <w:rPr>
+                <w:rFonts w:ascii="Arial" w:cs="Arial" w:eastAsia="Arial" w:hAnsi="Arial"/>
+                <w:b/>
+                <w:bCs/>
+                <w:color w:val="14284B"/>
+                <w:sz w:val="13"/>
+                <w:szCs w:val="13"/>
+              </w:rPr>
+              <w:t xml:space="preserve">Real Plaza (Peru)</w:t>
+            </w:r>
+          </w:p>
+        </w:tc>
+        <w:tc>
+          <w:tcPr>
+            <w:tcW w:type="dxa" w:w="8866"/>
+            <w:tcBorders>
+              <w:top w:val="none" w:color="FFFFFF" w:sz="0"/>
+              <w:left w:val="none" w:color="FFFFFF" w:sz="0"/>
+              <w:bottom w:val="single" w:color="D5D9E0" w:sz="4"/>
+              <w:right w:val="none" w:color="FFFFFF" w:sz="0"/>
+            </w:tcBorders>
+            <w:shd w:fill="F7F8FB" w:color="auto" w:val="clear"/>
+            <w:tcMar>
+              <w:top w:type="dxa" w:w="25"/>
+              <w:left w:type="dxa" w:w="80"/>
+              <w:bottom w:type="dxa" w:w="25"/>
+              <w:right w:type="dxa" w:w="80"/>
+            </w:tcMar>
+            <w:vAlign w:val="center"/>
+          </w:tcPr>
+          <w:p>
+            <w:pPr>
+              <w:spacing w:line="216" w:lineRule="auto"/>
+              <w:jc w:val="left"/>
+            </w:pPr>
+            <w:r>
+              <w:rPr>
+                <w:rFonts w:ascii="Arial" w:cs="Arial" w:eastAsia="Arial" w:hAnsi="Arial"/>
+                <w:b w:val="false"/>
+                <w:bCs w:val="false"/>
+                <w:color w:val="1A1A1A"/>
+                <w:sz w:val="13"/>
+                <w:szCs w:val="13"/>
+              </w:rPr>
+              <w:t xml:space="preserve">InRetail 2Q26 adjusted EBITDA, Shopping Malls segment (S/ 131 million; excludes investment property revaluation) ÷ total GLA of 888,000 m² (InRetail, 2Q26 Corporate Presentation, p.26 and p.29). Mallplaza Peru: published monthly EBITDA per m² (S/ 53) × 3 (2Q26 Release, p.18). Margins are not compared: InRetail calculates its own on net rent.</w:t>
+            </w:r>
+          </w:p>
+        </w:tc>
+      </w:tr>
+      <w:tr>
+        <w:trPr>
+          <w:cantSplit/>
+        </w:trPr>
+        <w:tc>
+          <w:tcPr>
+            <w:tcW w:type="dxa" w:w="1800"/>
+            <w:tcBorders>
+              <w:top w:val="none" w:color="FFFFFF" w:sz="0"/>
+              <w:left w:val="none" w:color="FFFFFF" w:sz="0"/>
+              <w:bottom w:val="single" w:color="D5D9E0" w:sz="4"/>
+              <w:right w:val="none" w:color="FFFFFF" w:sz="0"/>
+            </w:tcBorders>
+            <w:shd w:fill="FFFFFF" w:color="auto" w:val="clear"/>
+            <w:tcMar>
+              <w:top w:type="dxa" w:w="25"/>
+              <w:left w:type="dxa" w:w="80"/>
+              <w:bottom w:type="dxa" w:w="25"/>
+              <w:right w:type="dxa" w:w="80"/>
+            </w:tcMar>
+            <w:vAlign w:val="center"/>
+          </w:tcPr>
+          <w:p>
+            <w:pPr>
+              <w:spacing w:line="216" w:lineRule="auto"/>
+              <w:jc w:val="left"/>
+            </w:pPr>
+            <w:r>
+              <w:rPr>
+                <w:rFonts w:ascii="Arial" w:cs="Arial" w:eastAsia="Arial" w:hAnsi="Arial"/>
+                <w:b/>
+                <w:bCs/>
+                <w:color w:val="14284B"/>
+                <w:sz w:val="13"/>
+                <w:szCs w:val="13"/>
+              </w:rPr>
               <w:t xml:space="preserve">Dates</w:t>
             </w:r>
           </w:p>
         </w:tc>
         <w:tc>
           <w:tcPr>
-            <w:tcW w:type="dxa" w:w="8966"/>
-            <w:tcBorders>
-              <w:top w:val="none" w:color="FFFFFF" w:sz="0"/>
-              <w:left w:val="none" w:color="FFFFFF" w:sz="0"/>
-              <w:bottom w:val="single" w:color="D5D9E0" w:sz="4"/>
-              <w:right w:val="none" w:color="FFFFFF" w:sz="0"/>
-            </w:tcBorders>
-            <w:shd w:fill="F7F8FB" w:color="auto" w:val="clear"/>
+            <w:tcW w:type="dxa" w:w="8866"/>
+            <w:tcBorders>
+              <w:top w:val="none" w:color="FFFFFF" w:sz="0"/>
+              <w:left w:val="none" w:color="FFFFFF" w:sz="0"/>
+              <w:bottom w:val="single" w:color="D5D9E0" w:sz="4"/>
+              <w:right w:val="none" w:color="FFFFFF" w:sz="0"/>
+            </w:tcBorders>
+            <w:shd w:fill="FFFFFF" w:color="auto" w:val="clear"/>
             <w:tcMar>
               <w:top w:type="dxa" w:w="25"/>
               <w:left w:type="dxa" w:w="80"/>
@@ -2425,7 +6068,7 @@
                 <w:sz w:val="13"/>
                 <w:szCs w:val="13"/>
               </w:rPr>
-              <w:t xml:space="preserve">Company data as of June 30, 2026; macro projections from the September 2026 IPoM, as the most recent available.</w:t>
+              <w:t xml:space="preserve">Company data as of 30-Jun-2026; macro projections from the September 2026 IPoM as the most recent available.</w:t>
             </w:r>
           </w:p>
         </w:tc>

--- a/secciones/industria/anexo/Mallplaza_Industria_EN_Anexo.docx
+++ b/secciones/industria/anexo/Mallplaza_Industria_EN_Anexo.docx
@@ -54,7 +54,7 @@
           <w:sz w:val="16"/>
           <w:szCs w:val="16"/>
         </w:rPr>
-        <w:t xml:space="preserve">The trio will add 432,030 m² between 2026 and 2028, of which 334,030 m² are organic (6.4% of their current total GLA; in Chile, 219,900 m², equivalent to 6.7% of their GLA in that country). Acquisitions (98,000 m², all by Parque Arauco) change owner but add no supply to the industry; the supply-versus-demand analysis for Chile (Figure 3) therefore uses organic GLA only.</w:t>
+        <w:t xml:space="preserve">The trio will add 432,030 m² between 2026 and 2028, of which 334,030 m² are organic (6.4% of their current total GLA; in Chile, 219,900 m², equivalent to 5.1% of the industry's GLA in Chile and 6.7% of the trio's own GLA). Acquisitions (98,000 m², all by Parque Arauco) change owner but add no supply to the industry; the supply-versus-demand analysis for Chile (Figure 3) therefore uses organic GLA only.</w:t>
       </w:r>
     </w:p>
     <w:tbl>
@@ -1698,7 +1698,7 @@
                 <w:sz w:val="11"/>
                 <w:szCs w:val="11"/>
               </w:rPr>
-              <w:t xml:space="preserve">Org./GLA = organic GLA 2026-2028 over consolidated GLA at 2Q26. Mallplaza: 2028 includes 46,500 m² of “Other projects Chile”, dated 2028 by the 2025 Annual Report (p.45). Parque Arauco: 2026 = 2H26 (acquisitions). Cenco: deliveries given as a range are placed at the end of the range.</w:t>
+              <w:t xml:space="preserve">Org./GLA = organic GLA 2026-2028 over consolidated GLA at 2Q26. Mallplaza: 2028 includes 46,500 m² of “Other projects Chile”, dated 2028 by the 2025 Annual Report (p.45). Parque Arauco: 2026 = 2H26 (acquisitions). Cenco: deliveries given as a range are placed at the end of the range. In Chile, the trio's organic supply (219,900 m²) equals 5.1% of the estimated industry GLA (≈4.3 million m²: 3.29 million of the trio excluding offices ÷ 76%, its share of the main operators).</w:t>
             </w:r>
           </w:p>
           <w:p/>
@@ -2531,7 +2531,7 @@
                 <w:sz w:val="13"/>
                 <w:szCs w:val="13"/>
               </w:rPr>
-              <w:t xml:space="preserve">CR3 76% / 37% / 13%; reinvestment race in experience; asset purchases (Minka, Plaza Central; Quilín and Chicureo announced); supply above consumption in 2027-28. Stable shares and margins of 71-90%. No price war: positive SSR/SAR in Chile (table B).</w:t>
+              <w:t xml:space="preserve">CR3 76% / 37% / 13%; reinvestment race in experience; asset purchases (Minka, Plaza Central; Quilín and Chicureo announced); supply catching up with consumption in 2027. Stable shares and margins of 71-90%. No price war: positive SSR/SAR in Chile (table B).</w:t>
             </w:r>
           </w:p>
         </w:tc>
@@ -5683,7 +5683,7 @@
                 <w:sz w:val="13"/>
                 <w:szCs w:val="13"/>
               </w:rPr>
-              <w:t xml:space="preserve">Chile only and only m² that depend on consumption (excludes offices and multifamily); base GLA excludes Cenco's offices. Private consumption from the September 2026 IPoM is used as a demand indicator, not as a sales projection.</w:t>
+              <w:t xml:space="preserve">Chile only and only m² that depend on consumption (excludes offices and multifamily); base GLA excludes Cenco's offices. Private consumption from the September 2026 IPoM is used as a demand indicator, not as a sales projection. Industry GLA in Chile ≈ trio GLA excluding offices ÷ 76% (the trio's share of the main operators, slide 7); the trio's supply is a lower bound of the industry's supply.</w:t>
             </w:r>
           </w:p>
         </w:tc>
